--- a/04_docs/manual/ScadaViewer_Instructions_for_Use_EN.docx
+++ b/04_docs/manual/ScadaViewer_Instructions_for_Use_EN.docx
@@ -393,7 +393,7 @@
           <w:szCs w:val="20"/>
         </w:rPr>
         <w:alias w:val="Contents"/>
-        <w:id w:val="-1632472344"/>
+        <w:id w:val="-314579628"/>
       </w:sdtPr>
       <w:sdtEndPr/>
       <w:sdtContent>
@@ -422,7 +422,7 @@
           <w:r>
             <w:fldChar w:fldCharType="separate"/>
           </w:r>
-          <w:hyperlink w:anchor="_Toc244085086" w:history="1">
+          <w:hyperlink w:anchor="_Toc244086426" w:history="1">
             <w:r>
               <w:rPr>
                 <w:rStyle w:val="Hypertextovodkaz"/>
@@ -446,7 +446,7 @@
               <w:rPr>
                 <w:noProof/>
               </w:rPr>
-              <w:instrText xml:space="preserve"> PAGEREF _Toc244085086 \h </w:instrText>
+              <w:instrText xml:space="preserve"> PAGEREF _Toc244086426 \h </w:instrText>
             </w:r>
             <w:r>
               <w:rPr>
@@ -489,7 +489,7 @@
               <w14:ligatures w14:val="standardContextual"/>
             </w:rPr>
           </w:pPr>
-          <w:hyperlink w:anchor="_Toc244085087" w:history="1">
+          <w:hyperlink w:anchor="_Toc244086427" w:history="1">
             <w:r>
               <w:rPr>
                 <w:rStyle w:val="Hypertextovodkaz"/>
@@ -513,7 +513,7 @@
               <w:rPr>
                 <w:noProof/>
               </w:rPr>
-              <w:instrText xml:space="preserve"> PAGEREF _Toc244085087 \h </w:instrText>
+              <w:instrText xml:space="preserve"> PAGEREF _Toc244086427 \h </w:instrText>
             </w:r>
             <w:r>
               <w:rPr>
@@ -556,7 +556,7 @@
               <w14:ligatures w14:val="standardContextual"/>
             </w:rPr>
           </w:pPr>
-          <w:hyperlink w:anchor="_Toc244085088" w:history="1">
+          <w:hyperlink w:anchor="_Toc244086428" w:history="1">
             <w:r>
               <w:rPr>
                 <w:rStyle w:val="Hypertextovodkaz"/>
@@ -580,7 +580,7 @@
               <w:rPr>
                 <w:noProof/>
               </w:rPr>
-              <w:instrText xml:space="preserve"> PAGEREF _Toc244085088 \h </w:instrText>
+              <w:instrText xml:space="preserve"> PAGEREF _Toc244086428 \h </w:instrText>
             </w:r>
             <w:r>
               <w:rPr>
@@ -623,7 +623,7 @@
               <w14:ligatures w14:val="standardContextual"/>
             </w:rPr>
           </w:pPr>
-          <w:hyperlink w:anchor="_Toc244085089" w:history="1">
+          <w:hyperlink w:anchor="_Toc244086429" w:history="1">
             <w:r>
               <w:rPr>
                 <w:rStyle w:val="Hypertextovodkaz"/>
@@ -647,7 +647,7 @@
               <w:rPr>
                 <w:noProof/>
               </w:rPr>
-              <w:instrText xml:space="preserve"> PAGEREF _Toc244085089 \h </w:instrText>
+              <w:instrText xml:space="preserve"> PAGEREF _Toc244086429 \h </w:instrText>
             </w:r>
             <w:r>
               <w:rPr>
@@ -690,7 +690,7 @@
               <w14:ligatures w14:val="standardContextual"/>
             </w:rPr>
           </w:pPr>
-          <w:hyperlink w:anchor="_Toc244085090" w:history="1">
+          <w:hyperlink w:anchor="_Toc244086430" w:history="1">
             <w:r>
               <w:rPr>
                 <w:rStyle w:val="Hypertextovodkaz"/>
@@ -714,7 +714,7 @@
               <w:rPr>
                 <w:noProof/>
               </w:rPr>
-              <w:instrText xml:space="preserve"> PAGEREF _Toc244085090 \h </w:instrText>
+              <w:instrText xml:space="preserve"> PAGEREF _Toc244086430 \h </w:instrText>
             </w:r>
             <w:r>
               <w:rPr>
@@ -757,7 +757,7 @@
               <w14:ligatures w14:val="standardContextual"/>
             </w:rPr>
           </w:pPr>
-          <w:hyperlink w:anchor="_Toc244085091" w:history="1">
+          <w:hyperlink w:anchor="_Toc244086431" w:history="1">
             <w:r>
               <w:rPr>
                 <w:rStyle w:val="Hypertextovodkaz"/>
@@ -781,7 +781,7 @@
               <w:rPr>
                 <w:noProof/>
               </w:rPr>
-              <w:instrText xml:space="preserve"> PAGEREF _Toc244085091 \h </w:instrText>
+              <w:instrText xml:space="preserve"> PAGEREF _Toc244086431 \h </w:instrText>
             </w:r>
             <w:r>
               <w:rPr>
@@ -824,7 +824,7 @@
               <w14:ligatures w14:val="standardContextual"/>
             </w:rPr>
           </w:pPr>
-          <w:hyperlink w:anchor="_Toc244085092" w:history="1">
+          <w:hyperlink w:anchor="_Toc244086432" w:history="1">
             <w:r>
               <w:rPr>
                 <w:rStyle w:val="Hypertextovodkaz"/>
@@ -848,7 +848,7 @@
               <w:rPr>
                 <w:noProof/>
               </w:rPr>
-              <w:instrText xml:space="preserve"> PAGEREF _Toc244085092 \h </w:instrText>
+              <w:instrText xml:space="preserve"> PAGEREF _Toc244086432 \h </w:instrText>
             </w:r>
             <w:r>
               <w:rPr>
@@ -891,7 +891,7 @@
               <w14:ligatures w14:val="standardContextual"/>
             </w:rPr>
           </w:pPr>
-          <w:hyperlink w:anchor="_Toc244085093" w:history="1">
+          <w:hyperlink w:anchor="_Toc244086433" w:history="1">
             <w:r>
               <w:rPr>
                 <w:rStyle w:val="Hypertextovodkaz"/>
@@ -915,7 +915,7 @@
               <w:rPr>
                 <w:noProof/>
               </w:rPr>
-              <w:instrText xml:space="preserve"> PAGEREF _Toc244085093 \h </w:instrText>
+              <w:instrText xml:space="preserve"> PAGEREF _Toc244086433 \h </w:instrText>
             </w:r>
             <w:r>
               <w:rPr>
@@ -958,7 +958,7 @@
               <w14:ligatures w14:val="standardContextual"/>
             </w:rPr>
           </w:pPr>
-          <w:hyperlink w:anchor="_Toc244085094" w:history="1">
+          <w:hyperlink w:anchor="_Toc244086434" w:history="1">
             <w:r>
               <w:rPr>
                 <w:rStyle w:val="Hypertextovodkaz"/>
@@ -982,7 +982,7 @@
               <w:rPr>
                 <w:noProof/>
               </w:rPr>
-              <w:instrText xml:space="preserve"> PAGEREF _Toc244085094 \h </w:instrText>
+              <w:instrText xml:space="preserve"> PAGEREF _Toc244086434 \h </w:instrText>
             </w:r>
             <w:r>
               <w:rPr>
@@ -1025,7 +1025,7 @@
               <w14:ligatures w14:val="standardContextual"/>
             </w:rPr>
           </w:pPr>
-          <w:hyperlink w:anchor="_Toc244085095" w:history="1">
+          <w:hyperlink w:anchor="_Toc244086435" w:history="1">
             <w:r>
               <w:rPr>
                 <w:rStyle w:val="Hypertextovodkaz"/>
@@ -1049,7 +1049,7 @@
               <w:rPr>
                 <w:noProof/>
               </w:rPr>
-              <w:instrText xml:space="preserve"> PAGEREF _Toc244085095 \h </w:instrText>
+              <w:instrText xml:space="preserve"> PAGEREF _Toc244086435 \h </w:instrText>
             </w:r>
             <w:r>
               <w:rPr>
@@ -1092,7 +1092,7 @@
               <w14:ligatures w14:val="standardContextual"/>
             </w:rPr>
           </w:pPr>
-          <w:hyperlink w:anchor="_Toc244085096" w:history="1">
+          <w:hyperlink w:anchor="_Toc244086436" w:history="1">
             <w:r>
               <w:rPr>
                 <w:rStyle w:val="Hypertextovodkaz"/>
@@ -1116,7 +1116,7 @@
               <w:rPr>
                 <w:noProof/>
               </w:rPr>
-              <w:instrText xml:space="preserve"> PAGEREF _Toc244085096 \h </w:instrText>
+              <w:instrText xml:space="preserve"> PAGEREF _Toc244086436 \h </w:instrText>
             </w:r>
             <w:r>
               <w:rPr>
@@ -1159,7 +1159,7 @@
               <w14:ligatures w14:val="standardContextual"/>
             </w:rPr>
           </w:pPr>
-          <w:hyperlink w:anchor="_Toc244085097" w:history="1">
+          <w:hyperlink w:anchor="_Toc244086437" w:history="1">
             <w:r>
               <w:rPr>
                 <w:rStyle w:val="Hypertextovodkaz"/>
@@ -1183,7 +1183,7 @@
               <w:rPr>
                 <w:noProof/>
               </w:rPr>
-              <w:instrText xml:space="preserve"> PAGEREF _Toc244085097 \h </w:instrText>
+              <w:instrText xml:space="preserve"> PAGEREF _Toc244086437 \h </w:instrText>
             </w:r>
             <w:r>
               <w:rPr>
@@ -1226,7 +1226,7 @@
               <w14:ligatures w14:val="standardContextual"/>
             </w:rPr>
           </w:pPr>
-          <w:hyperlink w:anchor="_Toc244085098" w:history="1">
+          <w:hyperlink w:anchor="_Toc244086438" w:history="1">
             <w:r>
               <w:rPr>
                 <w:rStyle w:val="Hypertextovodkaz"/>
@@ -1250,7 +1250,7 @@
               <w:rPr>
                 <w:noProof/>
               </w:rPr>
-              <w:instrText xml:space="preserve"> PAGEREF _Toc244085098 \h </w:instrText>
+              <w:instrText xml:space="preserve"> PAGEREF _Toc244086438 \h </w:instrText>
             </w:r>
             <w:r>
               <w:rPr>
@@ -1293,7 +1293,7 @@
               <w14:ligatures w14:val="standardContextual"/>
             </w:rPr>
           </w:pPr>
-          <w:hyperlink w:anchor="_Toc244085099" w:history="1">
+          <w:hyperlink w:anchor="_Toc244086439" w:history="1">
             <w:r>
               <w:rPr>
                 <w:rStyle w:val="Hypertextovodkaz"/>
@@ -1317,7 +1317,7 @@
               <w:rPr>
                 <w:noProof/>
               </w:rPr>
-              <w:instrText xml:space="preserve"> PAGEREF _Toc244085099 \h </w:instrText>
+              <w:instrText xml:space="preserve"> PAGEREF _Toc244086439 \h </w:instrText>
             </w:r>
             <w:r>
               <w:rPr>
@@ -1360,7 +1360,7 @@
               <w14:ligatures w14:val="standardContextual"/>
             </w:rPr>
           </w:pPr>
-          <w:hyperlink w:anchor="_Toc244085100" w:history="1">
+          <w:hyperlink w:anchor="_Toc244086440" w:history="1">
             <w:r>
               <w:rPr>
                 <w:rStyle w:val="Hypertextovodkaz"/>
@@ -1384,7 +1384,7 @@
               <w:rPr>
                 <w:noProof/>
               </w:rPr>
-              <w:instrText xml:space="preserve"> PAGEREF _Toc244085100 \h </w:instrText>
+              <w:instrText xml:space="preserve"> PAGEREF _Toc244086440 \h </w:instrText>
             </w:r>
             <w:r>
               <w:rPr>
@@ -1427,7 +1427,7 @@
               <w14:ligatures w14:val="standardContextual"/>
             </w:rPr>
           </w:pPr>
-          <w:hyperlink w:anchor="_Toc244085101" w:history="1">
+          <w:hyperlink w:anchor="_Toc244086441" w:history="1">
             <w:r>
               <w:rPr>
                 <w:rStyle w:val="Hypertextovodkaz"/>
@@ -1451,7 +1451,7 @@
               <w:rPr>
                 <w:noProof/>
               </w:rPr>
-              <w:instrText xml:space="preserve"> PAGEREF _Toc244085101 \h </w:instrText>
+              <w:instrText xml:space="preserve"> PAGEREF _Toc244086441 \h </w:instrText>
             </w:r>
             <w:r>
               <w:rPr>
@@ -1494,7 +1494,7 @@
               <w14:ligatures w14:val="standardContextual"/>
             </w:rPr>
           </w:pPr>
-          <w:hyperlink w:anchor="_Toc244085102" w:history="1">
+          <w:hyperlink w:anchor="_Toc244086442" w:history="1">
             <w:r>
               <w:rPr>
                 <w:rStyle w:val="Hypertextovodkaz"/>
@@ -1518,7 +1518,7 @@
               <w:rPr>
                 <w:noProof/>
               </w:rPr>
-              <w:instrText xml:space="preserve"> PAGEREF _Toc244085102 \h </w:instrText>
+              <w:instrText xml:space="preserve"> PAGEREF _Toc244086442 \h </w:instrText>
             </w:r>
             <w:r>
               <w:rPr>
@@ -1561,7 +1561,7 @@
               <w14:ligatures w14:val="standardContextual"/>
             </w:rPr>
           </w:pPr>
-          <w:hyperlink w:anchor="_Toc244085103" w:history="1">
+          <w:hyperlink w:anchor="_Toc244086443" w:history="1">
             <w:r>
               <w:rPr>
                 <w:rStyle w:val="Hypertextovodkaz"/>
@@ -1585,7 +1585,7 @@
               <w:rPr>
                 <w:noProof/>
               </w:rPr>
-              <w:instrText xml:space="preserve"> PAGEREF _Toc244085103 \h </w:instrText>
+              <w:instrText xml:space="preserve"> PAGEREF _Toc244086443 \h </w:instrText>
             </w:r>
             <w:r>
               <w:rPr>
@@ -1628,7 +1628,7 @@
               <w14:ligatures w14:val="standardContextual"/>
             </w:rPr>
           </w:pPr>
-          <w:hyperlink w:anchor="_Toc244085104" w:history="1">
+          <w:hyperlink w:anchor="_Toc244086444" w:history="1">
             <w:r>
               <w:rPr>
                 <w:rStyle w:val="Hypertextovodkaz"/>
@@ -1652,7 +1652,7 @@
               <w:rPr>
                 <w:noProof/>
               </w:rPr>
-              <w:instrText xml:space="preserve"> PAGEREF _Toc244085104 \h </w:instrText>
+              <w:instrText xml:space="preserve"> PAGEREF _Toc244086444 \h </w:instrText>
             </w:r>
             <w:r>
               <w:rPr>
@@ -1695,7 +1695,7 @@
               <w14:ligatures w14:val="standardContextual"/>
             </w:rPr>
           </w:pPr>
-          <w:hyperlink w:anchor="_Toc244085105" w:history="1">
+          <w:hyperlink w:anchor="_Toc244086445" w:history="1">
             <w:r>
               <w:rPr>
                 <w:rStyle w:val="Hypertextovodkaz"/>
@@ -1719,7 +1719,7 @@
               <w:rPr>
                 <w:noProof/>
               </w:rPr>
-              <w:instrText xml:space="preserve"> PAGEREF _Toc244085105 \h </w:instrText>
+              <w:instrText xml:space="preserve"> PAGEREF _Toc244086445 \h </w:instrText>
             </w:r>
             <w:r>
               <w:rPr>
@@ -1762,7 +1762,7 @@
               <w14:ligatures w14:val="standardContextual"/>
             </w:rPr>
           </w:pPr>
-          <w:hyperlink w:anchor="_Toc244085106" w:history="1">
+          <w:hyperlink w:anchor="_Toc244086446" w:history="1">
             <w:r>
               <w:rPr>
                 <w:rStyle w:val="Hypertextovodkaz"/>
@@ -1786,7 +1786,7 @@
               <w:rPr>
                 <w:noProof/>
               </w:rPr>
-              <w:instrText xml:space="preserve"> PAGEREF _Toc244085106 \h </w:instrText>
+              <w:instrText xml:space="preserve"> PAGEREF _Toc244086446 \h </w:instrText>
             </w:r>
             <w:r>
               <w:rPr>
@@ -1829,7 +1829,7 @@
               <w14:ligatures w14:val="standardContextual"/>
             </w:rPr>
           </w:pPr>
-          <w:hyperlink w:anchor="_Toc244085107" w:history="1">
+          <w:hyperlink w:anchor="_Toc244086447" w:history="1">
             <w:r>
               <w:rPr>
                 <w:rStyle w:val="Hypertextovodkaz"/>
@@ -1853,7 +1853,7 @@
               <w:rPr>
                 <w:noProof/>
               </w:rPr>
-              <w:instrText xml:space="preserve"> PAGEREF _Toc244085107 \h </w:instrText>
+              <w:instrText xml:space="preserve"> PAGEREF _Toc244086447 \h </w:instrText>
             </w:r>
             <w:r>
               <w:rPr>
@@ -1896,7 +1896,7 @@
               <w14:ligatures w14:val="standardContextual"/>
             </w:rPr>
           </w:pPr>
-          <w:hyperlink w:anchor="_Toc244085108" w:history="1">
+          <w:hyperlink w:anchor="_Toc244086448" w:history="1">
             <w:r>
               <w:rPr>
                 <w:rStyle w:val="Hypertextovodkaz"/>
@@ -1920,7 +1920,7 @@
               <w:rPr>
                 <w:noProof/>
               </w:rPr>
-              <w:instrText xml:space="preserve"> PAGEREF _Toc244085108 \h </w:instrText>
+              <w:instrText xml:space="preserve"> PAGEREF _Toc244086448 \h </w:instrText>
             </w:r>
             <w:r>
               <w:rPr>
@@ -1963,7 +1963,7 @@
               <w14:ligatures w14:val="standardContextual"/>
             </w:rPr>
           </w:pPr>
-          <w:hyperlink w:anchor="_Toc244085109" w:history="1">
+          <w:hyperlink w:anchor="_Toc244086449" w:history="1">
             <w:r>
               <w:rPr>
                 <w:rStyle w:val="Hypertextovodkaz"/>
@@ -1987,7 +1987,7 @@
               <w:rPr>
                 <w:noProof/>
               </w:rPr>
-              <w:instrText xml:space="preserve"> PAGEREF _Toc244085109 \h </w:instrText>
+              <w:instrText xml:space="preserve"> PAGEREF _Toc244086449 \h </w:instrText>
             </w:r>
             <w:r>
               <w:rPr>
@@ -2030,7 +2030,7 @@
               <w14:ligatures w14:val="standardContextual"/>
             </w:rPr>
           </w:pPr>
-          <w:hyperlink w:anchor="_Toc244085110" w:history="1">
+          <w:hyperlink w:anchor="_Toc244086450" w:history="1">
             <w:r>
               <w:rPr>
                 <w:rStyle w:val="Hypertextovodkaz"/>
@@ -2054,7 +2054,7 @@
               <w:rPr>
                 <w:noProof/>
               </w:rPr>
-              <w:instrText xml:space="preserve"> PAGEREF _Toc244085110 \h </w:instrText>
+              <w:instrText xml:space="preserve"> PAGEREF _Toc244086450 \h </w:instrText>
             </w:r>
             <w:r>
               <w:rPr>
@@ -2097,7 +2097,7 @@
               <w14:ligatures w14:val="standardContextual"/>
             </w:rPr>
           </w:pPr>
-          <w:hyperlink w:anchor="_Toc244085111" w:history="1">
+          <w:hyperlink w:anchor="_Toc244086451" w:history="1">
             <w:r>
               <w:rPr>
                 <w:rStyle w:val="Hypertextovodkaz"/>
@@ -2121,7 +2121,7 @@
               <w:rPr>
                 <w:noProof/>
               </w:rPr>
-              <w:instrText xml:space="preserve"> PAGEREF _Toc244085111 \h </w:instrText>
+              <w:instrText xml:space="preserve"> PAGEREF _Toc244086451 \h </w:instrText>
             </w:r>
             <w:r>
               <w:rPr>
@@ -2164,7 +2164,7 @@
               <w14:ligatures w14:val="standardContextual"/>
             </w:rPr>
           </w:pPr>
-          <w:hyperlink w:anchor="_Toc244085112" w:history="1">
+          <w:hyperlink w:anchor="_Toc244086452" w:history="1">
             <w:r>
               <w:rPr>
                 <w:rStyle w:val="Hypertextovodkaz"/>
@@ -2188,7 +2188,7 @@
               <w:rPr>
                 <w:noProof/>
               </w:rPr>
-              <w:instrText xml:space="preserve"> PAGEREF _Toc244085112 \h </w:instrText>
+              <w:instrText xml:space="preserve"> PAGEREF _Toc244086452 \h </w:instrText>
             </w:r>
             <w:r>
               <w:rPr>
@@ -2231,7 +2231,7 @@
               <w14:ligatures w14:val="standardContextual"/>
             </w:rPr>
           </w:pPr>
-          <w:hyperlink w:anchor="_Toc244085113" w:history="1">
+          <w:hyperlink w:anchor="_Toc244086453" w:history="1">
             <w:r>
               <w:rPr>
                 <w:rStyle w:val="Hypertextovodkaz"/>
@@ -2255,7 +2255,7 @@
               <w:rPr>
                 <w:noProof/>
               </w:rPr>
-              <w:instrText xml:space="preserve"> PAGEREF _Toc244085113 \h </w:instrText>
+              <w:instrText xml:space="preserve"> PAGEREF _Toc244086453 \h </w:instrText>
             </w:r>
             <w:r>
               <w:rPr>
@@ -2298,7 +2298,7 @@
               <w14:ligatures w14:val="standardContextual"/>
             </w:rPr>
           </w:pPr>
-          <w:hyperlink w:anchor="_Toc244085114" w:history="1">
+          <w:hyperlink w:anchor="_Toc244086454" w:history="1">
             <w:r>
               <w:rPr>
                 <w:rStyle w:val="Hypertextovodkaz"/>
@@ -2322,7 +2322,7 @@
               <w:rPr>
                 <w:noProof/>
               </w:rPr>
-              <w:instrText xml:space="preserve"> PAGEREF _Toc244085114 \h </w:instrText>
+              <w:instrText xml:space="preserve"> PAGEREF _Toc244086454 \h </w:instrText>
             </w:r>
             <w:r>
               <w:rPr>
@@ -2365,7 +2365,7 @@
               <w14:ligatures w14:val="standardContextual"/>
             </w:rPr>
           </w:pPr>
-          <w:hyperlink w:anchor="_Toc244085115" w:history="1">
+          <w:hyperlink w:anchor="_Toc244086455" w:history="1">
             <w:r>
               <w:rPr>
                 <w:rStyle w:val="Hypertextovodkaz"/>
@@ -2389,7 +2389,7 @@
               <w:rPr>
                 <w:noProof/>
               </w:rPr>
-              <w:instrText xml:space="preserve"> PAGEREF _Toc244085115 \h </w:instrText>
+              <w:instrText xml:space="preserve"> PAGEREF _Toc244086455 \h </w:instrText>
             </w:r>
             <w:r>
               <w:rPr>
@@ -2432,7 +2432,7 @@
               <w14:ligatures w14:val="standardContextual"/>
             </w:rPr>
           </w:pPr>
-          <w:hyperlink w:anchor="_Toc244085116" w:history="1">
+          <w:hyperlink w:anchor="_Toc244086456" w:history="1">
             <w:r>
               <w:rPr>
                 <w:rStyle w:val="Hypertextovodkaz"/>
@@ -2456,7 +2456,7 @@
               <w:rPr>
                 <w:noProof/>
               </w:rPr>
-              <w:instrText xml:space="preserve"> PAGEREF _Toc244085116 \h </w:instrText>
+              <w:instrText xml:space="preserve"> PAGEREF _Toc244086456 \h </w:instrText>
             </w:r>
             <w:r>
               <w:rPr>
@@ -2499,7 +2499,7 @@
               <w14:ligatures w14:val="standardContextual"/>
             </w:rPr>
           </w:pPr>
-          <w:hyperlink w:anchor="_Toc244085117" w:history="1">
+          <w:hyperlink w:anchor="_Toc244086457" w:history="1">
             <w:r>
               <w:rPr>
                 <w:rStyle w:val="Hypertextovodkaz"/>
@@ -2523,7 +2523,7 @@
               <w:rPr>
                 <w:noProof/>
               </w:rPr>
-              <w:instrText xml:space="preserve"> PAGEREF _Toc244085117 \h </w:instrText>
+              <w:instrText xml:space="preserve"> PAGEREF _Toc244086457 \h </w:instrText>
             </w:r>
             <w:r>
               <w:rPr>
@@ -2566,7 +2566,7 @@
               <w14:ligatures w14:val="standardContextual"/>
             </w:rPr>
           </w:pPr>
-          <w:hyperlink w:anchor="_Toc244085118" w:history="1">
+          <w:hyperlink w:anchor="_Toc244086458" w:history="1">
             <w:r>
               <w:rPr>
                 <w:rStyle w:val="Hypertextovodkaz"/>
@@ -2590,7 +2590,7 @@
               <w:rPr>
                 <w:noProof/>
               </w:rPr>
-              <w:instrText xml:space="preserve"> PAGEREF _Toc244085118 \h </w:instrText>
+              <w:instrText xml:space="preserve"> PAGEREF _Toc244086458 \h </w:instrText>
             </w:r>
             <w:r>
               <w:rPr>
@@ -2633,7 +2633,7 @@
               <w14:ligatures w14:val="standardContextual"/>
             </w:rPr>
           </w:pPr>
-          <w:hyperlink w:anchor="_Toc244085119" w:history="1">
+          <w:hyperlink w:anchor="_Toc244086459" w:history="1">
             <w:r>
               <w:rPr>
                 <w:rStyle w:val="Hypertextovodkaz"/>
@@ -2657,7 +2657,7 @@
               <w:rPr>
                 <w:noProof/>
               </w:rPr>
-              <w:instrText xml:space="preserve"> PAGEREF _Toc244085119 \h </w:instrText>
+              <w:instrText xml:space="preserve"> PAGEREF _Toc244086459 \h </w:instrText>
             </w:r>
             <w:r>
               <w:rPr>
@@ -2700,7 +2700,7 @@
               <w14:ligatures w14:val="standardContextual"/>
             </w:rPr>
           </w:pPr>
-          <w:hyperlink w:anchor="_Toc244085120" w:history="1">
+          <w:hyperlink w:anchor="_Toc244086460" w:history="1">
             <w:r>
               <w:rPr>
                 <w:rStyle w:val="Hypertextovodkaz"/>
@@ -2724,7 +2724,7 @@
               <w:rPr>
                 <w:noProof/>
               </w:rPr>
-              <w:instrText xml:space="preserve"> PAGEREF _Toc244085120 \h </w:instrText>
+              <w:instrText xml:space="preserve"> PAGEREF _Toc244086460 \h </w:instrText>
             </w:r>
             <w:r>
               <w:rPr>
@@ -2767,7 +2767,7 @@
               <w14:ligatures w14:val="standardContextual"/>
             </w:rPr>
           </w:pPr>
-          <w:hyperlink w:anchor="_Toc244085121" w:history="1">
+          <w:hyperlink w:anchor="_Toc244086461" w:history="1">
             <w:r>
               <w:rPr>
                 <w:rStyle w:val="Hypertextovodkaz"/>
@@ -2791,7 +2791,7 @@
               <w:rPr>
                 <w:noProof/>
               </w:rPr>
-              <w:instrText xml:space="preserve"> PAGEREF _Toc244085121 \h </w:instrText>
+              <w:instrText xml:space="preserve"> PAGEREF _Toc244086461 \h </w:instrText>
             </w:r>
             <w:r>
               <w:rPr>
@@ -2834,7 +2834,7 @@
               <w14:ligatures w14:val="standardContextual"/>
             </w:rPr>
           </w:pPr>
-          <w:hyperlink w:anchor="_Toc244085122" w:history="1">
+          <w:hyperlink w:anchor="_Toc244086462" w:history="1">
             <w:r>
               <w:rPr>
                 <w:rStyle w:val="Hypertextovodkaz"/>
@@ -2858,7 +2858,7 @@
               <w:rPr>
                 <w:noProof/>
               </w:rPr>
-              <w:instrText xml:space="preserve"> PAGEREF _Toc244085122 \h </w:instrText>
+              <w:instrText xml:space="preserve"> PAGEREF _Toc244086462 \h </w:instrText>
             </w:r>
             <w:r>
               <w:rPr>
@@ -2901,7 +2901,7 @@
               <w14:ligatures w14:val="standardContextual"/>
             </w:rPr>
           </w:pPr>
-          <w:hyperlink w:anchor="_Toc244085123" w:history="1">
+          <w:hyperlink w:anchor="_Toc244086463" w:history="1">
             <w:r>
               <w:rPr>
                 <w:rStyle w:val="Hypertextovodkaz"/>
@@ -2925,7 +2925,7 @@
               <w:rPr>
                 <w:noProof/>
               </w:rPr>
-              <w:instrText xml:space="preserve"> PAGEREF _Toc244085123 \h </w:instrText>
+              <w:instrText xml:space="preserve"> PAGEREF _Toc244086463 \h </w:instrText>
             </w:r>
             <w:r>
               <w:rPr>
@@ -2968,7 +2968,7 @@
               <w14:ligatures w14:val="standardContextual"/>
             </w:rPr>
           </w:pPr>
-          <w:hyperlink w:anchor="_Toc244085124" w:history="1">
+          <w:hyperlink w:anchor="_Toc244086464" w:history="1">
             <w:r>
               <w:rPr>
                 <w:rStyle w:val="Hypertextovodkaz"/>
@@ -2992,7 +2992,7 @@
               <w:rPr>
                 <w:noProof/>
               </w:rPr>
-              <w:instrText xml:space="preserve"> PAGEREF _Toc244085124 \h </w:instrText>
+              <w:instrText xml:space="preserve"> PAGEREF _Toc244086464 \h </w:instrText>
             </w:r>
             <w:r>
               <w:rPr>
@@ -3035,7 +3035,7 @@
               <w14:ligatures w14:val="standardContextual"/>
             </w:rPr>
           </w:pPr>
-          <w:hyperlink w:anchor="_Toc244085125" w:history="1">
+          <w:hyperlink w:anchor="_Toc244086465" w:history="1">
             <w:r>
               <w:rPr>
                 <w:rStyle w:val="Hypertextovodkaz"/>
@@ -3059,7 +3059,7 @@
               <w:rPr>
                 <w:noProof/>
               </w:rPr>
-              <w:instrText xml:space="preserve"> PAGEREF _Toc244085125 \h </w:instrText>
+              <w:instrText xml:space="preserve"> PAGEREF _Toc244086465 \h </w:instrText>
             </w:r>
             <w:r>
               <w:rPr>
@@ -3102,7 +3102,7 @@
               <w14:ligatures w14:val="standardContextual"/>
             </w:rPr>
           </w:pPr>
-          <w:hyperlink w:anchor="_Toc244085126" w:history="1">
+          <w:hyperlink w:anchor="_Toc244086466" w:history="1">
             <w:r>
               <w:rPr>
                 <w:rStyle w:val="Hypertextovodkaz"/>
@@ -3126,7 +3126,7 @@
               <w:rPr>
                 <w:noProof/>
               </w:rPr>
-              <w:instrText xml:space="preserve"> PAGEREF _Toc244085126 \h </w:instrText>
+              <w:instrText xml:space="preserve"> PAGEREF _Toc244086466 \h </w:instrText>
             </w:r>
             <w:r>
               <w:rPr>
@@ -3169,7 +3169,7 @@
               <w14:ligatures w14:val="standardContextual"/>
             </w:rPr>
           </w:pPr>
-          <w:hyperlink w:anchor="_Toc244085127" w:history="1">
+          <w:hyperlink w:anchor="_Toc244086467" w:history="1">
             <w:r>
               <w:rPr>
                 <w:rStyle w:val="Hypertextovodkaz"/>
@@ -3193,7 +3193,7 @@
               <w:rPr>
                 <w:noProof/>
               </w:rPr>
-              <w:instrText xml:space="preserve"> PAGEREF _Toc244085127 \h </w:instrText>
+              <w:instrText xml:space="preserve"> PAGEREF _Toc244086467 \h </w:instrText>
             </w:r>
             <w:r>
               <w:rPr>
@@ -3236,7 +3236,7 @@
               <w14:ligatures w14:val="standardContextual"/>
             </w:rPr>
           </w:pPr>
-          <w:hyperlink w:anchor="_Toc244085128" w:history="1">
+          <w:hyperlink w:anchor="_Toc244086468" w:history="1">
             <w:r>
               <w:rPr>
                 <w:rStyle w:val="Hypertextovodkaz"/>
@@ -3260,7 +3260,7 @@
               <w:rPr>
                 <w:noProof/>
               </w:rPr>
-              <w:instrText xml:space="preserve"> PAGEREF _Toc244085128 \h </w:instrText>
+              <w:instrText xml:space="preserve"> PAGEREF _Toc244086468 \h </w:instrText>
             </w:r>
             <w:r>
               <w:rPr>
@@ -3303,7 +3303,7 @@
               <w14:ligatures w14:val="standardContextual"/>
             </w:rPr>
           </w:pPr>
-          <w:hyperlink w:anchor="_Toc244085129" w:history="1">
+          <w:hyperlink w:anchor="_Toc244086469" w:history="1">
             <w:r>
               <w:rPr>
                 <w:rStyle w:val="Hypertextovodkaz"/>
@@ -3327,7 +3327,7 @@
               <w:rPr>
                 <w:noProof/>
               </w:rPr>
-              <w:instrText xml:space="preserve"> PAGEREF _Toc244085129 \h </w:instrText>
+              <w:instrText xml:space="preserve"> PAGEREF _Toc244086469 \h </w:instrText>
             </w:r>
             <w:r>
               <w:rPr>
@@ -3370,7 +3370,7 @@
               <w14:ligatures w14:val="standardContextual"/>
             </w:rPr>
           </w:pPr>
-          <w:hyperlink w:anchor="_Toc244085130" w:history="1">
+          <w:hyperlink w:anchor="_Toc244086470" w:history="1">
             <w:r>
               <w:rPr>
                 <w:rStyle w:val="Hypertextovodkaz"/>
@@ -3394,7 +3394,7 @@
               <w:rPr>
                 <w:noProof/>
               </w:rPr>
-              <w:instrText xml:space="preserve"> PAGEREF _Toc244085130 \h </w:instrText>
+              <w:instrText xml:space="preserve"> PAGEREF _Toc244086470 \h </w:instrText>
             </w:r>
             <w:r>
               <w:rPr>
@@ -3437,7 +3437,7 @@
               <w14:ligatures w14:val="standardContextual"/>
             </w:rPr>
           </w:pPr>
-          <w:hyperlink w:anchor="_Toc244085131" w:history="1">
+          <w:hyperlink w:anchor="_Toc244086471" w:history="1">
             <w:r>
               <w:rPr>
                 <w:rStyle w:val="Hypertextovodkaz"/>
@@ -3461,7 +3461,7 @@
               <w:rPr>
                 <w:noProof/>
               </w:rPr>
-              <w:instrText xml:space="preserve"> PAGEREF _Toc244085131 \h </w:instrText>
+              <w:instrText xml:space="preserve"> PAGEREF _Toc244086471 \h </w:instrText>
             </w:r>
             <w:r>
               <w:rPr>
@@ -3504,7 +3504,7 @@
               <w14:ligatures w14:val="standardContextual"/>
             </w:rPr>
           </w:pPr>
-          <w:hyperlink w:anchor="_Toc244085132" w:history="1">
+          <w:hyperlink w:anchor="_Toc244086472" w:history="1">
             <w:r>
               <w:rPr>
                 <w:rStyle w:val="Hypertextovodkaz"/>
@@ -3528,7 +3528,7 @@
               <w:rPr>
                 <w:noProof/>
               </w:rPr>
-              <w:instrText xml:space="preserve"> PAGEREF _Toc244085132 \h </w:instrText>
+              <w:instrText xml:space="preserve"> PAGEREF _Toc244086472 \h </w:instrText>
             </w:r>
             <w:r>
               <w:rPr>
@@ -3571,7 +3571,7 @@
               <w14:ligatures w14:val="standardContextual"/>
             </w:rPr>
           </w:pPr>
-          <w:hyperlink w:anchor="_Toc244085133" w:history="1">
+          <w:hyperlink w:anchor="_Toc244086473" w:history="1">
             <w:r>
               <w:rPr>
                 <w:rStyle w:val="Hypertextovodkaz"/>
@@ -3595,7 +3595,7 @@
               <w:rPr>
                 <w:noProof/>
               </w:rPr>
-              <w:instrText xml:space="preserve"> PAGEREF _Toc244085133 \h </w:instrText>
+              <w:instrText xml:space="preserve"> PAGEREF _Toc244086473 \h </w:instrText>
             </w:r>
             <w:r>
               <w:rPr>
@@ -3644,7 +3644,7 @@
         <w:pStyle w:val="Nadpis1"/>
         <w:pageBreakBefore/>
       </w:pPr>
-      <w:bookmarkStart w:id="0" w:name="_Toc244085086"/>
+      <w:bookmarkStart w:id="0" w:name="_Toc244086426"/>
       <w:r>
         <w:t>1  Introduction</w:t>
       </w:r>
@@ -3654,7 +3654,7 @@
       <w:pPr>
         <w:pStyle w:val="Nadpis2"/>
       </w:pPr>
-      <w:bookmarkStart w:id="1" w:name="_Toc244085087"/>
+      <w:bookmarkStart w:id="1" w:name="_Toc244086427"/>
       <w:r>
         <w:t>1.1  Purpose of the application</w:t>
       </w:r>
@@ -3863,7 +3863,7 @@
       <w:pPr>
         <w:pStyle w:val="Nadpis2"/>
       </w:pPr>
-      <w:bookmarkStart w:id="2" w:name="_Toc244085088"/>
+      <w:bookmarkStart w:id="2" w:name="_Toc244086428"/>
       <w:r>
         <w:t>1.2  Data flow and file states</w:t>
       </w:r>
@@ -4384,7 +4384,7 @@
         <w:spacing w:after="120" w:line="288" w:lineRule="auto"/>
       </w:pPr>
       <w:r>
-        <w:t xml:space="preserve">Since DatabaseGateway 2.3 the production file has a block structure: </w:t>
+        <w:t xml:space="preserve">The production file has a block structure: </w:t>
       </w:r>
       <w:r>
         <w:rPr>
@@ -4439,7 +4439,7 @@
         <w:t>[Data]</w:t>
       </w:r>
       <w:r>
-        <w:t xml:space="preserve"> (one row per piece). ScadaViewer also reads older files with a simpler header.</w:t>
+        <w:t xml:space="preserve"> (one row per piece).</w:t>
       </w:r>
     </w:p>
     <w:p>
@@ -4454,7 +4454,7 @@
       <w:pPr>
         <w:pStyle w:val="Nadpis2"/>
       </w:pPr>
-      <w:bookmarkStart w:id="3" w:name="_Toc244085089"/>
+      <w:bookmarkStart w:id="3" w:name="_Toc244086429"/>
       <w:r>
         <w:t>1.3  Where the application runs and how to open it</w:t>
       </w:r>
@@ -4524,7 +4524,7 @@
       <w:pPr>
         <w:pStyle w:val="Nadpis2"/>
       </w:pPr>
-      <w:bookmarkStart w:id="4" w:name="_Toc244085090"/>
+      <w:bookmarkStart w:id="4" w:name="_Toc244086430"/>
       <w:r>
         <w:t>1.4  User roles and permissions</w:t>
       </w:r>
@@ -6726,7 +6726,7 @@
       <w:pPr>
         <w:pStyle w:val="Nadpis2"/>
       </w:pPr>
-      <w:bookmarkStart w:id="5" w:name="_Toc244085091"/>
+      <w:bookmarkStart w:id="5" w:name="_Toc244086431"/>
       <w:r>
         <w:t>1.5  About this document</w:t>
       </w:r>
@@ -6748,7 +6748,7 @@
         <w:pStyle w:val="Nadpis1"/>
         <w:pageBreakBefore/>
       </w:pPr>
-      <w:bookmarkStart w:id="6" w:name="_Toc244085092"/>
+      <w:bookmarkStart w:id="6" w:name="_Toc244086432"/>
       <w:r>
         <w:t>2  Sign-in and basic controls</w:t>
       </w:r>
@@ -6758,7 +6758,7 @@
       <w:pPr>
         <w:pStyle w:val="Nadpis2"/>
       </w:pPr>
-      <w:bookmarkStart w:id="7" w:name="_Toc244085093"/>
+      <w:bookmarkStart w:id="7" w:name="_Toc244086433"/>
       <w:r>
         <w:t>2.1  Signing in</w:t>
       </w:r>
@@ -6775,7 +6775,7 @@
           <w:noProof/>
         </w:rPr>
         <w:drawing>
-          <wp:inline distT="0" distB="0" distL="0" distR="0" wp14:anchorId="61A8C73F" wp14:editId="22F09D4C">
+          <wp:inline distT="0" distB="0" distL="0" distR="0" wp14:anchorId="12D4C91D" wp14:editId="08342B04">
             <wp:extent cx="3676650" cy="2066925"/>
             <wp:effectExtent l="0" t="0" r="0" b="0"/>
             <wp:docPr id="1" name="01_login" descr="Sign-in screen on the tester PC" title="Sign-in screen on the tester PC"/>
@@ -6970,7 +6970,7 @@
       <w:pPr>
         <w:pStyle w:val="Nadpis2"/>
       </w:pPr>
-      <w:bookmarkStart w:id="8" w:name="_Toc244085094"/>
+      <w:bookmarkStart w:id="8" w:name="_Toc244086434"/>
       <w:r>
         <w:t>2.2  Top bar</w:t>
       </w:r>
@@ -6987,7 +6987,7 @@
           <w:noProof/>
         </w:rPr>
         <w:drawing>
-          <wp:inline distT="0" distB="0" distL="0" distR="0" wp14:anchorId="03CF252F" wp14:editId="3CD234DF">
+          <wp:inline distT="0" distB="0" distL="0" distR="0" wp14:anchorId="5462E4E2" wp14:editId="70F3A749">
             <wp:extent cx="6124575" cy="266700"/>
             <wp:effectExtent l="0" t="0" r="0" b="0"/>
             <wp:docPr id="2" name="02b_topbar_c" descr="Top bar with password sign-in at the tester (empty middle section omitted)" title="Top bar with password sign-in at the tester (empty middle section omitted)"/>
@@ -7694,7 +7694,7 @@
       <w:pPr>
         <w:pStyle w:val="Nadpis2"/>
       </w:pPr>
-      <w:bookmarkStart w:id="9" w:name="_Toc244085095"/>
+      <w:bookmarkStart w:id="9" w:name="_Toc244086435"/>
       <w:r>
         <w:t>2.3  Menu, help and keyboard shortcuts</w:t>
       </w:r>
@@ -7749,7 +7749,7 @@
           <w:noProof/>
         </w:rPr>
         <w:drawing>
-          <wp:inline distT="0" distB="0" distL="0" distR="0" wp14:anchorId="67431CB6" wp14:editId="14B159D2">
+          <wp:inline distT="0" distB="0" distL="0" distR="0" wp14:anchorId="4E659F05" wp14:editId="2B925444">
             <wp:extent cx="1038225" cy="4676775"/>
             <wp:effectExtent l="0" t="0" r="0" b="0"/>
             <wp:docPr id="3" name="02c_sidebar" descr="Left menu" title="Left menu"/>
@@ -7841,7 +7841,7 @@
           <w:noProof/>
         </w:rPr>
         <w:drawing>
-          <wp:inline distT="0" distB="0" distL="0" distR="0" wp14:anchorId="72CF8FBF" wp14:editId="1FCA9703">
+          <wp:inline distT="0" distB="0" distL="0" distR="0" wp14:anchorId="27B77930" wp14:editId="44B10107">
             <wp:extent cx="3800475" cy="4410075"/>
             <wp:effectExtent l="0" t="0" r="0" b="0"/>
             <wp:docPr id="4" name="02e_help" descr="Help of the Database page" title="Help of the Database page"/>
@@ -7961,7 +7961,7 @@
       <w:pPr>
         <w:pStyle w:val="Nadpis2"/>
       </w:pPr>
-      <w:bookmarkStart w:id="10" w:name="_Toc244085096"/>
+      <w:bookmarkStart w:id="10" w:name="_Toc244086436"/>
       <w:r>
         <w:t>2.4  On-screen keyboard</w:t>
       </w:r>
@@ -8006,7 +8006,7 @@
           <w:noProof/>
         </w:rPr>
         <w:drawing>
-          <wp:inline distT="0" distB="0" distL="0" distR="0" wp14:anchorId="3A10150C" wp14:editId="160447BA">
+          <wp:inline distT="0" distB="0" distL="0" distR="0" wp14:anchorId="5581342C" wp14:editId="58BB5286">
             <wp:extent cx="6124575" cy="3448050"/>
             <wp:effectExtent l="0" t="0" r="0" b="0"/>
             <wp:docPr id="5" name="21b_osk" descr="On-screen keyboard at the Search order field" title="On-screen keyboard at the Search order field"/>
@@ -8074,7 +8074,7 @@
         <w:pStyle w:val="Nadpis1"/>
         <w:pageBreakBefore/>
       </w:pPr>
-      <w:bookmarkStart w:id="11" w:name="_Toc244085097"/>
+      <w:bookmarkStart w:id="11" w:name="_Toc244086437"/>
       <w:r>
         <w:t>3  Database</w:t>
       </w:r>
@@ -8099,7 +8099,7 @@
           <w:noProof/>
         </w:rPr>
         <w:drawing>
-          <wp:inline distT="0" distB="0" distL="0" distR="0" wp14:anchorId="3D40604B" wp14:editId="69BB0026">
+          <wp:inline distT="0" distB="0" distL="0" distR="0" wp14:anchorId="2559D704" wp14:editId="029A835B">
             <wp:extent cx="6124575" cy="3448050"/>
             <wp:effectExtent l="0" t="0" r="0" b="0"/>
             <wp:docPr id="6" name="02_database" descr="Database — orders on the tester PC" title="Database — orders on the tester PC"/>
@@ -8166,7 +8166,7 @@
       <w:pPr>
         <w:pStyle w:val="Nadpis2"/>
       </w:pPr>
-      <w:bookmarkStart w:id="12" w:name="_Toc244085098"/>
+      <w:bookmarkStart w:id="12" w:name="_Toc244086438"/>
       <w:r>
         <w:t>3.1  Order list</w:t>
       </w:r>
@@ -9158,7 +9158,7 @@
       <w:pPr>
         <w:pStyle w:val="Nadpis2"/>
       </w:pPr>
-      <w:bookmarkStart w:id="13" w:name="_Toc244085099"/>
+      <w:bookmarkStart w:id="13" w:name="_Toc244086439"/>
       <w:r>
         <w:t>3.2  Switches, date filter and sorting</w:t>
       </w:r>
@@ -9175,7 +9175,7 @@
           <w:noProof/>
         </w:rPr>
         <w:drawing>
-          <wp:inline distT="0" distB="0" distL="0" distR="0" wp14:anchorId="4601A904" wp14:editId="48BDD7EB">
+          <wp:inline distT="0" distB="0" distL="0" distR="0" wp14:anchorId="7CADF7CC" wp14:editId="390840BA">
             <wp:extent cx="6124575" cy="609600"/>
             <wp:effectExtent l="0" t="0" r="0" b="0"/>
             <wp:docPr id="7" name="02d_controls" descr="Database header: storage indicators and switches" title="Database header: storage indicators and switches"/>
@@ -9352,7 +9352,7 @@
       <w:pPr>
         <w:pStyle w:val="Nadpis2"/>
       </w:pPr>
-      <w:bookmarkStart w:id="14" w:name="_Toc244085100"/>
+      <w:bookmarkStart w:id="14" w:name="_Toc244086440"/>
       <w:r>
         <w:t>3.3  Order search</w:t>
       </w:r>
@@ -9397,7 +9397,7 @@
           <w:noProof/>
         </w:rPr>
         <w:drawing>
-          <wp:inline distT="0" distB="0" distL="0" distR="0" wp14:anchorId="36112791" wp14:editId="4B27AD4F">
+          <wp:inline distT="0" distB="0" distL="0" distR="0" wp14:anchorId="0CA7F478" wp14:editId="225A4B5B">
             <wp:extent cx="6124575" cy="1143000"/>
             <wp:effectExtent l="0" t="0" r="0" b="0"/>
             <wp:docPr id="8" name="03b_search" descr="Searching for an order by part of its number" title="Searching for an order by part of its number"/>
@@ -9464,7 +9464,7 @@
       <w:pPr>
         <w:pStyle w:val="Nadpis2"/>
       </w:pPr>
-      <w:bookmarkStart w:id="15" w:name="_Toc244085101"/>
+      <w:bookmarkStart w:id="15" w:name="_Toc244086441"/>
       <w:r>
         <w:t>3.4  Expanding an order</w:t>
       </w:r>
@@ -9509,7 +9509,7 @@
           <w:noProof/>
         </w:rPr>
         <w:drawing>
-          <wp:inline distT="0" distB="0" distL="0" distR="0" wp14:anchorId="4C307C0D" wp14:editId="7B13DC14">
+          <wp:inline distT="0" distB="0" distL="0" distR="0" wp14:anchorId="7D099887" wp14:editId="742D7544">
             <wp:extent cx="6124575" cy="3448050"/>
             <wp:effectExtent l="0" t="0" r="0" b="0"/>
             <wp:docPr id="9" name="03_expanded" descr="Order expanded in the list (the piece table scrolls)" title="Order expanded in the list (the piece table scrolls)"/>
@@ -9576,7 +9576,7 @@
       <w:pPr>
         <w:pStyle w:val="Nadpis2"/>
       </w:pPr>
-      <w:bookmarkStart w:id="16" w:name="_Toc244085102"/>
+      <w:bookmarkStart w:id="16" w:name="_Toc244086442"/>
       <w:r>
         <w:t>3.5  Storage: local, NAS and USB flash drive</w:t>
       </w:r>
@@ -9601,7 +9601,7 @@
           <w:noProof/>
         </w:rPr>
         <w:drawing>
-          <wp:inline distT="0" distB="0" distL="0" distR="0" wp14:anchorId="43EEF7E8" wp14:editId="41A956DF">
+          <wp:inline distT="0" distB="0" distL="0" distR="0" wp14:anchorId="0EF8A638" wp14:editId="740D7733">
             <wp:extent cx="2143125" cy="323850"/>
             <wp:effectExtent l="0" t="0" r="0" b="0"/>
             <wp:docPr id="10" name="04a_storagebar" descr="Local storage" title="Local storage"/>
@@ -9745,7 +9745,7 @@
           <w:noProof/>
         </w:rPr>
         <w:drawing>
-          <wp:inline distT="0" distB="0" distL="0" distR="0" wp14:anchorId="18768FD1" wp14:editId="1778007F">
+          <wp:inline distT="0" distB="0" distL="0" distR="0" wp14:anchorId="43A2DCF5" wp14:editId="5A037F8A">
             <wp:extent cx="1885950" cy="323850"/>
             <wp:effectExtent l="0" t="0" r="0" b="0"/>
             <wp:docPr id="11" name="04b_nasbar" descr="NAS usage" title="NAS usage"/>
@@ -9819,7 +9819,7 @@
           <w:noProof/>
         </w:rPr>
         <w:drawing>
-          <wp:inline distT="0" distB="0" distL="0" distR="0" wp14:anchorId="71B7CB1F" wp14:editId="32F84CF0">
+          <wp:inline distT="0" distB="0" distL="0" distR="0" wp14:anchorId="5340B77C" wp14:editId="74CBEE87">
             <wp:extent cx="1524000" cy="323850"/>
             <wp:effectExtent l="0" t="0" r="0" b="0"/>
             <wp:docPr id="12" name="04c_usbbar" descr="USB flash drive at the tester with the safe-removal button" title="USB flash drive at the tester with the safe-removal button"/>
@@ -9958,7 +9958,7 @@
           <w:noProof/>
         </w:rPr>
         <w:drawing>
-          <wp:inline distT="0" distB="0" distL="0" distR="0" wp14:anchorId="7AAC6395" wp14:editId="42754783">
+          <wp:inline distT="0" distB="0" distL="0" distR="0" wp14:anchorId="4E8AB31E" wp14:editId="3A066C53">
             <wp:extent cx="2647950" cy="1990725"/>
             <wp:effectExtent l="0" t="0" r="0" b="0"/>
             <wp:docPr id="13" name="04_storage" descr="Confirming clean-up of synced files" title="Confirming clean-up of synced files"/>
@@ -10046,7 +10046,7 @@
       <w:pPr>
         <w:pStyle w:val="Nadpis2"/>
       </w:pPr>
-      <w:bookmarkStart w:id="17" w:name="_Toc244085103"/>
+      <w:bookmarkStart w:id="17" w:name="_Toc244086443"/>
       <w:r>
         <w:t>3.6  Downloading data (CSV, XLSX)</w:t>
       </w:r>
@@ -10158,7 +10158,7 @@
       <w:pPr>
         <w:pStyle w:val="Nadpis2"/>
       </w:pPr>
-      <w:bookmarkStart w:id="18" w:name="_Toc244085104"/>
+      <w:bookmarkStart w:id="18" w:name="_Toc244086444"/>
       <w:r>
         <w:t>3.7  Bulk download</w:t>
       </w:r>
@@ -10213,7 +10213,7 @@
           <w:noProof/>
         </w:rPr>
         <w:drawing>
-          <wp:inline distT="0" distB="0" distL="0" distR="0" wp14:anchorId="28453426" wp14:editId="01EE5B31">
+          <wp:inline distT="0" distB="0" distL="0" distR="0" wp14:anchorId="2376919B" wp14:editId="16BCBEE7">
             <wp:extent cx="6124575" cy="3190875"/>
             <wp:effectExtent l="0" t="0" r="0" b="0"/>
             <wp:docPr id="14" name="05_selection" descr="Selecting files — Download selected, Delete selected" title="Selecting files — Download selected, Delete selected"/>
@@ -10325,7 +10325,7 @@
           <w:noProof/>
         </w:rPr>
         <w:drawing>
-          <wp:inline distT="0" distB="0" distL="0" distR="0" wp14:anchorId="302D21EC" wp14:editId="4E7B1A46">
+          <wp:inline distT="0" distB="0" distL="0" distR="0" wp14:anchorId="61F4645B" wp14:editId="77BAD8FD">
             <wp:extent cx="3000375" cy="2171700"/>
             <wp:effectExtent l="0" t="0" r="0" b="0"/>
             <wp:docPr id="15" name="05b_bulk" descr="Bulk download of all orders of a period" title="Bulk download of all orders of a period"/>
@@ -10513,7 +10513,7 @@
           <w:noProof/>
         </w:rPr>
         <w:drawing>
-          <wp:inline distT="0" distB="0" distL="0" distR="0" wp14:anchorId="63ABE178" wp14:editId="53F5A3F7">
+          <wp:inline distT="0" distB="0" distL="0" distR="0" wp14:anchorId="56234B42" wp14:editId="230B0BCE">
             <wp:extent cx="3000375" cy="1752600"/>
             <wp:effectExtent l="0" t="0" r="0" b="0"/>
             <wp:docPr id="16" name="05c_bulk_done" descr="Summary after saving to the flash drive" title="Summary after saving to the flash drive"/>
@@ -10580,7 +10580,7 @@
       <w:pPr>
         <w:pStyle w:val="Nadpis2"/>
       </w:pPr>
-      <w:bookmarkStart w:id="19" w:name="_Toc244085105"/>
+      <w:bookmarkStart w:id="19" w:name="_Toc244086445"/>
       <w:r>
         <w:t>3.8  Order in progress: finishing and deleting</w:t>
       </w:r>
@@ -10674,7 +10674,7 @@
           <w:noProof/>
         </w:rPr>
         <w:drawing>
-          <wp:inline distT="0" distB="0" distL="0" distR="0" wp14:anchorId="11A01FBD" wp14:editId="46EE4371">
+          <wp:inline distT="0" distB="0" distL="0" distR="0" wp14:anchorId="79D095BB" wp14:editId="520D141A">
             <wp:extent cx="2647950" cy="2771775"/>
             <wp:effectExtent l="0" t="0" r="0" b="0"/>
             <wp:docPr id="17" name="05e_finish_wip" descr="Finishing the order in progress without PLC connection" title="Finishing the order in progress without PLC connection"/>
@@ -10776,7 +10776,7 @@
           <w:noProof/>
         </w:rPr>
         <w:drawing>
-          <wp:inline distT="0" distB="0" distL="0" distR="0" wp14:anchorId="3D9E1F37" wp14:editId="762060A9">
+          <wp:inline distT="0" distB="0" distL="0" distR="0" wp14:anchorId="5AC91C4F" wp14:editId="704FEDFE">
             <wp:extent cx="2647950" cy="2505075"/>
             <wp:effectExtent l="0" t="0" r="0" b="0"/>
             <wp:docPr id="18" name="05d_delete_wip" descr="Deleting the order in progress — confirming the risk" title="Deleting the order in progress — confirming the risk"/>
@@ -10843,7 +10843,7 @@
       <w:pPr>
         <w:pStyle w:val="Nadpis2"/>
       </w:pPr>
-      <w:bookmarkStart w:id="20" w:name="_Toc244085106"/>
+      <w:bookmarkStart w:id="20" w:name="_Toc244086446"/>
       <w:r>
         <w:t>3.9  Deleting files</w:t>
       </w:r>
@@ -10988,7 +10988,7 @@
       <w:pPr>
         <w:pStyle w:val="Nadpis2"/>
       </w:pPr>
-      <w:bookmarkStart w:id="21" w:name="_Toc244085107"/>
+      <w:bookmarkStart w:id="21" w:name="_Toc244086447"/>
       <w:r>
         <w:t>3.10  Remote storage (NAS)</w:t>
       </w:r>
@@ -11023,7 +11023,7 @@
           <w:noProof/>
         </w:rPr>
         <w:drawing>
-          <wp:inline distT="0" distB="0" distL="0" distR="0" wp14:anchorId="532931DF" wp14:editId="6E6B293A">
+          <wp:inline distT="0" distB="0" distL="0" distR="0" wp14:anchorId="456A2DAC" wp14:editId="1566F7D4">
             <wp:extent cx="6124575" cy="3448050"/>
             <wp:effectExtent l="0" t="0" r="0" b="0"/>
             <wp:docPr id="19" name="06_remote" descr="Order archive on the NAS" title="Order archive on the NAS"/>
@@ -11090,7 +11090,7 @@
       <w:pPr>
         <w:pStyle w:val="Nadpis2"/>
       </w:pPr>
-      <w:bookmarkStart w:id="22" w:name="_Toc244085108"/>
+      <w:bookmarkStart w:id="22" w:name="_Toc244086448"/>
       <w:r>
         <w:t>3.11  Test measurements (Testing)</w:t>
       </w:r>
@@ -11125,7 +11125,7 @@
           <w:noProof/>
         </w:rPr>
         <w:drawing>
-          <wp:inline distT="0" distB="0" distL="0" distR="0" wp14:anchorId="20198185" wp14:editId="0D8A9114">
+          <wp:inline distT="0" distB="0" distL="0" distR="0" wp14:anchorId="2A3E396A" wp14:editId="302D503B">
             <wp:extent cx="6124575" cy="3448050"/>
             <wp:effectExtent l="0" t="0" r="0" b="0"/>
             <wp:docPr id="20" name="07_testing_list" descr="List of test measurements" title="List of test measurements"/>
@@ -11193,7 +11193,7 @@
         <w:pStyle w:val="Nadpis1"/>
         <w:pageBreakBefore/>
       </w:pPr>
-      <w:bookmarkStart w:id="23" w:name="_Toc244085109"/>
+      <w:bookmarkStart w:id="23" w:name="_Toc244086449"/>
       <w:r>
         <w:t>4  Order detail</w:t>
       </w:r>
@@ -11238,7 +11238,7 @@
           <w:noProof/>
         </w:rPr>
         <w:drawing>
-          <wp:inline distT="0" distB="0" distL="0" distR="0" wp14:anchorId="17EC63DD" wp14:editId="62BFE695">
+          <wp:inline distT="0" distB="0" distL="0" distR="0" wp14:anchorId="556BAE2A" wp14:editId="1F056D15">
             <wp:extent cx="6124575" cy="3448050"/>
             <wp:effectExtent l="0" t="0" r="0" b="0"/>
             <wp:docPr id="21" name="08_order" descr="Order detail — header, order data and category distribution" title="Order detail — header, order data and category distribution"/>
@@ -11305,7 +11305,7 @@
       <w:pPr>
         <w:pStyle w:val="Nadpis2"/>
       </w:pPr>
-      <w:bookmarkStart w:id="24" w:name="_Toc244085110"/>
+      <w:bookmarkStart w:id="24" w:name="_Toc244086450"/>
       <w:r>
         <w:t>4.1  Order header</w:t>
       </w:r>
@@ -11322,7 +11322,7 @@
           <w:noProof/>
         </w:rPr>
         <w:drawing>
-          <wp:inline distT="0" distB="0" distL="0" distR="0" wp14:anchorId="76FDBF09" wp14:editId="7F96C576">
+          <wp:inline distT="0" distB="0" distL="0" distR="0" wp14:anchorId="2E3680B8" wp14:editId="7BF4CE42">
             <wp:extent cx="6124575" cy="1000125"/>
             <wp:effectExtent l="0" t="0" r="0" b="0"/>
             <wp:docPr id="22" name="08b_hero" descr="Order header" title="Order header"/>
@@ -11397,7 +11397,7 @@
       <w:pPr>
         <w:pStyle w:val="Nadpis2"/>
       </w:pPr>
-      <w:bookmarkStart w:id="25" w:name="_Toc244085111"/>
+      <w:bookmarkStart w:id="25" w:name="_Toc244086451"/>
       <w:r>
         <w:t>4.2  Order data</w:t>
       </w:r>
@@ -11432,7 +11432,7 @@
           <w:noProof/>
         </w:rPr>
         <w:drawing>
-          <wp:inline distT="0" distB="0" distL="0" distR="0" wp14:anchorId="5622302F" wp14:editId="789F5FB3">
+          <wp:inline distT="0" distB="0" distL="0" distR="0" wp14:anchorId="7999BBC0" wp14:editId="19C4A5AB">
             <wp:extent cx="6124575" cy="1238250"/>
             <wp:effectExtent l="0" t="0" r="0" b="0"/>
             <wp:docPr id="23" name="08d_orderinfo" descr="Order data — collapsed rows with summary" title="Order data — collapsed rows with summary"/>
@@ -11934,7 +11934,7 @@
           <w:noProof/>
         </w:rPr>
         <w:drawing>
-          <wp:inline distT="0" distB="0" distL="0" distR="0" wp14:anchorId="1527540F" wp14:editId="20D08B02">
+          <wp:inline distT="0" distB="0" distL="0" distR="0" wp14:anchorId="281460C6" wp14:editId="30D142A1">
             <wp:extent cx="6124575" cy="2828925"/>
             <wp:effectExtent l="0" t="0" r="0" b="0"/>
             <wp:docPr id="24" name="08e_orderinfo_cats" descr="Sorting categories by MD" title="Sorting categories by MD"/>
@@ -12008,7 +12008,7 @@
           <w:noProof/>
         </w:rPr>
         <w:drawing>
-          <wp:inline distT="0" distB="0" distL="0" distR="0" wp14:anchorId="7B71911B" wp14:editId="4ED8C0A7">
+          <wp:inline distT="0" distB="0" distL="0" distR="0" wp14:anchorId="66F5E4E4" wp14:editId="025AE6D5">
             <wp:extent cx="6124575" cy="3829050"/>
             <wp:effectExtent l="0" t="0" r="0" b="0"/>
             <wp:docPr id="25" name="08f_orderinfo_limits" descr="Sorting limits — active only (detail)" title="Sorting limits — active only (detail)"/>
@@ -12075,7 +12075,7 @@
       <w:pPr>
         <w:pStyle w:val="Nadpis2"/>
       </w:pPr>
-      <w:bookmarkStart w:id="26" w:name="_Toc244085112"/>
+      <w:bookmarkStart w:id="26" w:name="_Toc244086452"/>
       <w:r>
         <w:t>4.3  Category distribution</w:t>
       </w:r>
@@ -12100,7 +12100,7 @@
           <w:noProof/>
         </w:rPr>
         <w:drawing>
-          <wp:inline distT="0" distB="0" distL="0" distR="0" wp14:anchorId="6C63ACA5" wp14:editId="46E317F3">
+          <wp:inline distT="0" distB="0" distL="0" distR="0" wp14:anchorId="74563159" wp14:editId="29B0177A">
             <wp:extent cx="6124575" cy="1971675"/>
             <wp:effectExtent l="0" t="0" r="0" b="0"/>
             <wp:docPr id="26" name="08c_categories" descr="Category distribution of an order" title="Category distribution of an order"/>
@@ -12607,7 +12607,7 @@
       <w:pPr>
         <w:pStyle w:val="Nadpis2"/>
       </w:pPr>
-      <w:bookmarkStart w:id="27" w:name="_Toc244085113"/>
+      <w:bookmarkStart w:id="27" w:name="_Toc244086453"/>
       <w:r>
         <w:t>4.4  Timeline</w:t>
       </w:r>
@@ -12642,7 +12642,7 @@
           <w:noProof/>
         </w:rPr>
         <w:drawing>
-          <wp:inline distT="0" distB="0" distL="0" distR="0" wp14:anchorId="111A8F3C" wp14:editId="42F5AEFD">
+          <wp:inline distT="0" distB="0" distL="0" distR="0" wp14:anchorId="63815C57" wp14:editId="74C05835">
             <wp:extent cx="6124575" cy="1971675"/>
             <wp:effectExtent l="0" t="0" r="0" b="0"/>
             <wp:docPr id="27" name="09_timeline" descr="Order timeline" title="Order timeline"/>
@@ -13227,7 +13227,7 @@
       <w:pPr>
         <w:pStyle w:val="Nadpis2"/>
       </w:pPr>
-      <w:bookmarkStart w:id="28" w:name="_Toc244085114"/>
+      <w:bookmarkStart w:id="28" w:name="_Toc244086454"/>
       <w:r>
         <w:t>4.5  Piece table and values outside the limits</w:t>
       </w:r>
@@ -13302,7 +13302,7 @@
           <w:noProof/>
         </w:rPr>
         <w:drawing>
-          <wp:inline distT="0" distB="0" distL="0" distR="0" wp14:anchorId="6646F09B" wp14:editId="4A895C33">
+          <wp:inline distT="0" distB="0" distL="0" distR="0" wp14:anchorId="1204EAF5" wp14:editId="61B67CAA">
             <wp:extent cx="6124575" cy="3829050"/>
             <wp:effectExtent l="0" t="0" r="0" b="0"/>
             <wp:docPr id="28" name="10b_tabs" descr="Piece table — Positions group" title="Piece table — Positions group"/>
@@ -13692,7 +13692,7 @@
       <w:pPr>
         <w:pStyle w:val="Nadpis2"/>
       </w:pPr>
-      <w:bookmarkStart w:id="29" w:name="_Toc244085115"/>
+      <w:bookmarkStart w:id="29" w:name="_Toc244086455"/>
       <w:r>
         <w:t>4.6  Sorting and filtering pieces</w:t>
       </w:r>
@@ -13820,7 +13820,7 @@
           <w:noProof/>
         </w:rPr>
         <w:drawing>
-          <wp:inline distT="0" distB="0" distL="0" distR="0" wp14:anchorId="12A2EDF7" wp14:editId="0F8FE39E">
+          <wp:inline distT="0" distB="0" distL="0" distR="0" wp14:anchorId="30D9606C" wp14:editId="1E54E0D5">
             <wp:extent cx="6124575" cy="3829050"/>
             <wp:effectExtent l="0" t="0" r="0" b="0"/>
             <wp:docPr id="29" name="11_filter" descr="Filter — NOK pieces only, with values outside the limits tinted" title="Filter — NOK pieces only, with values outside the limits tinted"/>
@@ -13894,7 +13894,7 @@
           <w:noProof/>
         </w:rPr>
         <w:drawing>
-          <wp:inline distT="0" distB="0" distL="0" distR="0" wp14:anchorId="1E1BD16F" wp14:editId="2C3E492C">
+          <wp:inline distT="0" distB="0" distL="0" distR="0" wp14:anchorId="39421DCD" wp14:editId="387E13D2">
             <wp:extent cx="6124575" cy="647700"/>
             <wp:effectExtent l="0" t="0" r="0" b="0"/>
             <wp:docPr id="30" name="11b_filter_nok" descr="NOK area filter — pieces failing in Position" title="NOK area filter — pieces failing in Position"/>
@@ -13961,7 +13961,7 @@
       <w:pPr>
         <w:pStyle w:val="Nadpis2"/>
       </w:pPr>
-      <w:bookmarkStart w:id="30" w:name="_Toc244085116"/>
+      <w:bookmarkStart w:id="30" w:name="_Toc244086456"/>
       <w:r>
         <w:t>4.7  Exporting and printing an order</w:t>
       </w:r>
@@ -14020,7 +14020,7 @@
         <w:pStyle w:val="Nadpis1"/>
         <w:pageBreakBefore/>
       </w:pPr>
-      <w:bookmarkStart w:id="31" w:name="_Toc244085117"/>
+      <w:bookmarkStart w:id="31" w:name="_Toc244086457"/>
       <w:r>
         <w:t>5  Record detail (piece)</w:t>
       </w:r>
@@ -14055,7 +14055,7 @@
           <w:noProof/>
         </w:rPr>
         <w:drawing>
-          <wp:inline distT="0" distB="0" distL="0" distR="0" wp14:anchorId="6C89D926" wp14:editId="7F5C8189">
+          <wp:inline distT="0" distB="0" distL="0" distR="0" wp14:anchorId="57CB2AAA" wp14:editId="2830B19F">
             <wp:extent cx="6124575" cy="3448050"/>
             <wp:effectExtent l="0" t="0" r="0" b="0"/>
             <wp:docPr id="31" name="13_record" descr="Record detail — force–travel and switching time diagrams" title="Record detail — force–travel and switching time diagrams"/>
@@ -14122,7 +14122,7 @@
       <w:pPr>
         <w:pStyle w:val="Nadpis2"/>
       </w:pPr>
-      <w:bookmarkStart w:id="32" w:name="_Toc244085118"/>
+      <w:bookmarkStart w:id="32" w:name="_Toc244086458"/>
       <w:r>
         <w:t>5.1  Force–travel diagram</w:t>
       </w:r>
@@ -14375,7 +14375,7 @@
                 <w:sz w:val="18"/>
                 <w:szCs w:val="18"/>
               </w:rPr>
-              <w:t>Operating position on the forward stroke – since Analyzing 2.6.3 the first closing of the NO contact (in older files the opening of the NC contact).</w:t>
+              <w:t>Operating position on the forward stroke – the first closing of the NO contact.</w:t>
             </w:r>
           </w:p>
         </w:tc>
@@ -15168,33 +15168,9 @@
     </w:p>
     <w:p>
       <w:pPr>
-        <w:pBdr>
-          <w:left w:val="single" w:sz="18" w:space="8" w:color="374151"/>
-        </w:pBdr>
-        <w:shd w:val="clear" w:color="auto" w:fill="F3F4F6"/>
-        <w:spacing w:before="120" w:after="180" w:line="276" w:lineRule="auto"/>
-        <w:ind w:left="160" w:right="120"/>
-      </w:pPr>
-      <w:r>
-        <w:rPr>
-          <w:b/>
-          <w:bCs/>
-          <w:color w:val="374151"/>
-        </w:rPr>
-        <w:t xml:space="preserve">Note: </w:t>
-      </w:r>
-      <w:r>
-        <w:t>The definition of RvT changed with Analyzing 2.6.3 (27 Oct 2026): previously the travel from the end of travel back to RP (TTP → RP), now the travel from the free position to RP (FP → RP); the new value is therefore considerably smaller. The application recognises for every piece which definition applies and labels the dimension “RvT (TTP → RP)” for older files. In files written before customer units were introduced (until 11 Oct 2026) the positions are on the encoder scale — they increase when actuated; th</w:t>
-      </w:r>
-      <w:r>
-        <w:t>e application shows a note. For files without the calibration constant C, C is derived (C = TTP + maximum carriage travel).</w:t>
-      </w:r>
-    </w:p>
-    <w:p>
-      <w:pPr>
         <w:pStyle w:val="Nadpis2"/>
       </w:pPr>
-      <w:bookmarkStart w:id="33" w:name="_Toc244085119"/>
+      <w:bookmarkStart w:id="33" w:name="_Toc244086459"/>
       <w:r>
         <w:t>5.2  Contact switching times</w:t>
       </w:r>
@@ -15205,7 +15181,7 @@
         <w:spacing w:after="120" w:line="288" w:lineRule="auto"/>
       </w:pPr>
       <w:r>
-        <w:t>The voltage of the NO (top) and NC (bottom) contacts during the changeover, similar to an oscilloscope. Time 0 is the start of opening of the NC contact (the axis label in the application says “0 = OP” according to the older OP definition; since Analyzing 2.6.3 OP lies at the end of RevT, at the first closing of NO). Marked times:</w:t>
+        <w:t>The voltage of the NO (top) and NC (bottom) contacts during the changeover, similar to an oscilloscope. Time 0 is the start of opening of the NC contact. Marked times:</w:t>
       </w:r>
     </w:p>
     <w:p>
@@ -15308,7 +15284,7 @@
       <w:pPr>
         <w:pStyle w:val="Nadpis2"/>
       </w:pPr>
-      <w:bookmarkStart w:id="34" w:name="_Toc244085120"/>
+      <w:bookmarkStart w:id="34" w:name="_Toc244086460"/>
       <w:r>
         <w:t>5.3  NOK categories and parameter table</w:t>
       </w:r>
@@ -15361,7 +15337,7 @@
           <w:noProof/>
         </w:rPr>
         <w:drawing>
-          <wp:inline distT="0" distB="0" distL="0" distR="0" wp14:anchorId="1AE252FE" wp14:editId="7796953D">
+          <wp:inline distT="0" distB="0" distL="0" distR="0" wp14:anchorId="6F1AEFE2" wp14:editId="7771AA1C">
             <wp:extent cx="6124575" cy="4619625"/>
             <wp:effectExtent l="0" t="0" r="0" b="0"/>
             <wp:docPr id="32" name="13b_param_explain" descr="Graphical explanation of the RvT parameter" title="Graphical explanation of the RvT parameter"/>
@@ -15428,7 +15404,7 @@
       <w:pPr>
         <w:pStyle w:val="Nadpis2"/>
       </w:pPr>
-      <w:bookmarkStart w:id="35" w:name="_Toc244085121"/>
+      <w:bookmarkStart w:id="35" w:name="_Toc244086461"/>
       <w:r>
         <w:t>5.4  Printing a record report</w:t>
       </w:r>
@@ -15473,7 +15449,7 @@
           <w:noProof/>
         </w:rPr>
         <w:drawing>
-          <wp:inline distT="0" distB="0" distL="0" distR="0" wp14:anchorId="66E8437D" wp14:editId="7771F5D6">
+          <wp:inline distT="0" distB="0" distL="0" distR="0" wp14:anchorId="5E97DB7F" wp14:editId="02CC8390">
             <wp:extent cx="3800475" cy="5372100"/>
             <wp:effectExtent l="0" t="0" r="0" b="0"/>
             <wp:docPr id="33" name="12_print_record" descr="Printed record report (page 1)" title="Printed record report (page 1)"/>
@@ -15562,7 +15538,7 @@
         <w:pStyle w:val="Nadpis1"/>
         <w:pageBreakBefore/>
       </w:pPr>
-      <w:bookmarkStart w:id="36" w:name="_Toc244085122"/>
+      <w:bookmarkStart w:id="36" w:name="_Toc244086462"/>
       <w:r>
         <w:t>6  Measurement detail (Testing)</w:t>
       </w:r>
@@ -15587,7 +15563,7 @@
           <w:noProof/>
         </w:rPr>
         <w:drawing>
-          <wp:inline distT="0" distB="0" distL="0" distR="0" wp14:anchorId="69F1145E" wp14:editId="60A73D47">
+          <wp:inline distT="0" distB="0" distL="0" distR="0" wp14:anchorId="7ADFD86B" wp14:editId="787E680C">
             <wp:extent cx="6124575" cy="3448050"/>
             <wp:effectExtent l="0" t="0" r="0" b="0"/>
             <wp:docPr id="34" name="14_testing" descr="Measurement detail — Test setup" title="Measurement detail — Test setup"/>
@@ -16106,7 +16082,7 @@
           <w:noProof/>
         </w:rPr>
         <w:drawing>
-          <wp:inline distT="0" distB="0" distL="0" distR="0" wp14:anchorId="0AE6B28D" wp14:editId="4F5C71F6">
+          <wp:inline distT="0" distB="0" distL="0" distR="0" wp14:anchorId="246A89C6" wp14:editId="26343CAF">
             <wp:extent cx="6124575" cy="3448050"/>
             <wp:effectExtent l="0" t="0" r="0" b="0"/>
             <wp:docPr id="35" name="17_test_results" descr="Measurement results" title="Measurement results"/>
@@ -16180,7 +16156,7 @@
           <w:noProof/>
         </w:rPr>
         <w:drawing>
-          <wp:inline distT="0" distB="0" distL="0" distR="0" wp14:anchorId="288CC0B0" wp14:editId="3AC8DD01">
+          <wp:inline distT="0" distB="0" distL="0" distR="0" wp14:anchorId="3D08D18D" wp14:editId="165BEF1C">
             <wp:extent cx="6124575" cy="3448050"/>
             <wp:effectExtent l="0" t="0" r="0" b="0"/>
             <wp:docPr id="36" name="18_test_nok" descr="NOK evaluation — the measurement failed in the Times area" title="NOK evaluation — the measurement failed in the Times area"/>
@@ -16247,7 +16223,7 @@
       <w:pPr>
         <w:pStyle w:val="Nadpis2"/>
       </w:pPr>
-      <w:bookmarkStart w:id="37" w:name="_Toc244085123"/>
+      <w:bookmarkStart w:id="37" w:name="_Toc244086463"/>
       <w:r>
         <w:t>6.1  Signal data</w:t>
       </w:r>
@@ -16268,10 +16244,7 @@
         <w:t>Signal data</w:t>
       </w:r>
       <w:r>
-        <w:t xml:space="preserve"> tab shows the measurement in charts; the number of samples is at the top right. Positions use the same coordinates as the results (height above the mounting-hole axis, C in the axis label). The RP point is determined electrically — by the NC contact changeover at a threshold of 50% of the U_NC voltage range, as in the analysis. Since Analyzing 2.6.3 the OP point is the first closing of the NO contact (position taken from the results table); in older files it is the opening of the NC contact at the same thr</w:t>
-      </w:r>
-      <w:r>
-        <w:t>eshold. The charts have five sub-tabs:</w:t>
+        <w:t xml:space="preserve"> tab shows the measurement in charts; the number of samples is at the top right. Positions use the same coordinates as the results (height above the mounting-hole axis, C in the axis label). The RP point is determined electrically — by the NC contact changeover at a threshold of 50% of the U_NC voltage range, as in the analysis. The OP point is the first closing of the NO contact (position taken from the results table). The charts have five sub-tabs:</w:t>
       </w:r>
     </w:p>
     <w:p>
@@ -16730,7 +16703,7 @@
           <w:noProof/>
         </w:rPr>
         <w:drawing>
-          <wp:inline distT="0" distB="0" distL="0" distR="0" wp14:anchorId="46D34AA0" wp14:editId="32E2BF1B">
+          <wp:inline distT="0" distB="0" distL="0" distR="0" wp14:anchorId="5FF0B353" wp14:editId="301C7329">
             <wp:extent cx="6124575" cy="3448050"/>
             <wp:effectExtent l="0" t="0" r="0" b="0"/>
             <wp:docPr id="37" name="20a_sig_overview" descr="Signal data — Overview" title="Signal data — Overview"/>
@@ -16804,7 +16777,7 @@
           <w:noProof/>
         </w:rPr>
         <w:drawing>
-          <wp:inline distT="0" distB="0" distL="0" distR="0" wp14:anchorId="3FCA46A0" wp14:editId="4E043D78">
+          <wp:inline distT="0" distB="0" distL="0" distR="0" wp14:anchorId="4E7AB6F9" wp14:editId="54CA4872">
             <wp:extent cx="6124575" cy="3448050"/>
             <wp:effectExtent l="0" t="0" r="0" b="0"/>
             <wp:docPr id="38" name="20c_sig_hysteresis" descr="Signal data — Hysteresis" title="Signal data — Hysteresis"/>
@@ -16878,7 +16851,7 @@
           <w:noProof/>
         </w:rPr>
         <w:drawing>
-          <wp:inline distT="0" distB="0" distL="0" distR="0" wp14:anchorId="13B6FA2A" wp14:editId="6DA7E15D">
+          <wp:inline distT="0" distB="0" distL="0" distR="0" wp14:anchorId="6F4A1D05" wp14:editId="09484055">
             <wp:extent cx="6124575" cy="3448050"/>
             <wp:effectExtent l="0" t="0" r="0" b="0"/>
             <wp:docPr id="39" name="20d_sig_switching" descr="Signal data — Switching detail" title="Signal data — Switching detail"/>
@@ -16952,7 +16925,7 @@
           <w:noProof/>
         </w:rPr>
         <w:drawing>
-          <wp:inline distT="0" distB="0" distL="0" distR="0" wp14:anchorId="5C7DB142" wp14:editId="5D061035">
+          <wp:inline distT="0" distB="0" distL="0" distR="0" wp14:anchorId="33D8A591" wp14:editId="1954775B">
             <wp:extent cx="6124575" cy="3448050"/>
             <wp:effectExtent l="0" t="0" r="0" b="0"/>
             <wp:docPr id="40" name="20e_sig_timing" descr="Signal data — Timing detail (UT, RevT, BT, OpT; definitions in section 5.2)" title="Signal data — Timing detail (UT, RevT, BT, OpT; definitions in section 5.2)"/>
@@ -17127,7 +17100,7 @@
       <w:pPr>
         <w:pStyle w:val="Nadpis2"/>
       </w:pPr>
-      <w:bookmarkStart w:id="38" w:name="_Toc244085124"/>
+      <w:bookmarkStart w:id="38" w:name="_Toc244086464"/>
       <w:r>
         <w:t>6.2  Printing a measurement report</w:t>
       </w:r>
@@ -17166,7 +17139,7 @@
         <w:pStyle w:val="Nadpis1"/>
         <w:pageBreakBefore/>
       </w:pPr>
-      <w:bookmarkStart w:id="39" w:name="_Toc244085125"/>
+      <w:bookmarkStart w:id="39" w:name="_Toc244086465"/>
       <w:r>
         <w:t>7  Settings</w:t>
       </w:r>
@@ -17184,7 +17157,7 @@
       <w:pPr>
         <w:pStyle w:val="Nadpis2"/>
       </w:pPr>
-      <w:bookmarkStart w:id="40" w:name="_Toc244085126"/>
+      <w:bookmarkStart w:id="40" w:name="_Toc244086466"/>
       <w:r>
         <w:t>7.1  Preferences</w:t>
       </w:r>
@@ -17654,7 +17627,7 @@
           <w:noProof/>
         </w:rPr>
         <w:drawing>
-          <wp:inline distT="0" distB="0" distL="0" distR="0" wp14:anchorId="4CA8BC49" wp14:editId="004C201A">
+          <wp:inline distT="0" distB="0" distL="0" distR="0" wp14:anchorId="5873A311" wp14:editId="6743A82D">
             <wp:extent cx="6124575" cy="2133600"/>
             <wp:effectExtent l="0" t="0" r="0" b="0"/>
             <wp:docPr id="41" name="21_settings_prefs" descr="Settings — Preferences" title="Settings — Preferences"/>
@@ -17721,7 +17694,7 @@
       <w:pPr>
         <w:pStyle w:val="Nadpis2"/>
       </w:pPr>
-      <w:bookmarkStart w:id="41" w:name="_Toc244085127"/>
+      <w:bookmarkStart w:id="41" w:name="_Toc244086467"/>
       <w:r>
         <w:t>7.2  Connection</w:t>
       </w:r>
@@ -17756,7 +17729,7 @@
           <w:noProof/>
         </w:rPr>
         <w:drawing>
-          <wp:inline distT="0" distB="0" distL="0" distR="0" wp14:anchorId="03784849" wp14:editId="3879CCE6">
+          <wp:inline distT="0" distB="0" distL="0" distR="0" wp14:anchorId="2997C0DB" wp14:editId="3DCE6AB9">
             <wp:extent cx="6124575" cy="3495675"/>
             <wp:effectExtent l="0" t="0" r="0" b="0"/>
             <wp:docPr id="42" name="22_settings_conn" descr="Settings — Connection" title="Settings — Connection"/>
@@ -17823,7 +17796,7 @@
       <w:pPr>
         <w:pStyle w:val="Nadpis2"/>
       </w:pPr>
-      <w:bookmarkStart w:id="42" w:name="_Toc244085128"/>
+      <w:bookmarkStart w:id="42" w:name="_Toc244086468"/>
       <w:r>
         <w:t>7.3  Time / NTP</w:t>
       </w:r>
@@ -17879,7 +17852,7 @@
           <w:noProof/>
         </w:rPr>
         <w:drawing>
-          <wp:inline distT="0" distB="0" distL="0" distR="0" wp14:anchorId="33B65421" wp14:editId="74C64F00">
+          <wp:inline distT="0" distB="0" distL="0" distR="0" wp14:anchorId="32E11AE4" wp14:editId="00D174F3">
             <wp:extent cx="6124575" cy="2400300"/>
             <wp:effectExtent l="0" t="0" r="0" b="0"/>
             <wp:docPr id="43" name="22b_settings_time" descr="Settings — Time / NTP" title="Settings — Time / NTP"/>
@@ -18012,7 +17985,7 @@
       <w:pPr>
         <w:pStyle w:val="Nadpis2"/>
       </w:pPr>
-      <w:bookmarkStart w:id="43" w:name="_Toc244085129"/>
+      <w:bookmarkStart w:id="43" w:name="_Toc244086469"/>
       <w:r>
         <w:t>7.4  Users</w:t>
       </w:r>
@@ -18133,7 +18106,7 @@
           <w:noProof/>
         </w:rPr>
         <w:drawing>
-          <wp:inline distT="0" distB="0" distL="0" distR="0" wp14:anchorId="76D1AB1B" wp14:editId="649E319A">
+          <wp:inline distT="0" distB="0" distL="0" distR="0" wp14:anchorId="7E8032C4" wp14:editId="172874A7">
             <wp:extent cx="6124575" cy="1724025"/>
             <wp:effectExtent l="0" t="0" r="0" b="0"/>
             <wp:docPr id="44" name="23_settings_users" descr="Settings — Users" title="Settings — Users"/>
@@ -18201,7 +18174,7 @@
         <w:pStyle w:val="Nadpis1"/>
         <w:pageBreakBefore/>
       </w:pPr>
-      <w:bookmarkStart w:id="44" w:name="_Toc244085130"/>
+      <w:bookmarkStart w:id="44" w:name="_Toc244086470"/>
       <w:r>
         <w:t>8  Info</w:t>
       </w:r>
@@ -18226,7 +18199,7 @@
           <w:noProof/>
         </w:rPr>
         <w:drawing>
-          <wp:inline distT="0" distB="0" distL="0" distR="0" wp14:anchorId="23E1D875" wp14:editId="2A39CF7B">
+          <wp:inline distT="0" distB="0" distL="0" distR="0" wp14:anchorId="060FFBD2" wp14:editId="2E3C4FE7">
             <wp:extent cx="6124575" cy="1685925"/>
             <wp:effectExtent l="0" t="0" r="0" b="0"/>
             <wp:docPr id="45" name="24_info" descr="Info page" title="Info page"/>
@@ -18294,7 +18267,7 @@
         <w:pStyle w:val="Nadpis1"/>
         <w:pageBreakBefore/>
       </w:pPr>
-      <w:bookmarkStart w:id="45" w:name="_Toc244085131"/>
+      <w:bookmarkStart w:id="45" w:name="_Toc244086471"/>
       <w:r>
         <w:t>9  Troubleshooting</w:t>
       </w:r>
@@ -19481,7 +19454,7 @@
         <w:pStyle w:val="Nadpis1"/>
         <w:pageBreakBefore/>
       </w:pPr>
-      <w:bookmarkStart w:id="46" w:name="_Toc244085132"/>
+      <w:bookmarkStart w:id="46" w:name="_Toc244086472"/>
       <w:r>
         <w:t>Appendix A  Parameter overview</w:t>
       </w:r>
@@ -19492,10 +19465,10 @@
         <w:spacing w:after="120" w:line="288" w:lineRule="auto"/>
       </w:pPr>
       <w:r>
-        <w:t>Parameter abbreviations and names are shown in English in the application (technical names as used by the customer). Value format: forces in mN (integers), positions and travels in µm with a resolution of 0.1 µm, times in µs, contact resistances in mΩ with a resolution of 0.1 mΩ; a resistance above 999.9 mΩ (open contact) is shown as ∞, an undetermined value as “—”. The abbreviations OvT and RvT (travels) differ from OpT and RevT (times) to avoid confusion. The parameters DF and FPR are present in files fro</w:t>
-      </w:r>
-      <w:r>
-        <w:t>m 21 Oct 2026, the static resistances from 22 Oct 2026; older files do not contain them. The descriptions of UT and RevT given here are more precise than the “?” help in the application and follow the calculation in Analyzing (see section 5.2).</w:t>
+        <w:t>Parameter abbreviations and names are shown in English in the application (technical names as used by the customer). Value format: forces in mN (integers), positions and travels in µm with a resolution of 0.1 µm, times in µs, contact resistances in mΩ with a resolution of 0.1 mΩ; a resistance above 999.9 mΩ (open contact) is shown as ∞, an undetermined value as “—”. The abbreviations OvT and RvT (travels) differ from OpT and RevT (times) to avoid confusion. The descriptions of UT and RevT given here are mor</w:t>
+      </w:r>
+      <w:r>
+        <w:t>e precise than the “?” help in the application and follow the calculation in Analyzing (see section 5.2).</w:t>
       </w:r>
     </w:p>
     <w:p>
@@ -22938,7 +22911,7 @@
         <w:pStyle w:val="Nadpis1"/>
         <w:pageBreakBefore/>
       </w:pPr>
-      <w:bookmarkStart w:id="47" w:name="_Toc244085133"/>
+      <w:bookmarkStart w:id="47" w:name="_Toc244086473"/>
       <w:r>
         <w:t>Appendix B  Terms and abbreviations</w:t>
       </w:r>
@@ -25117,213 +25090,213 @@
 <file path=word/numbering.xml><?xml version="1.0" encoding="utf-8"?>
 <w:numbering xmlns:wpc="http://schemas.microsoft.com/office/word/2010/wordprocessingCanvas" xmlns:cx="http://schemas.microsoft.com/office/drawing/2014/chartex" xmlns:cx1="http://schemas.microsoft.com/office/drawing/2015/9/8/chartex" xmlns:cx2="http://schemas.microsoft.com/office/drawing/2015/10/21/chartex" xmlns:cx3="http://schemas.microsoft.com/office/drawing/2016/5/9/chartex" xmlns:cx4="http://schemas.microsoft.com/office/drawing/2016/5/10/chartex" xmlns:cx5="http://schemas.microsoft.com/office/drawing/2016/5/11/chartex" xmlns:cx6="http://schemas.microsoft.com/office/drawing/2016/5/12/chartex" xmlns:cx7="http://schemas.microsoft.com/office/drawing/2016/5/13/chartex" xmlns:cx8="http://schemas.microsoft.com/office/drawing/2016/5/14/chartex" xmlns:mc="http://schemas.openxmlformats.org/markup-compatibility/2006" xmlns:aink="http://schemas.microsoft.com/office/drawing/2016/ink" xmlns:am3d="http://schemas.microsoft.com/office/drawing/2017/model3d" xmlns:o="urn:schemas-microsoft-com:office:office" xmlns:oel="http://schemas.microsoft.com/office/2019/extlst" xmlns:r="http://schemas.openxmlformats.org/officeDocument/2006/relationships" xmlns:m="http://schemas.openxmlformats.org/officeDocument/2006/math" xmlns:v="urn:schemas-microsoft-com:vml" xmlns:wp14="http://schemas.microsoft.com/office/word/2010/wordprocessingDrawing" xmlns:wp="http://schemas.openxmlformats.org/drawingml/2006/wordprocessingDrawing" xmlns:w10="urn:schemas-microsoft-com:office:word" xmlns:w="http://schemas.openxmlformats.org/wordprocessingml/2006/main" xmlns:w14="http://schemas.microsoft.com/office/word/2010/wordml" xmlns:w15="http://schemas.microsoft.com/office/word/2012/wordml" xmlns:w16cex="http://schemas.microsoft.com/office/word/2018/wordml/cex" xmlns:w16cid="http://schemas.microsoft.com/office/word/2016/wordml/cid" xmlns:w16="http://schemas.microsoft.com/office/word/2018/wordml" xmlns:w16du="http://schemas.microsoft.com/office/word/2023/wordml/word16du" xmlns:w16sdtdh="http://schemas.microsoft.com/office/word/2020/wordml/sdtdatahash" xmlns:w16sdtfl="http://schemas.microsoft.com/office/word/2024/wordml/sdtformatlock" xmlns:w16se="http://schemas.microsoft.com/office/word/2015/wordml/symex" xmlns:wpg="http://schemas.microsoft.com/office/word/2010/wordprocessingGroup" xmlns:wpi="http://schemas.microsoft.com/office/word/2010/wordprocessingInk" xmlns:wne="http://schemas.microsoft.com/office/word/2006/wordml" xmlns:wps="http://schemas.microsoft.com/office/word/2010/wordprocessingShape" mc:Ignorable="w14 w15 w16se w16cid w16 w16cex w16sdtdh w16sdtfl w16du wp14">
   <w:abstractNum w:abstractNumId="0" w15:restartNumberingAfterBreak="0">
-    <w:nsid w:val="48290071"/>
+    <w:nsid w:val="1AB67EEF"/>
     <w:multiLevelType w:val="hybridMultilevel"/>
-    <w:tmpl w:val="3D7E817E"/>
-    <w:lvl w:ilvl="0" w:tplc="569CF1AE">
+    <w:tmpl w:val="840AFDE8"/>
+    <w:lvl w:ilvl="0" w:tplc="7B66769E" w:tentative="1">
       <w:start w:val="1"/>
       <w:numFmt w:val="bullet"/>
-      <w:lvlText w:val="•"/>
+      <w:lvlText w:val="●"/>
       <w:lvlJc w:val="left"/>
       <w:pPr>
-        <w:ind w:left="540" w:hanging="270"/>
+        <w:ind w:left="720" w:hanging="360"/>
       </w:pPr>
     </w:lvl>
-    <w:lvl w:ilvl="1" w:tplc="62388D44">
+    <w:lvl w:ilvl="1" w:tplc="26784B40" w:tentative="1">
+      <w:start w:val="1"/>
+      <w:numFmt w:val="bullet"/>
+      <w:lvlText w:val="○"/>
+      <w:lvlJc w:val="left"/>
+      <w:pPr>
+        <w:ind w:left="1440" w:hanging="360"/>
+      </w:pPr>
+    </w:lvl>
+    <w:lvl w:ilvl="2" w:tplc="5AF6FE84" w:tentative="1">
+      <w:start w:val="1"/>
+      <w:numFmt w:val="bullet"/>
+      <w:lvlText w:val="■"/>
+      <w:lvlJc w:val="left"/>
+      <w:pPr>
+        <w:ind w:left="2160" w:hanging="360"/>
+      </w:pPr>
+    </w:lvl>
+    <w:lvl w:ilvl="3" w:tplc="DCAEB89E" w:tentative="1">
+      <w:start w:val="1"/>
+      <w:numFmt w:val="bullet"/>
+      <w:lvlText w:val="●"/>
+      <w:lvlJc w:val="left"/>
+      <w:pPr>
+        <w:ind w:left="2880" w:hanging="360"/>
+      </w:pPr>
+    </w:lvl>
+    <w:lvl w:ilvl="4" w:tplc="076AD1CC" w:tentative="1">
+      <w:start w:val="1"/>
+      <w:numFmt w:val="bullet"/>
+      <w:lvlText w:val="○"/>
+      <w:lvlJc w:val="left"/>
+      <w:pPr>
+        <w:ind w:left="3600" w:hanging="360"/>
+      </w:pPr>
+    </w:lvl>
+    <w:lvl w:ilvl="5" w:tplc="07DCCF98" w:tentative="1">
+      <w:start w:val="1"/>
+      <w:numFmt w:val="bullet"/>
+      <w:lvlText w:val="■"/>
+      <w:lvlJc w:val="left"/>
+      <w:pPr>
+        <w:ind w:left="4320" w:hanging="360"/>
+      </w:pPr>
+    </w:lvl>
+    <w:lvl w:ilvl="6" w:tplc="A746A472" w:tentative="1">
+      <w:start w:val="1"/>
+      <w:numFmt w:val="bullet"/>
+      <w:lvlText w:val="●"/>
+      <w:lvlJc w:val="left"/>
+      <w:pPr>
+        <w:ind w:left="5040" w:hanging="360"/>
+      </w:pPr>
+    </w:lvl>
+    <w:lvl w:ilvl="7" w:tplc="554CD366" w:tentative="1">
+      <w:start w:val="1"/>
+      <w:numFmt w:val="bullet"/>
+      <w:lvlText w:val="●"/>
+      <w:lvlJc w:val="left"/>
+      <w:pPr>
+        <w:ind w:left="5760" w:hanging="360"/>
+      </w:pPr>
+    </w:lvl>
+    <w:lvl w:ilvl="8" w:tplc="AD5AD47E" w:tentative="1">
+      <w:start w:val="1"/>
+      <w:numFmt w:val="bullet"/>
+      <w:lvlText w:val="●"/>
+      <w:lvlJc w:val="left"/>
+      <w:pPr>
+        <w:ind w:left="6480" w:hanging="360"/>
+      </w:pPr>
+    </w:lvl>
+  </w:abstractNum>
+  <w:abstractNum w:abstractNumId="1" w15:restartNumberingAfterBreak="0">
+    <w:nsid w:val="5CCB26B6"/>
+    <w:multiLevelType w:val="hybridMultilevel"/>
+    <w:tmpl w:val="BED81E10"/>
+    <w:lvl w:ilvl="0" w:tplc="C0064E78">
+      <w:start w:val="1"/>
+      <w:numFmt w:val="decimal"/>
+      <w:lvlText w:val="%1."/>
+      <w:lvlJc w:val="left"/>
+      <w:pPr>
+        <w:ind w:left="540" w:hanging="300"/>
+      </w:pPr>
+    </w:lvl>
+    <w:lvl w:ilvl="1" w:tplc="AE8A5ACA">
       <w:numFmt w:val="decimal"/>
       <w:lvlText w:val=""/>
       <w:lvlJc w:val="left"/>
     </w:lvl>
-    <w:lvl w:ilvl="2" w:tplc="122EDA72">
+    <w:lvl w:ilvl="2" w:tplc="4B2A1098">
       <w:numFmt w:val="decimal"/>
       <w:lvlText w:val=""/>
       <w:lvlJc w:val="left"/>
     </w:lvl>
-    <w:lvl w:ilvl="3" w:tplc="C72692B0">
+    <w:lvl w:ilvl="3" w:tplc="EA36D546">
       <w:numFmt w:val="decimal"/>
       <w:lvlText w:val=""/>
       <w:lvlJc w:val="left"/>
     </w:lvl>
-    <w:lvl w:ilvl="4" w:tplc="DF80D956">
+    <w:lvl w:ilvl="4" w:tplc="74A2F25E">
       <w:numFmt w:val="decimal"/>
       <w:lvlText w:val=""/>
       <w:lvlJc w:val="left"/>
     </w:lvl>
-    <w:lvl w:ilvl="5" w:tplc="5B3A3936">
+    <w:lvl w:ilvl="5" w:tplc="9AF8BBAA">
       <w:numFmt w:val="decimal"/>
       <w:lvlText w:val=""/>
       <w:lvlJc w:val="left"/>
     </w:lvl>
-    <w:lvl w:ilvl="6" w:tplc="5B94A0BE">
+    <w:lvl w:ilvl="6" w:tplc="0EC86414">
       <w:numFmt w:val="decimal"/>
       <w:lvlText w:val=""/>
       <w:lvlJc w:val="left"/>
     </w:lvl>
-    <w:lvl w:ilvl="7" w:tplc="410E12F6">
+    <w:lvl w:ilvl="7" w:tplc="E3746168">
       <w:numFmt w:val="decimal"/>
       <w:lvlText w:val=""/>
       <w:lvlJc w:val="left"/>
     </w:lvl>
-    <w:lvl w:ilvl="8" w:tplc="D1509982">
+    <w:lvl w:ilvl="8" w:tplc="50CE47A6">
       <w:numFmt w:val="decimal"/>
       <w:lvlText w:val=""/>
       <w:lvlJc w:val="left"/>
     </w:lvl>
   </w:abstractNum>
-  <w:abstractNum w:abstractNumId="1" w15:restartNumberingAfterBreak="0">
-    <w:nsid w:val="72A028A4"/>
+  <w:abstractNum w:abstractNumId="2" w15:restartNumberingAfterBreak="0">
+    <w:nsid w:val="672F312D"/>
     <w:multiLevelType w:val="hybridMultilevel"/>
-    <w:tmpl w:val="EA8E0236"/>
-    <w:lvl w:ilvl="0" w:tplc="4F96C6C2" w:tentative="1">
+    <w:tmpl w:val="815630FC"/>
+    <w:lvl w:ilvl="0" w:tplc="7AEC218C">
       <w:start w:val="1"/>
       <w:numFmt w:val="bullet"/>
-      <w:lvlText w:val="●"/>
+      <w:lvlText w:val="•"/>
       <w:lvlJc w:val="left"/>
       <w:pPr>
-        <w:ind w:left="720" w:hanging="360"/>
+        <w:ind w:left="540" w:hanging="270"/>
       </w:pPr>
     </w:lvl>
-    <w:lvl w:ilvl="1" w:tplc="7F8C80AA" w:tentative="1">
-      <w:start w:val="1"/>
-      <w:numFmt w:val="bullet"/>
-      <w:lvlText w:val="○"/>
-      <w:lvlJc w:val="left"/>
-      <w:pPr>
-        <w:ind w:left="1440" w:hanging="360"/>
-      </w:pPr>
-    </w:lvl>
-    <w:lvl w:ilvl="2" w:tplc="72E0718A" w:tentative="1">
-      <w:start w:val="1"/>
-      <w:numFmt w:val="bullet"/>
-      <w:lvlText w:val="■"/>
-      <w:lvlJc w:val="left"/>
-      <w:pPr>
-        <w:ind w:left="2160" w:hanging="360"/>
-      </w:pPr>
-    </w:lvl>
-    <w:lvl w:ilvl="3" w:tplc="1E065444" w:tentative="1">
-      <w:start w:val="1"/>
-      <w:numFmt w:val="bullet"/>
-      <w:lvlText w:val="●"/>
-      <w:lvlJc w:val="left"/>
-      <w:pPr>
-        <w:ind w:left="2880" w:hanging="360"/>
-      </w:pPr>
-    </w:lvl>
-    <w:lvl w:ilvl="4" w:tplc="08866A5A" w:tentative="1">
-      <w:start w:val="1"/>
-      <w:numFmt w:val="bullet"/>
-      <w:lvlText w:val="○"/>
-      <w:lvlJc w:val="left"/>
-      <w:pPr>
-        <w:ind w:left="3600" w:hanging="360"/>
-      </w:pPr>
-    </w:lvl>
-    <w:lvl w:ilvl="5" w:tplc="8F0E7818" w:tentative="1">
-      <w:start w:val="1"/>
-      <w:numFmt w:val="bullet"/>
-      <w:lvlText w:val="■"/>
-      <w:lvlJc w:val="left"/>
-      <w:pPr>
-        <w:ind w:left="4320" w:hanging="360"/>
-      </w:pPr>
-    </w:lvl>
-    <w:lvl w:ilvl="6" w:tplc="C4E4E1F2" w:tentative="1">
-      <w:start w:val="1"/>
-      <w:numFmt w:val="bullet"/>
-      <w:lvlText w:val="●"/>
-      <w:lvlJc w:val="left"/>
-      <w:pPr>
-        <w:ind w:left="5040" w:hanging="360"/>
-      </w:pPr>
-    </w:lvl>
-    <w:lvl w:ilvl="7" w:tplc="90D26666" w:tentative="1">
-      <w:start w:val="1"/>
-      <w:numFmt w:val="bullet"/>
-      <w:lvlText w:val="●"/>
-      <w:lvlJc w:val="left"/>
-      <w:pPr>
-        <w:ind w:left="5760" w:hanging="360"/>
-      </w:pPr>
-    </w:lvl>
-    <w:lvl w:ilvl="8" w:tplc="C3681368" w:tentative="1">
-      <w:start w:val="1"/>
-      <w:numFmt w:val="bullet"/>
-      <w:lvlText w:val="●"/>
-      <w:lvlJc w:val="left"/>
-      <w:pPr>
-        <w:ind w:left="6480" w:hanging="360"/>
-      </w:pPr>
-    </w:lvl>
-  </w:abstractNum>
-  <w:abstractNum w:abstractNumId="2" w15:restartNumberingAfterBreak="0">
-    <w:nsid w:val="7DEB072B"/>
-    <w:multiLevelType w:val="hybridMultilevel"/>
-    <w:tmpl w:val="75B4EA6C"/>
-    <w:lvl w:ilvl="0" w:tplc="B3BA7DA4">
-      <w:start w:val="1"/>
-      <w:numFmt w:val="decimal"/>
-      <w:lvlText w:val="%1."/>
-      <w:lvlJc w:val="left"/>
-      <w:pPr>
-        <w:ind w:left="540" w:hanging="300"/>
-      </w:pPr>
-    </w:lvl>
-    <w:lvl w:ilvl="1" w:tplc="9E0A86A8">
+    <w:lvl w:ilvl="1" w:tplc="81E21CC2">
       <w:numFmt w:val="decimal"/>
       <w:lvlText w:val=""/>
       <w:lvlJc w:val="left"/>
     </w:lvl>
-    <w:lvl w:ilvl="2" w:tplc="80BE85D4">
+    <w:lvl w:ilvl="2" w:tplc="AD728710">
       <w:numFmt w:val="decimal"/>
       <w:lvlText w:val=""/>
       <w:lvlJc w:val="left"/>
     </w:lvl>
-    <w:lvl w:ilvl="3" w:tplc="83388040">
+    <w:lvl w:ilvl="3" w:tplc="107A80EA">
       <w:numFmt w:val="decimal"/>
       <w:lvlText w:val=""/>
       <w:lvlJc w:val="left"/>
     </w:lvl>
-    <w:lvl w:ilvl="4" w:tplc="886E4D64">
+    <w:lvl w:ilvl="4" w:tplc="19D437F4">
       <w:numFmt w:val="decimal"/>
       <w:lvlText w:val=""/>
       <w:lvlJc w:val="left"/>
     </w:lvl>
-    <w:lvl w:ilvl="5" w:tplc="59F6B73C">
+    <w:lvl w:ilvl="5" w:tplc="051EC8E6">
       <w:numFmt w:val="decimal"/>
       <w:lvlText w:val=""/>
       <w:lvlJc w:val="left"/>
     </w:lvl>
-    <w:lvl w:ilvl="6" w:tplc="30626636">
+    <w:lvl w:ilvl="6" w:tplc="98BA8998">
       <w:numFmt w:val="decimal"/>
       <w:lvlText w:val=""/>
       <w:lvlJc w:val="left"/>
     </w:lvl>
-    <w:lvl w:ilvl="7" w:tplc="B950C676">
+    <w:lvl w:ilvl="7" w:tplc="1D386B18">
       <w:numFmt w:val="decimal"/>
       <w:lvlText w:val=""/>
       <w:lvlJc w:val="left"/>
     </w:lvl>
-    <w:lvl w:ilvl="8" w:tplc="41A4A8A2">
+    <w:lvl w:ilvl="8" w:tplc="CE146DE0">
       <w:numFmt w:val="decimal"/>
       <w:lvlText w:val=""/>
       <w:lvlJc w:val="left"/>
     </w:lvl>
   </w:abstractNum>
-  <w:num w:numId="1" w16cid:durableId="472917095">
-    <w:abstractNumId w:val="1"/>
-    <w:lvlOverride w:ilvl="0">
-      <w:startOverride w:val="1"/>
-    </w:lvlOverride>
-  </w:num>
-  <w:num w:numId="2" w16cid:durableId="2050062842">
+  <w:num w:numId="1" w16cid:durableId="1908687953">
     <w:abstractNumId w:val="0"/>
     <w:lvlOverride w:ilvl="0">
       <w:startOverride w:val="1"/>
     </w:lvlOverride>
   </w:num>
-  <w:num w:numId="3" w16cid:durableId="912542101">
+  <w:num w:numId="2" w16cid:durableId="235433561">
     <w:abstractNumId w:val="2"/>
+    <w:lvlOverride w:ilvl="0">
+      <w:startOverride w:val="1"/>
+    </w:lvlOverride>
+  </w:num>
+  <w:num w:numId="3" w16cid:durableId="1909682017">
+    <w:abstractNumId w:val="1"/>
     <w:lvlOverride w:ilvl="0">
       <w:startOverride w:val="1"/>
     </w:lvlOverride>

--- a/04_docs/manual/ScadaViewer_Instructions_for_Use_EN.docx
+++ b/04_docs/manual/ScadaViewer_Instructions_for_Use_EN.docx
@@ -393,7 +393,7 @@
           <w:szCs w:val="20"/>
         </w:rPr>
         <w:alias w:val="Contents"/>
-        <w:id w:val="-314579628"/>
+        <w:id w:val="1780689727"/>
       </w:sdtPr>
       <w:sdtEndPr/>
       <w:sdtContent>
@@ -422,7 +422,7 @@
           <w:r>
             <w:fldChar w:fldCharType="separate"/>
           </w:r>
-          <w:hyperlink w:anchor="_Toc244086426" w:history="1">
+          <w:hyperlink w:anchor="_Toc244090140" w:history="1">
             <w:r>
               <w:rPr>
                 <w:rStyle w:val="Hypertextovodkaz"/>
@@ -446,7 +446,7 @@
               <w:rPr>
                 <w:noProof/>
               </w:rPr>
-              <w:instrText xml:space="preserve"> PAGEREF _Toc244086426 \h </w:instrText>
+              <w:instrText xml:space="preserve"> PAGEREF _Toc244090140 \h </w:instrText>
             </w:r>
             <w:r>
               <w:rPr>
@@ -489,7 +489,7 @@
               <w14:ligatures w14:val="standardContextual"/>
             </w:rPr>
           </w:pPr>
-          <w:hyperlink w:anchor="_Toc244086427" w:history="1">
+          <w:hyperlink w:anchor="_Toc244090141" w:history="1">
             <w:r>
               <w:rPr>
                 <w:rStyle w:val="Hypertextovodkaz"/>
@@ -513,7 +513,7 @@
               <w:rPr>
                 <w:noProof/>
               </w:rPr>
-              <w:instrText xml:space="preserve"> PAGEREF _Toc244086427 \h </w:instrText>
+              <w:instrText xml:space="preserve"> PAGEREF _Toc244090141 \h </w:instrText>
             </w:r>
             <w:r>
               <w:rPr>
@@ -556,7 +556,7 @@
               <w14:ligatures w14:val="standardContextual"/>
             </w:rPr>
           </w:pPr>
-          <w:hyperlink w:anchor="_Toc244086428" w:history="1">
+          <w:hyperlink w:anchor="_Toc244090142" w:history="1">
             <w:r>
               <w:rPr>
                 <w:rStyle w:val="Hypertextovodkaz"/>
@@ -580,7 +580,7 @@
               <w:rPr>
                 <w:noProof/>
               </w:rPr>
-              <w:instrText xml:space="preserve"> PAGEREF _Toc244086428 \h </w:instrText>
+              <w:instrText xml:space="preserve"> PAGEREF _Toc244090142 \h </w:instrText>
             </w:r>
             <w:r>
               <w:rPr>
@@ -623,7 +623,7 @@
               <w14:ligatures w14:val="standardContextual"/>
             </w:rPr>
           </w:pPr>
-          <w:hyperlink w:anchor="_Toc244086429" w:history="1">
+          <w:hyperlink w:anchor="_Toc244090143" w:history="1">
             <w:r>
               <w:rPr>
                 <w:rStyle w:val="Hypertextovodkaz"/>
@@ -647,7 +647,7 @@
               <w:rPr>
                 <w:noProof/>
               </w:rPr>
-              <w:instrText xml:space="preserve"> PAGEREF _Toc244086429 \h </w:instrText>
+              <w:instrText xml:space="preserve"> PAGEREF _Toc244090143 \h </w:instrText>
             </w:r>
             <w:r>
               <w:rPr>
@@ -690,7 +690,7 @@
               <w14:ligatures w14:val="standardContextual"/>
             </w:rPr>
           </w:pPr>
-          <w:hyperlink w:anchor="_Toc244086430" w:history="1">
+          <w:hyperlink w:anchor="_Toc244090144" w:history="1">
             <w:r>
               <w:rPr>
                 <w:rStyle w:val="Hypertextovodkaz"/>
@@ -714,7 +714,7 @@
               <w:rPr>
                 <w:noProof/>
               </w:rPr>
-              <w:instrText xml:space="preserve"> PAGEREF _Toc244086430 \h </w:instrText>
+              <w:instrText xml:space="preserve"> PAGEREF _Toc244090144 \h </w:instrText>
             </w:r>
             <w:r>
               <w:rPr>
@@ -757,7 +757,7 @@
               <w14:ligatures w14:val="standardContextual"/>
             </w:rPr>
           </w:pPr>
-          <w:hyperlink w:anchor="_Toc244086431" w:history="1">
+          <w:hyperlink w:anchor="_Toc244090145" w:history="1">
             <w:r>
               <w:rPr>
                 <w:rStyle w:val="Hypertextovodkaz"/>
@@ -781,7 +781,7 @@
               <w:rPr>
                 <w:noProof/>
               </w:rPr>
-              <w:instrText xml:space="preserve"> PAGEREF _Toc244086431 \h </w:instrText>
+              <w:instrText xml:space="preserve"> PAGEREF _Toc244090145 \h </w:instrText>
             </w:r>
             <w:r>
               <w:rPr>
@@ -824,7 +824,7 @@
               <w14:ligatures w14:val="standardContextual"/>
             </w:rPr>
           </w:pPr>
-          <w:hyperlink w:anchor="_Toc244086432" w:history="1">
+          <w:hyperlink w:anchor="_Toc244090146" w:history="1">
             <w:r>
               <w:rPr>
                 <w:rStyle w:val="Hypertextovodkaz"/>
@@ -848,7 +848,7 @@
               <w:rPr>
                 <w:noProof/>
               </w:rPr>
-              <w:instrText xml:space="preserve"> PAGEREF _Toc244086432 \h </w:instrText>
+              <w:instrText xml:space="preserve"> PAGEREF _Toc244090146 \h </w:instrText>
             </w:r>
             <w:r>
               <w:rPr>
@@ -891,7 +891,7 @@
               <w14:ligatures w14:val="standardContextual"/>
             </w:rPr>
           </w:pPr>
-          <w:hyperlink w:anchor="_Toc244086433" w:history="1">
+          <w:hyperlink w:anchor="_Toc244090147" w:history="1">
             <w:r>
               <w:rPr>
                 <w:rStyle w:val="Hypertextovodkaz"/>
@@ -915,7 +915,7 @@
               <w:rPr>
                 <w:noProof/>
               </w:rPr>
-              <w:instrText xml:space="preserve"> PAGEREF _Toc244086433 \h </w:instrText>
+              <w:instrText xml:space="preserve"> PAGEREF _Toc244090147 \h </w:instrText>
             </w:r>
             <w:r>
               <w:rPr>
@@ -958,7 +958,7 @@
               <w14:ligatures w14:val="standardContextual"/>
             </w:rPr>
           </w:pPr>
-          <w:hyperlink w:anchor="_Toc244086434" w:history="1">
+          <w:hyperlink w:anchor="_Toc244090148" w:history="1">
             <w:r>
               <w:rPr>
                 <w:rStyle w:val="Hypertextovodkaz"/>
@@ -982,7 +982,7 @@
               <w:rPr>
                 <w:noProof/>
               </w:rPr>
-              <w:instrText xml:space="preserve"> PAGEREF _Toc244086434 \h </w:instrText>
+              <w:instrText xml:space="preserve"> PAGEREF _Toc244090148 \h </w:instrText>
             </w:r>
             <w:r>
               <w:rPr>
@@ -1025,7 +1025,7 @@
               <w14:ligatures w14:val="standardContextual"/>
             </w:rPr>
           </w:pPr>
-          <w:hyperlink w:anchor="_Toc244086435" w:history="1">
+          <w:hyperlink w:anchor="_Toc244090149" w:history="1">
             <w:r>
               <w:rPr>
                 <w:rStyle w:val="Hypertextovodkaz"/>
@@ -1049,7 +1049,7 @@
               <w:rPr>
                 <w:noProof/>
               </w:rPr>
-              <w:instrText xml:space="preserve"> PAGEREF _Toc244086435 \h </w:instrText>
+              <w:instrText xml:space="preserve"> PAGEREF _Toc244090149 \h </w:instrText>
             </w:r>
             <w:r>
               <w:rPr>
@@ -1092,7 +1092,7 @@
               <w14:ligatures w14:val="standardContextual"/>
             </w:rPr>
           </w:pPr>
-          <w:hyperlink w:anchor="_Toc244086436" w:history="1">
+          <w:hyperlink w:anchor="_Toc244090150" w:history="1">
             <w:r>
               <w:rPr>
                 <w:rStyle w:val="Hypertextovodkaz"/>
@@ -1116,7 +1116,7 @@
               <w:rPr>
                 <w:noProof/>
               </w:rPr>
-              <w:instrText xml:space="preserve"> PAGEREF _Toc244086436 \h </w:instrText>
+              <w:instrText xml:space="preserve"> PAGEREF _Toc244090150 \h </w:instrText>
             </w:r>
             <w:r>
               <w:rPr>
@@ -1133,7 +1133,7 @@
               <w:rPr>
                 <w:noProof/>
               </w:rPr>
-              <w:t>8</w:t>
+              <w:t>9</w:t>
             </w:r>
             <w:r>
               <w:rPr>
@@ -1159,7 +1159,7 @@
               <w14:ligatures w14:val="standardContextual"/>
             </w:rPr>
           </w:pPr>
-          <w:hyperlink w:anchor="_Toc244086437" w:history="1">
+          <w:hyperlink w:anchor="_Toc244090151" w:history="1">
             <w:r>
               <w:rPr>
                 <w:rStyle w:val="Hypertextovodkaz"/>
@@ -1183,7 +1183,7 @@
               <w:rPr>
                 <w:noProof/>
               </w:rPr>
-              <w:instrText xml:space="preserve"> PAGEREF _Toc244086437 \h </w:instrText>
+              <w:instrText xml:space="preserve"> PAGEREF _Toc244090151 \h </w:instrText>
             </w:r>
             <w:r>
               <w:rPr>
@@ -1200,7 +1200,7 @@
               <w:rPr>
                 <w:noProof/>
               </w:rPr>
-              <w:t>10</w:t>
+              <w:t>11</w:t>
             </w:r>
             <w:r>
               <w:rPr>
@@ -1226,7 +1226,7 @@
               <w14:ligatures w14:val="standardContextual"/>
             </w:rPr>
           </w:pPr>
-          <w:hyperlink w:anchor="_Toc244086438" w:history="1">
+          <w:hyperlink w:anchor="_Toc244090152" w:history="1">
             <w:r>
               <w:rPr>
                 <w:rStyle w:val="Hypertextovodkaz"/>
@@ -1250,7 +1250,7 @@
               <w:rPr>
                 <w:noProof/>
               </w:rPr>
-              <w:instrText xml:space="preserve"> PAGEREF _Toc244086438 \h </w:instrText>
+              <w:instrText xml:space="preserve"> PAGEREF _Toc244090152 \h </w:instrText>
             </w:r>
             <w:r>
               <w:rPr>
@@ -1267,7 +1267,7 @@
               <w:rPr>
                 <w:noProof/>
               </w:rPr>
-              <w:t>10</w:t>
+              <w:t>12</w:t>
             </w:r>
             <w:r>
               <w:rPr>
@@ -1293,7 +1293,7 @@
               <w14:ligatures w14:val="standardContextual"/>
             </w:rPr>
           </w:pPr>
-          <w:hyperlink w:anchor="_Toc244086439" w:history="1">
+          <w:hyperlink w:anchor="_Toc244090153" w:history="1">
             <w:r>
               <w:rPr>
                 <w:rStyle w:val="Hypertextovodkaz"/>
@@ -1317,7 +1317,7 @@
               <w:rPr>
                 <w:noProof/>
               </w:rPr>
-              <w:instrText xml:space="preserve"> PAGEREF _Toc244086439 \h </w:instrText>
+              <w:instrText xml:space="preserve"> PAGEREF _Toc244090153 \h </w:instrText>
             </w:r>
             <w:r>
               <w:rPr>
@@ -1334,7 +1334,7 @@
               <w:rPr>
                 <w:noProof/>
               </w:rPr>
-              <w:t>11</w:t>
+              <w:t>12</w:t>
             </w:r>
             <w:r>
               <w:rPr>
@@ -1360,7 +1360,7 @@
               <w14:ligatures w14:val="standardContextual"/>
             </w:rPr>
           </w:pPr>
-          <w:hyperlink w:anchor="_Toc244086440" w:history="1">
+          <w:hyperlink w:anchor="_Toc244090154" w:history="1">
             <w:r>
               <w:rPr>
                 <w:rStyle w:val="Hypertextovodkaz"/>
@@ -1384,7 +1384,7 @@
               <w:rPr>
                 <w:noProof/>
               </w:rPr>
-              <w:instrText xml:space="preserve"> PAGEREF _Toc244086440 \h </w:instrText>
+              <w:instrText xml:space="preserve"> PAGEREF _Toc244090154 \h </w:instrText>
             </w:r>
             <w:r>
               <w:rPr>
@@ -1401,7 +1401,7 @@
               <w:rPr>
                 <w:noProof/>
               </w:rPr>
-              <w:t>11</w:t>
+              <w:t>13</w:t>
             </w:r>
             <w:r>
               <w:rPr>
@@ -1427,7 +1427,7 @@
               <w14:ligatures w14:val="standardContextual"/>
             </w:rPr>
           </w:pPr>
-          <w:hyperlink w:anchor="_Toc244086441" w:history="1">
+          <w:hyperlink w:anchor="_Toc244090155" w:history="1">
             <w:r>
               <w:rPr>
                 <w:rStyle w:val="Hypertextovodkaz"/>
@@ -1451,7 +1451,7 @@
               <w:rPr>
                 <w:noProof/>
               </w:rPr>
-              <w:instrText xml:space="preserve"> PAGEREF _Toc244086441 \h </w:instrText>
+              <w:instrText xml:space="preserve"> PAGEREF _Toc244090155 \h </w:instrText>
             </w:r>
             <w:r>
               <w:rPr>
@@ -1468,7 +1468,7 @@
               <w:rPr>
                 <w:noProof/>
               </w:rPr>
-              <w:t>12</w:t>
+              <w:t>13</w:t>
             </w:r>
             <w:r>
               <w:rPr>
@@ -1494,7 +1494,7 @@
               <w14:ligatures w14:val="standardContextual"/>
             </w:rPr>
           </w:pPr>
-          <w:hyperlink w:anchor="_Toc244086442" w:history="1">
+          <w:hyperlink w:anchor="_Toc244090156" w:history="1">
             <w:r>
               <w:rPr>
                 <w:rStyle w:val="Hypertextovodkaz"/>
@@ -1518,7 +1518,7 @@
               <w:rPr>
                 <w:noProof/>
               </w:rPr>
-              <w:instrText xml:space="preserve"> PAGEREF _Toc244086442 \h </w:instrText>
+              <w:instrText xml:space="preserve"> PAGEREF _Toc244090156 \h </w:instrText>
             </w:r>
             <w:r>
               <w:rPr>
@@ -1535,7 +1535,7 @@
               <w:rPr>
                 <w:noProof/>
               </w:rPr>
-              <w:t>12</w:t>
+              <w:t>14</w:t>
             </w:r>
             <w:r>
               <w:rPr>
@@ -1561,7 +1561,7 @@
               <w14:ligatures w14:val="standardContextual"/>
             </w:rPr>
           </w:pPr>
-          <w:hyperlink w:anchor="_Toc244086443" w:history="1">
+          <w:hyperlink w:anchor="_Toc244090157" w:history="1">
             <w:r>
               <w:rPr>
                 <w:rStyle w:val="Hypertextovodkaz"/>
@@ -1585,7 +1585,7 @@
               <w:rPr>
                 <w:noProof/>
               </w:rPr>
-              <w:instrText xml:space="preserve"> PAGEREF _Toc244086443 \h </w:instrText>
+              <w:instrText xml:space="preserve"> PAGEREF _Toc244090157 \h </w:instrText>
             </w:r>
             <w:r>
               <w:rPr>
@@ -1602,7 +1602,7 @@
               <w:rPr>
                 <w:noProof/>
               </w:rPr>
-              <w:t>13</w:t>
+              <w:t>15</w:t>
             </w:r>
             <w:r>
               <w:rPr>
@@ -1628,7 +1628,7 @@
               <w14:ligatures w14:val="standardContextual"/>
             </w:rPr>
           </w:pPr>
-          <w:hyperlink w:anchor="_Toc244086444" w:history="1">
+          <w:hyperlink w:anchor="_Toc244090158" w:history="1">
             <w:r>
               <w:rPr>
                 <w:rStyle w:val="Hypertextovodkaz"/>
@@ -1652,7 +1652,7 @@
               <w:rPr>
                 <w:noProof/>
               </w:rPr>
-              <w:instrText xml:space="preserve"> PAGEREF _Toc244086444 \h </w:instrText>
+              <w:instrText xml:space="preserve"> PAGEREF _Toc244090158 \h </w:instrText>
             </w:r>
             <w:r>
               <w:rPr>
@@ -1669,7 +1669,7 @@
               <w:rPr>
                 <w:noProof/>
               </w:rPr>
-              <w:t>14</w:t>
+              <w:t>15</w:t>
             </w:r>
             <w:r>
               <w:rPr>
@@ -1695,7 +1695,7 @@
               <w14:ligatures w14:val="standardContextual"/>
             </w:rPr>
           </w:pPr>
-          <w:hyperlink w:anchor="_Toc244086445" w:history="1">
+          <w:hyperlink w:anchor="_Toc244090159" w:history="1">
             <w:r>
               <w:rPr>
                 <w:rStyle w:val="Hypertextovodkaz"/>
@@ -1719,7 +1719,7 @@
               <w:rPr>
                 <w:noProof/>
               </w:rPr>
-              <w:instrText xml:space="preserve"> PAGEREF _Toc244086445 \h </w:instrText>
+              <w:instrText xml:space="preserve"> PAGEREF _Toc244090159 \h </w:instrText>
             </w:r>
             <w:r>
               <w:rPr>
@@ -1736,7 +1736,7 @@
               <w:rPr>
                 <w:noProof/>
               </w:rPr>
-              <w:t>15</w:t>
+              <w:t>16</w:t>
             </w:r>
             <w:r>
               <w:rPr>
@@ -1762,7 +1762,7 @@
               <w14:ligatures w14:val="standardContextual"/>
             </w:rPr>
           </w:pPr>
-          <w:hyperlink w:anchor="_Toc244086446" w:history="1">
+          <w:hyperlink w:anchor="_Toc244090160" w:history="1">
             <w:r>
               <w:rPr>
                 <w:rStyle w:val="Hypertextovodkaz"/>
@@ -1786,7 +1786,7 @@
               <w:rPr>
                 <w:noProof/>
               </w:rPr>
-              <w:instrText xml:space="preserve"> PAGEREF _Toc244086446 \h </w:instrText>
+              <w:instrText xml:space="preserve"> PAGEREF _Toc244090160 \h </w:instrText>
             </w:r>
             <w:r>
               <w:rPr>
@@ -1803,7 +1803,7 @@
               <w:rPr>
                 <w:noProof/>
               </w:rPr>
-              <w:t>16</w:t>
+              <w:t>17</w:t>
             </w:r>
             <w:r>
               <w:rPr>
@@ -1829,7 +1829,7 @@
               <w14:ligatures w14:val="standardContextual"/>
             </w:rPr>
           </w:pPr>
-          <w:hyperlink w:anchor="_Toc244086447" w:history="1">
+          <w:hyperlink w:anchor="_Toc244090161" w:history="1">
             <w:r>
               <w:rPr>
                 <w:rStyle w:val="Hypertextovodkaz"/>
@@ -1853,7 +1853,7 @@
               <w:rPr>
                 <w:noProof/>
               </w:rPr>
-              <w:instrText xml:space="preserve"> PAGEREF _Toc244086447 \h </w:instrText>
+              <w:instrText xml:space="preserve"> PAGEREF _Toc244090161 \h </w:instrText>
             </w:r>
             <w:r>
               <w:rPr>
@@ -1870,7 +1870,7 @@
               <w:rPr>
                 <w:noProof/>
               </w:rPr>
-              <w:t>16</w:t>
+              <w:t>18</w:t>
             </w:r>
             <w:r>
               <w:rPr>
@@ -1896,7 +1896,7 @@
               <w14:ligatures w14:val="standardContextual"/>
             </w:rPr>
           </w:pPr>
-          <w:hyperlink w:anchor="_Toc244086448" w:history="1">
+          <w:hyperlink w:anchor="_Toc244090162" w:history="1">
             <w:r>
               <w:rPr>
                 <w:rStyle w:val="Hypertextovodkaz"/>
@@ -1920,7 +1920,7 @@
               <w:rPr>
                 <w:noProof/>
               </w:rPr>
-              <w:instrText xml:space="preserve"> PAGEREF _Toc244086448 \h </w:instrText>
+              <w:instrText xml:space="preserve"> PAGEREF _Toc244090162 \h </w:instrText>
             </w:r>
             <w:r>
               <w:rPr>
@@ -1937,7 +1937,7 @@
               <w:rPr>
                 <w:noProof/>
               </w:rPr>
-              <w:t>17</w:t>
+              <w:t>18</w:t>
             </w:r>
             <w:r>
               <w:rPr>
@@ -1963,7 +1963,7 @@
               <w14:ligatures w14:val="standardContextual"/>
             </w:rPr>
           </w:pPr>
-          <w:hyperlink w:anchor="_Toc244086449" w:history="1">
+          <w:hyperlink w:anchor="_Toc244090163" w:history="1">
             <w:r>
               <w:rPr>
                 <w:rStyle w:val="Hypertextovodkaz"/>
@@ -1987,7 +1987,7 @@
               <w:rPr>
                 <w:noProof/>
               </w:rPr>
-              <w:instrText xml:space="preserve"> PAGEREF _Toc244086449 \h </w:instrText>
+              <w:instrText xml:space="preserve"> PAGEREF _Toc244090163 \h </w:instrText>
             </w:r>
             <w:r>
               <w:rPr>
@@ -2004,7 +2004,7 @@
               <w:rPr>
                 <w:noProof/>
               </w:rPr>
-              <w:t>18</w:t>
+              <w:t>20</w:t>
             </w:r>
             <w:r>
               <w:rPr>
@@ -2030,7 +2030,7 @@
               <w14:ligatures w14:val="standardContextual"/>
             </w:rPr>
           </w:pPr>
-          <w:hyperlink w:anchor="_Toc244086450" w:history="1">
+          <w:hyperlink w:anchor="_Toc244090164" w:history="1">
             <w:r>
               <w:rPr>
                 <w:rStyle w:val="Hypertextovodkaz"/>
@@ -2054,7 +2054,7 @@
               <w:rPr>
                 <w:noProof/>
               </w:rPr>
-              <w:instrText xml:space="preserve"> PAGEREF _Toc244086450 \h </w:instrText>
+              <w:instrText xml:space="preserve"> PAGEREF _Toc244090164 \h </w:instrText>
             </w:r>
             <w:r>
               <w:rPr>
@@ -2071,7 +2071,7 @@
               <w:rPr>
                 <w:noProof/>
               </w:rPr>
-              <w:t>18</w:t>
+              <w:t>20</w:t>
             </w:r>
             <w:r>
               <w:rPr>
@@ -2097,7 +2097,7 @@
               <w14:ligatures w14:val="standardContextual"/>
             </w:rPr>
           </w:pPr>
-          <w:hyperlink w:anchor="_Toc244086451" w:history="1">
+          <w:hyperlink w:anchor="_Toc244090165" w:history="1">
             <w:r>
               <w:rPr>
                 <w:rStyle w:val="Hypertextovodkaz"/>
@@ -2121,7 +2121,7 @@
               <w:rPr>
                 <w:noProof/>
               </w:rPr>
-              <w:instrText xml:space="preserve"> PAGEREF _Toc244086451 \h </w:instrText>
+              <w:instrText xml:space="preserve"> PAGEREF _Toc244090165 \h </w:instrText>
             </w:r>
             <w:r>
               <w:rPr>
@@ -2138,7 +2138,7 @@
               <w:rPr>
                 <w:noProof/>
               </w:rPr>
-              <w:t>18</w:t>
+              <w:t>21</w:t>
             </w:r>
             <w:r>
               <w:rPr>
@@ -2164,7 +2164,7 @@
               <w14:ligatures w14:val="standardContextual"/>
             </w:rPr>
           </w:pPr>
-          <w:hyperlink w:anchor="_Toc244086452" w:history="1">
+          <w:hyperlink w:anchor="_Toc244090166" w:history="1">
             <w:r>
               <w:rPr>
                 <w:rStyle w:val="Hypertextovodkaz"/>
@@ -2188,7 +2188,7 @@
               <w:rPr>
                 <w:noProof/>
               </w:rPr>
-              <w:instrText xml:space="preserve"> PAGEREF _Toc244086452 \h </w:instrText>
+              <w:instrText xml:space="preserve"> PAGEREF _Toc244090166 \h </w:instrText>
             </w:r>
             <w:r>
               <w:rPr>
@@ -2205,7 +2205,7 @@
               <w:rPr>
                 <w:noProof/>
               </w:rPr>
-              <w:t>20</w:t>
+              <w:t>22</w:t>
             </w:r>
             <w:r>
               <w:rPr>
@@ -2231,7 +2231,7 @@
               <w14:ligatures w14:val="standardContextual"/>
             </w:rPr>
           </w:pPr>
-          <w:hyperlink w:anchor="_Toc244086453" w:history="1">
+          <w:hyperlink w:anchor="_Toc244090167" w:history="1">
             <w:r>
               <w:rPr>
                 <w:rStyle w:val="Hypertextovodkaz"/>
@@ -2255,7 +2255,7 @@
               <w:rPr>
                 <w:noProof/>
               </w:rPr>
-              <w:instrText xml:space="preserve"> PAGEREF _Toc244086453 \h </w:instrText>
+              <w:instrText xml:space="preserve"> PAGEREF _Toc244090167 \h </w:instrText>
             </w:r>
             <w:r>
               <w:rPr>
@@ -2272,7 +2272,7 @@
               <w:rPr>
                 <w:noProof/>
               </w:rPr>
-              <w:t>21</w:t>
+              <w:t>23</w:t>
             </w:r>
             <w:r>
               <w:rPr>
@@ -2298,7 +2298,7 @@
               <w14:ligatures w14:val="standardContextual"/>
             </w:rPr>
           </w:pPr>
-          <w:hyperlink w:anchor="_Toc244086454" w:history="1">
+          <w:hyperlink w:anchor="_Toc244090168" w:history="1">
             <w:r>
               <w:rPr>
                 <w:rStyle w:val="Hypertextovodkaz"/>
@@ -2322,7 +2322,7 @@
               <w:rPr>
                 <w:noProof/>
               </w:rPr>
-              <w:instrText xml:space="preserve"> PAGEREF _Toc244086454 \h </w:instrText>
+              <w:instrText xml:space="preserve"> PAGEREF _Toc244090168 \h </w:instrText>
             </w:r>
             <w:r>
               <w:rPr>
@@ -2339,7 +2339,7 @@
               <w:rPr>
                 <w:noProof/>
               </w:rPr>
-              <w:t>21</w:t>
+              <w:t>23</w:t>
             </w:r>
             <w:r>
               <w:rPr>
@@ -2365,7 +2365,7 @@
               <w14:ligatures w14:val="standardContextual"/>
             </w:rPr>
           </w:pPr>
-          <w:hyperlink w:anchor="_Toc244086455" w:history="1">
+          <w:hyperlink w:anchor="_Toc244090169" w:history="1">
             <w:r>
               <w:rPr>
                 <w:rStyle w:val="Hypertextovodkaz"/>
@@ -2389,7 +2389,7 @@
               <w:rPr>
                 <w:noProof/>
               </w:rPr>
-              <w:instrText xml:space="preserve"> PAGEREF _Toc244086455 \h </w:instrText>
+              <w:instrText xml:space="preserve"> PAGEREF _Toc244090169 \h </w:instrText>
             </w:r>
             <w:r>
               <w:rPr>
@@ -2406,7 +2406,7 @@
               <w:rPr>
                 <w:noProof/>
               </w:rPr>
-              <w:t>22</w:t>
+              <w:t>24</w:t>
             </w:r>
             <w:r>
               <w:rPr>
@@ -2432,7 +2432,7 @@
               <w14:ligatures w14:val="standardContextual"/>
             </w:rPr>
           </w:pPr>
-          <w:hyperlink w:anchor="_Toc244086456" w:history="1">
+          <w:hyperlink w:anchor="_Toc244090170" w:history="1">
             <w:r>
               <w:rPr>
                 <w:rStyle w:val="Hypertextovodkaz"/>
@@ -2456,7 +2456,7 @@
               <w:rPr>
                 <w:noProof/>
               </w:rPr>
-              <w:instrText xml:space="preserve"> PAGEREF _Toc244086456 \h </w:instrText>
+              <w:instrText xml:space="preserve"> PAGEREF _Toc244090170 \h </w:instrText>
             </w:r>
             <w:r>
               <w:rPr>
@@ -2473,7 +2473,7 @@
               <w:rPr>
                 <w:noProof/>
               </w:rPr>
-              <w:t>23</w:t>
+              <w:t>25</w:t>
             </w:r>
             <w:r>
               <w:rPr>
@@ -2499,7 +2499,7 @@
               <w14:ligatures w14:val="standardContextual"/>
             </w:rPr>
           </w:pPr>
-          <w:hyperlink w:anchor="_Toc244086457" w:history="1">
+          <w:hyperlink w:anchor="_Toc244090171" w:history="1">
             <w:r>
               <w:rPr>
                 <w:rStyle w:val="Hypertextovodkaz"/>
@@ -2523,7 +2523,7 @@
               <w:rPr>
                 <w:noProof/>
               </w:rPr>
-              <w:instrText xml:space="preserve"> PAGEREF _Toc244086457 \h </w:instrText>
+              <w:instrText xml:space="preserve"> PAGEREF _Toc244090171 \h </w:instrText>
             </w:r>
             <w:r>
               <w:rPr>
@@ -2540,7 +2540,7 @@
               <w:rPr>
                 <w:noProof/>
               </w:rPr>
-              <w:t>24</w:t>
+              <w:t>26</w:t>
             </w:r>
             <w:r>
               <w:rPr>
@@ -2566,7 +2566,7 @@
               <w14:ligatures w14:val="standardContextual"/>
             </w:rPr>
           </w:pPr>
-          <w:hyperlink w:anchor="_Toc244086458" w:history="1">
+          <w:hyperlink w:anchor="_Toc244090172" w:history="1">
             <w:r>
               <w:rPr>
                 <w:rStyle w:val="Hypertextovodkaz"/>
@@ -2590,7 +2590,7 @@
               <w:rPr>
                 <w:noProof/>
               </w:rPr>
-              <w:instrText xml:space="preserve"> PAGEREF _Toc244086458 \h </w:instrText>
+              <w:instrText xml:space="preserve"> PAGEREF _Toc244090172 \h </w:instrText>
             </w:r>
             <w:r>
               <w:rPr>
@@ -2607,7 +2607,7 @@
               <w:rPr>
                 <w:noProof/>
               </w:rPr>
-              <w:t>24</w:t>
+              <w:t>26</w:t>
             </w:r>
             <w:r>
               <w:rPr>
@@ -2633,7 +2633,7 @@
               <w14:ligatures w14:val="standardContextual"/>
             </w:rPr>
           </w:pPr>
-          <w:hyperlink w:anchor="_Toc244086459" w:history="1">
+          <w:hyperlink w:anchor="_Toc244090173" w:history="1">
             <w:r>
               <w:rPr>
                 <w:rStyle w:val="Hypertextovodkaz"/>
@@ -2657,7 +2657,7 @@
               <w:rPr>
                 <w:noProof/>
               </w:rPr>
-              <w:instrText xml:space="preserve"> PAGEREF _Toc244086459 \h </w:instrText>
+              <w:instrText xml:space="preserve"> PAGEREF _Toc244090173 \h </w:instrText>
             </w:r>
             <w:r>
               <w:rPr>
@@ -2674,7 +2674,7 @@
               <w:rPr>
                 <w:noProof/>
               </w:rPr>
-              <w:t>25</w:t>
+              <w:t>27</w:t>
             </w:r>
             <w:r>
               <w:rPr>
@@ -2700,7 +2700,7 @@
               <w14:ligatures w14:val="standardContextual"/>
             </w:rPr>
           </w:pPr>
-          <w:hyperlink w:anchor="_Toc244086460" w:history="1">
+          <w:hyperlink w:anchor="_Toc244090174" w:history="1">
             <w:r>
               <w:rPr>
                 <w:rStyle w:val="Hypertextovodkaz"/>
@@ -2724,7 +2724,7 @@
               <w:rPr>
                 <w:noProof/>
               </w:rPr>
-              <w:instrText xml:space="preserve"> PAGEREF _Toc244086460 \h </w:instrText>
+              <w:instrText xml:space="preserve"> PAGEREF _Toc244090174 \h </w:instrText>
             </w:r>
             <w:r>
               <w:rPr>
@@ -2741,7 +2741,7 @@
               <w:rPr>
                 <w:noProof/>
               </w:rPr>
-              <w:t>25</w:t>
+              <w:t>27</w:t>
             </w:r>
             <w:r>
               <w:rPr>
@@ -2767,7 +2767,7 @@
               <w14:ligatures w14:val="standardContextual"/>
             </w:rPr>
           </w:pPr>
-          <w:hyperlink w:anchor="_Toc244086461" w:history="1">
+          <w:hyperlink w:anchor="_Toc244090175" w:history="1">
             <w:r>
               <w:rPr>
                 <w:rStyle w:val="Hypertextovodkaz"/>
@@ -2791,7 +2791,7 @@
               <w:rPr>
                 <w:noProof/>
               </w:rPr>
-              <w:instrText xml:space="preserve"> PAGEREF _Toc244086461 \h </w:instrText>
+              <w:instrText xml:space="preserve"> PAGEREF _Toc244090175 \h </w:instrText>
             </w:r>
             <w:r>
               <w:rPr>
@@ -2808,7 +2808,7 @@
               <w:rPr>
                 <w:noProof/>
               </w:rPr>
-              <w:t>26</w:t>
+              <w:t>28</w:t>
             </w:r>
             <w:r>
               <w:rPr>
@@ -2834,7 +2834,7 @@
               <w14:ligatures w14:val="standardContextual"/>
             </w:rPr>
           </w:pPr>
-          <w:hyperlink w:anchor="_Toc244086462" w:history="1">
+          <w:hyperlink w:anchor="_Toc244090176" w:history="1">
             <w:r>
               <w:rPr>
                 <w:rStyle w:val="Hypertextovodkaz"/>
@@ -2858,7 +2858,7 @@
               <w:rPr>
                 <w:noProof/>
               </w:rPr>
-              <w:instrText xml:space="preserve"> PAGEREF _Toc244086462 \h </w:instrText>
+              <w:instrText xml:space="preserve"> PAGEREF _Toc244090176 \h </w:instrText>
             </w:r>
             <w:r>
               <w:rPr>
@@ -2875,7 +2875,7 @@
               <w:rPr>
                 <w:noProof/>
               </w:rPr>
-              <w:t>28</w:t>
+              <w:t>30</w:t>
             </w:r>
             <w:r>
               <w:rPr>
@@ -2901,7 +2901,7 @@
               <w14:ligatures w14:val="standardContextual"/>
             </w:rPr>
           </w:pPr>
-          <w:hyperlink w:anchor="_Toc244086463" w:history="1">
+          <w:hyperlink w:anchor="_Toc244090177" w:history="1">
             <w:r>
               <w:rPr>
                 <w:rStyle w:val="Hypertextovodkaz"/>
@@ -2925,7 +2925,7 @@
               <w:rPr>
                 <w:noProof/>
               </w:rPr>
-              <w:instrText xml:space="preserve"> PAGEREF _Toc244086463 \h </w:instrText>
+              <w:instrText xml:space="preserve"> PAGEREF _Toc244090177 \h </w:instrText>
             </w:r>
             <w:r>
               <w:rPr>
@@ -2942,7 +2942,7 @@
               <w:rPr>
                 <w:noProof/>
               </w:rPr>
-              <w:t>29</w:t>
+              <w:t>31</w:t>
             </w:r>
             <w:r>
               <w:rPr>
@@ -2968,7 +2968,7 @@
               <w14:ligatures w14:val="standardContextual"/>
             </w:rPr>
           </w:pPr>
-          <w:hyperlink w:anchor="_Toc244086464" w:history="1">
+          <w:hyperlink w:anchor="_Toc244090178" w:history="1">
             <w:r>
               <w:rPr>
                 <w:rStyle w:val="Hypertextovodkaz"/>
@@ -2992,7 +2992,7 @@
               <w:rPr>
                 <w:noProof/>
               </w:rPr>
-              <w:instrText xml:space="preserve"> PAGEREF _Toc244086464 \h </w:instrText>
+              <w:instrText xml:space="preserve"> PAGEREF _Toc244090178 \h </w:instrText>
             </w:r>
             <w:r>
               <w:rPr>
@@ -3009,7 +3009,7 @@
               <w:rPr>
                 <w:noProof/>
               </w:rPr>
-              <w:t>32</w:t>
+              <w:t>34</w:t>
             </w:r>
             <w:r>
               <w:rPr>
@@ -3035,7 +3035,7 @@
               <w14:ligatures w14:val="standardContextual"/>
             </w:rPr>
           </w:pPr>
-          <w:hyperlink w:anchor="_Toc244086465" w:history="1">
+          <w:hyperlink w:anchor="_Toc244090179" w:history="1">
             <w:r>
               <w:rPr>
                 <w:rStyle w:val="Hypertextovodkaz"/>
@@ -3059,7 +3059,7 @@
               <w:rPr>
                 <w:noProof/>
               </w:rPr>
-              <w:instrText xml:space="preserve"> PAGEREF _Toc244086465 \h </w:instrText>
+              <w:instrText xml:space="preserve"> PAGEREF _Toc244090179 \h </w:instrText>
             </w:r>
             <w:r>
               <w:rPr>
@@ -3076,7 +3076,7 @@
               <w:rPr>
                 <w:noProof/>
               </w:rPr>
-              <w:t>33</w:t>
+              <w:t>35</w:t>
             </w:r>
             <w:r>
               <w:rPr>
@@ -3102,7 +3102,7 @@
               <w14:ligatures w14:val="standardContextual"/>
             </w:rPr>
           </w:pPr>
-          <w:hyperlink w:anchor="_Toc244086466" w:history="1">
+          <w:hyperlink w:anchor="_Toc244090180" w:history="1">
             <w:r>
               <w:rPr>
                 <w:rStyle w:val="Hypertextovodkaz"/>
@@ -3126,7 +3126,7 @@
               <w:rPr>
                 <w:noProof/>
               </w:rPr>
-              <w:instrText xml:space="preserve"> PAGEREF _Toc244086466 \h </w:instrText>
+              <w:instrText xml:space="preserve"> PAGEREF _Toc244090180 \h </w:instrText>
             </w:r>
             <w:r>
               <w:rPr>
@@ -3143,7 +3143,7 @@
               <w:rPr>
                 <w:noProof/>
               </w:rPr>
-              <w:t>33</w:t>
+              <w:t>35</w:t>
             </w:r>
             <w:r>
               <w:rPr>
@@ -3169,7 +3169,7 @@
               <w14:ligatures w14:val="standardContextual"/>
             </w:rPr>
           </w:pPr>
-          <w:hyperlink w:anchor="_Toc244086467" w:history="1">
+          <w:hyperlink w:anchor="_Toc244090181" w:history="1">
             <w:r>
               <w:rPr>
                 <w:rStyle w:val="Hypertextovodkaz"/>
@@ -3193,7 +3193,7 @@
               <w:rPr>
                 <w:noProof/>
               </w:rPr>
-              <w:instrText xml:space="preserve"> PAGEREF _Toc244086467 \h </w:instrText>
+              <w:instrText xml:space="preserve"> PAGEREF _Toc244090181 \h </w:instrText>
             </w:r>
             <w:r>
               <w:rPr>
@@ -3210,7 +3210,7 @@
               <w:rPr>
                 <w:noProof/>
               </w:rPr>
-              <w:t>33</w:t>
+              <w:t>35</w:t>
             </w:r>
             <w:r>
               <w:rPr>
@@ -3236,7 +3236,7 @@
               <w14:ligatures w14:val="standardContextual"/>
             </w:rPr>
           </w:pPr>
-          <w:hyperlink w:anchor="_Toc244086468" w:history="1">
+          <w:hyperlink w:anchor="_Toc244090182" w:history="1">
             <w:r>
               <w:rPr>
                 <w:rStyle w:val="Hypertextovodkaz"/>
@@ -3260,7 +3260,7 @@
               <w:rPr>
                 <w:noProof/>
               </w:rPr>
-              <w:instrText xml:space="preserve"> PAGEREF _Toc244086468 \h </w:instrText>
+              <w:instrText xml:space="preserve"> PAGEREF _Toc244090182 \h </w:instrText>
             </w:r>
             <w:r>
               <w:rPr>
@@ -3277,7 +3277,7 @@
               <w:rPr>
                 <w:noProof/>
               </w:rPr>
-              <w:t>34</w:t>
+              <w:t>36</w:t>
             </w:r>
             <w:r>
               <w:rPr>
@@ -3303,7 +3303,7 @@
               <w14:ligatures w14:val="standardContextual"/>
             </w:rPr>
           </w:pPr>
-          <w:hyperlink w:anchor="_Toc244086469" w:history="1">
+          <w:hyperlink w:anchor="_Toc244090183" w:history="1">
             <w:r>
               <w:rPr>
                 <w:rStyle w:val="Hypertextovodkaz"/>
@@ -3327,7 +3327,7 @@
               <w:rPr>
                 <w:noProof/>
               </w:rPr>
-              <w:instrText xml:space="preserve"> PAGEREF _Toc244086469 \h </w:instrText>
+              <w:instrText xml:space="preserve"> PAGEREF _Toc244090183 \h </w:instrText>
             </w:r>
             <w:r>
               <w:rPr>
@@ -3344,7 +3344,7 @@
               <w:rPr>
                 <w:noProof/>
               </w:rPr>
-              <w:t>35</w:t>
+              <w:t>37</w:t>
             </w:r>
             <w:r>
               <w:rPr>
@@ -3370,7 +3370,7 @@
               <w14:ligatures w14:val="standardContextual"/>
             </w:rPr>
           </w:pPr>
-          <w:hyperlink w:anchor="_Toc244086470" w:history="1">
+          <w:hyperlink w:anchor="_Toc244090184" w:history="1">
             <w:r>
               <w:rPr>
                 <w:rStyle w:val="Hypertextovodkaz"/>
@@ -3394,7 +3394,7 @@
               <w:rPr>
                 <w:noProof/>
               </w:rPr>
-              <w:instrText xml:space="preserve"> PAGEREF _Toc244086470 \h </w:instrText>
+              <w:instrText xml:space="preserve"> PAGEREF _Toc244090184 \h </w:instrText>
             </w:r>
             <w:r>
               <w:rPr>
@@ -3411,7 +3411,7 @@
               <w:rPr>
                 <w:noProof/>
               </w:rPr>
-              <w:t>36</w:t>
+              <w:t>38</w:t>
             </w:r>
             <w:r>
               <w:rPr>
@@ -3437,7 +3437,7 @@
               <w14:ligatures w14:val="standardContextual"/>
             </w:rPr>
           </w:pPr>
-          <w:hyperlink w:anchor="_Toc244086471" w:history="1">
+          <w:hyperlink w:anchor="_Toc244090185" w:history="1">
             <w:r>
               <w:rPr>
                 <w:rStyle w:val="Hypertextovodkaz"/>
@@ -3461,7 +3461,7 @@
               <w:rPr>
                 <w:noProof/>
               </w:rPr>
-              <w:instrText xml:space="preserve"> PAGEREF _Toc244086471 \h </w:instrText>
+              <w:instrText xml:space="preserve"> PAGEREF _Toc244090185 \h </w:instrText>
             </w:r>
             <w:r>
               <w:rPr>
@@ -3478,7 +3478,7 @@
               <w:rPr>
                 <w:noProof/>
               </w:rPr>
-              <w:t>37</w:t>
+              <w:t>39</w:t>
             </w:r>
             <w:r>
               <w:rPr>
@@ -3504,7 +3504,7 @@
               <w14:ligatures w14:val="standardContextual"/>
             </w:rPr>
           </w:pPr>
-          <w:hyperlink w:anchor="_Toc244086472" w:history="1">
+          <w:hyperlink w:anchor="_Toc244090186" w:history="1">
             <w:r>
               <w:rPr>
                 <w:rStyle w:val="Hypertextovodkaz"/>
@@ -3528,7 +3528,7 @@
               <w:rPr>
                 <w:noProof/>
               </w:rPr>
-              <w:instrText xml:space="preserve"> PAGEREF _Toc244086472 \h </w:instrText>
+              <w:instrText xml:space="preserve"> PAGEREF _Toc244090186 \h </w:instrText>
             </w:r>
             <w:r>
               <w:rPr>
@@ -3545,7 +3545,7 @@
               <w:rPr>
                 <w:noProof/>
               </w:rPr>
-              <w:t>38</w:t>
+              <w:t>40</w:t>
             </w:r>
             <w:r>
               <w:rPr>
@@ -3571,7 +3571,7 @@
               <w14:ligatures w14:val="standardContextual"/>
             </w:rPr>
           </w:pPr>
-          <w:hyperlink w:anchor="_Toc244086473" w:history="1">
+          <w:hyperlink w:anchor="_Toc244090187" w:history="1">
             <w:r>
               <w:rPr>
                 <w:rStyle w:val="Hypertextovodkaz"/>
@@ -3595,7 +3595,7 @@
               <w:rPr>
                 <w:noProof/>
               </w:rPr>
-              <w:instrText xml:space="preserve"> PAGEREF _Toc244086473 \h </w:instrText>
+              <w:instrText xml:space="preserve"> PAGEREF _Toc244090187 \h </w:instrText>
             </w:r>
             <w:r>
               <w:rPr>
@@ -3612,7 +3612,7 @@
               <w:rPr>
                 <w:noProof/>
               </w:rPr>
-              <w:t>41</w:t>
+              <w:t>43</w:t>
             </w:r>
             <w:r>
               <w:rPr>
@@ -3644,7 +3644,7 @@
         <w:pStyle w:val="Nadpis1"/>
         <w:pageBreakBefore/>
       </w:pPr>
-      <w:bookmarkStart w:id="0" w:name="_Toc244086426"/>
+      <w:bookmarkStart w:id="0" w:name="_Toc244090140"/>
       <w:r>
         <w:t>1  Introduction</w:t>
       </w:r>
@@ -3654,7 +3654,7 @@
       <w:pPr>
         <w:pStyle w:val="Nadpis2"/>
       </w:pPr>
-      <w:bookmarkStart w:id="1" w:name="_Toc244086427"/>
+      <w:bookmarkStart w:id="1" w:name="_Toc244090141"/>
       <w:r>
         <w:t>1.1  Purpose of the application</w:t>
       </w:r>
@@ -3700,6 +3700,7 @@
     </w:p>
     <w:p>
       <w:pPr>
+        <w:keepNext/>
         <w:spacing w:after="120" w:line="288" w:lineRule="auto"/>
       </w:pPr>
       <w:r>
@@ -3863,7 +3864,7 @@
       <w:pPr>
         <w:pStyle w:val="Nadpis2"/>
       </w:pPr>
-      <w:bookmarkStart w:id="2" w:name="_Toc244086428"/>
+      <w:bookmarkStart w:id="2" w:name="_Toc244090142"/>
       <w:r>
         <w:t>1.2  Data flow and file states</w:t>
       </w:r>
@@ -3871,6 +3872,7 @@
     </w:p>
     <w:p>
       <w:pPr>
+        <w:keepNext/>
         <w:spacing w:after="120" w:line="288" w:lineRule="auto"/>
       </w:pPr>
       <w:r>
@@ -3986,6 +3988,8 @@
           </w:tcPr>
           <w:p>
             <w:pPr>
+              <w:keepNext/>
+              <w:keepLines/>
               <w:spacing w:line="252" w:lineRule="auto"/>
             </w:pPr>
             <w:r>
@@ -4020,6 +4024,8 @@
           </w:tcPr>
           <w:p>
             <w:pPr>
+              <w:keepNext/>
+              <w:keepLines/>
               <w:spacing w:line="252" w:lineRule="auto"/>
             </w:pPr>
             <w:r>
@@ -4054,6 +4060,8 @@
           </w:tcPr>
           <w:p>
             <w:pPr>
+              <w:keepNext/>
+              <w:keepLines/>
               <w:spacing w:line="252" w:lineRule="auto"/>
             </w:pPr>
             <w:r>
@@ -4092,6 +4100,8 @@
           </w:tcPr>
           <w:p>
             <w:pPr>
+              <w:keepNext/>
+              <w:keepLines/>
               <w:spacing w:line="252" w:lineRule="auto"/>
             </w:pPr>
             <w:r>
@@ -4122,6 +4132,8 @@
           </w:tcPr>
           <w:p>
             <w:pPr>
+              <w:keepNext/>
+              <w:keepLines/>
               <w:spacing w:line="252" w:lineRule="auto"/>
             </w:pPr>
             <w:r>
@@ -4153,6 +4165,8 @@
           </w:tcPr>
           <w:p>
             <w:pPr>
+              <w:keepNext/>
+              <w:keepLines/>
               <w:spacing w:line="252" w:lineRule="auto"/>
             </w:pPr>
             <w:r>
@@ -4188,6 +4202,8 @@
           </w:tcPr>
           <w:p>
             <w:pPr>
+              <w:keepNext/>
+              <w:keepLines/>
               <w:spacing w:line="252" w:lineRule="auto"/>
             </w:pPr>
             <w:r>
@@ -4218,6 +4234,8 @@
           </w:tcPr>
           <w:p>
             <w:pPr>
+              <w:keepNext/>
+              <w:keepLines/>
               <w:spacing w:line="252" w:lineRule="auto"/>
             </w:pPr>
             <w:r>
@@ -4249,6 +4267,8 @@
           </w:tcPr>
           <w:p>
             <w:pPr>
+              <w:keepNext/>
+              <w:keepLines/>
               <w:spacing w:line="252" w:lineRule="auto"/>
             </w:pPr>
             <w:r>
@@ -4300,6 +4320,7 @@
           </w:tcPr>
           <w:p>
             <w:pPr>
+              <w:keepLines/>
               <w:spacing w:line="252" w:lineRule="auto"/>
             </w:pPr>
             <w:r>
@@ -4330,6 +4351,7 @@
           </w:tcPr>
           <w:p>
             <w:pPr>
+              <w:keepLines/>
               <w:spacing w:line="252" w:lineRule="auto"/>
             </w:pPr>
             <w:r>
@@ -4361,6 +4383,7 @@
           </w:tcPr>
           <w:p>
             <w:pPr>
+              <w:keepLines/>
               <w:spacing w:line="252" w:lineRule="auto"/>
             </w:pPr>
             <w:r>
@@ -4454,7 +4477,7 @@
       <w:pPr>
         <w:pStyle w:val="Nadpis2"/>
       </w:pPr>
-      <w:bookmarkStart w:id="3" w:name="_Toc244086429"/>
+      <w:bookmarkStart w:id="3" w:name="_Toc244090143"/>
       <w:r>
         <w:t>1.3  Where the application runs and how to open it</w:t>
       </w:r>
@@ -4462,6 +4485,7 @@
     </w:p>
     <w:p>
       <w:pPr>
+        <w:keepNext/>
         <w:spacing w:after="120" w:line="288" w:lineRule="auto"/>
       </w:pPr>
       <w:r>
@@ -4524,7 +4548,7 @@
       <w:pPr>
         <w:pStyle w:val="Nadpis2"/>
       </w:pPr>
-      <w:bookmarkStart w:id="4" w:name="_Toc244086430"/>
+      <w:bookmarkStart w:id="4" w:name="_Toc244090144"/>
       <w:r>
         <w:t>1.4  User roles and permissions</w:t>
       </w:r>
@@ -4617,6 +4641,8 @@
           </w:tcPr>
           <w:p>
             <w:pPr>
+              <w:keepNext/>
+              <w:keepLines/>
               <w:spacing w:line="252" w:lineRule="auto"/>
             </w:pPr>
             <w:r>
@@ -4651,6 +4677,8 @@
           </w:tcPr>
           <w:p>
             <w:pPr>
+              <w:keepNext/>
+              <w:keepLines/>
               <w:spacing w:line="252" w:lineRule="auto"/>
             </w:pPr>
             <w:r>
@@ -4685,6 +4713,8 @@
           </w:tcPr>
           <w:p>
             <w:pPr>
+              <w:keepNext/>
+              <w:keepLines/>
               <w:spacing w:line="252" w:lineRule="auto"/>
             </w:pPr>
             <w:r>
@@ -4719,6 +4749,8 @@
           </w:tcPr>
           <w:p>
             <w:pPr>
+              <w:keepNext/>
+              <w:keepLines/>
               <w:spacing w:line="252" w:lineRule="auto"/>
             </w:pPr>
             <w:r>
@@ -4753,6 +4785,8 @@
           </w:tcPr>
           <w:p>
             <w:pPr>
+              <w:keepNext/>
+              <w:keepLines/>
               <w:spacing w:line="252" w:lineRule="auto"/>
             </w:pPr>
             <w:r>
@@ -4787,6 +4821,8 @@
           </w:tcPr>
           <w:p>
             <w:pPr>
+              <w:keepNext/>
+              <w:keepLines/>
               <w:spacing w:line="252" w:lineRule="auto"/>
             </w:pPr>
             <w:r>
@@ -4825,6 +4861,8 @@
           </w:tcPr>
           <w:p>
             <w:pPr>
+              <w:keepNext/>
+              <w:keepLines/>
               <w:spacing w:line="252" w:lineRule="auto"/>
             </w:pPr>
             <w:r>
@@ -4855,6 +4893,8 @@
           </w:tcPr>
           <w:p>
             <w:pPr>
+              <w:keepNext/>
+              <w:keepLines/>
               <w:spacing w:line="252" w:lineRule="auto"/>
             </w:pPr>
             <w:r>
@@ -4885,6 +4925,8 @@
           </w:tcPr>
           <w:p>
             <w:pPr>
+              <w:keepNext/>
+              <w:keepLines/>
               <w:spacing w:line="252" w:lineRule="auto"/>
             </w:pPr>
             <w:r>
@@ -4915,6 +4957,8 @@
           </w:tcPr>
           <w:p>
             <w:pPr>
+              <w:keepNext/>
+              <w:keepLines/>
               <w:spacing w:line="252" w:lineRule="auto"/>
             </w:pPr>
             <w:r>
@@ -4945,6 +4989,8 @@
           </w:tcPr>
           <w:p>
             <w:pPr>
+              <w:keepNext/>
+              <w:keepLines/>
               <w:spacing w:line="252" w:lineRule="auto"/>
             </w:pPr>
             <w:r>
@@ -4975,6 +5021,8 @@
           </w:tcPr>
           <w:p>
             <w:pPr>
+              <w:keepNext/>
+              <w:keepLines/>
               <w:spacing w:line="252" w:lineRule="auto"/>
             </w:pPr>
             <w:r>
@@ -5010,6 +5058,8 @@
           </w:tcPr>
           <w:p>
             <w:pPr>
+              <w:keepNext/>
+              <w:keepLines/>
               <w:spacing w:line="252" w:lineRule="auto"/>
             </w:pPr>
             <w:r>
@@ -5040,6 +5090,8 @@
           </w:tcPr>
           <w:p>
             <w:pPr>
+              <w:keepNext/>
+              <w:keepLines/>
               <w:spacing w:line="252" w:lineRule="auto"/>
             </w:pPr>
             <w:r>
@@ -5070,6 +5122,8 @@
           </w:tcPr>
           <w:p>
             <w:pPr>
+              <w:keepNext/>
+              <w:keepLines/>
               <w:spacing w:line="252" w:lineRule="auto"/>
             </w:pPr>
             <w:r>
@@ -5100,6 +5154,8 @@
           </w:tcPr>
           <w:p>
             <w:pPr>
+              <w:keepNext/>
+              <w:keepLines/>
               <w:spacing w:line="252" w:lineRule="auto"/>
             </w:pPr>
             <w:r>
@@ -5137,6 +5193,8 @@
           </w:tcPr>
           <w:p>
             <w:pPr>
+              <w:keepNext/>
+              <w:keepLines/>
               <w:spacing w:line="252" w:lineRule="auto"/>
             </w:pPr>
             <w:r>
@@ -5174,6 +5232,8 @@
           </w:tcPr>
           <w:p>
             <w:pPr>
+              <w:keepNext/>
+              <w:keepLines/>
               <w:spacing w:line="252" w:lineRule="auto"/>
             </w:pPr>
             <w:r>
@@ -5216,6 +5276,8 @@
           </w:tcPr>
           <w:p>
             <w:pPr>
+              <w:keepNext/>
+              <w:keepLines/>
               <w:spacing w:line="252" w:lineRule="auto"/>
             </w:pPr>
             <w:r>
@@ -5246,6 +5308,8 @@
           </w:tcPr>
           <w:p>
             <w:pPr>
+              <w:keepNext/>
+              <w:keepLines/>
               <w:spacing w:line="252" w:lineRule="auto"/>
             </w:pPr>
             <w:r>
@@ -5276,6 +5340,8 @@
           </w:tcPr>
           <w:p>
             <w:pPr>
+              <w:keepNext/>
+              <w:keepLines/>
               <w:spacing w:line="252" w:lineRule="auto"/>
             </w:pPr>
             <w:r>
@@ -5306,6 +5372,8 @@
           </w:tcPr>
           <w:p>
             <w:pPr>
+              <w:keepNext/>
+              <w:keepLines/>
               <w:spacing w:line="252" w:lineRule="auto"/>
             </w:pPr>
             <w:r>
@@ -5336,6 +5404,8 @@
           </w:tcPr>
           <w:p>
             <w:pPr>
+              <w:keepNext/>
+              <w:keepLines/>
               <w:spacing w:line="252" w:lineRule="auto"/>
             </w:pPr>
             <w:r>
@@ -5366,6 +5436,8 @@
           </w:tcPr>
           <w:p>
             <w:pPr>
+              <w:keepNext/>
+              <w:keepLines/>
               <w:spacing w:line="252" w:lineRule="auto"/>
             </w:pPr>
             <w:r>
@@ -5401,6 +5473,8 @@
           </w:tcPr>
           <w:p>
             <w:pPr>
+              <w:keepNext/>
+              <w:keepLines/>
               <w:spacing w:line="252" w:lineRule="auto"/>
             </w:pPr>
             <w:r>
@@ -5431,6 +5505,8 @@
           </w:tcPr>
           <w:p>
             <w:pPr>
+              <w:keepNext/>
+              <w:keepLines/>
               <w:spacing w:line="252" w:lineRule="auto"/>
             </w:pPr>
             <w:r>
@@ -5461,6 +5537,8 @@
           </w:tcPr>
           <w:p>
             <w:pPr>
+              <w:keepNext/>
+              <w:keepLines/>
               <w:spacing w:line="252" w:lineRule="auto"/>
             </w:pPr>
             <w:r>
@@ -5491,6 +5569,8 @@
           </w:tcPr>
           <w:p>
             <w:pPr>
+              <w:keepNext/>
+              <w:keepLines/>
               <w:spacing w:line="252" w:lineRule="auto"/>
             </w:pPr>
             <w:r>
@@ -5521,6 +5601,8 @@
           </w:tcPr>
           <w:p>
             <w:pPr>
+              <w:keepNext/>
+              <w:keepLines/>
               <w:spacing w:line="252" w:lineRule="auto"/>
             </w:pPr>
             <w:r>
@@ -5551,6 +5633,8 @@
           </w:tcPr>
           <w:p>
             <w:pPr>
+              <w:keepNext/>
+              <w:keepLines/>
               <w:spacing w:line="252" w:lineRule="auto"/>
             </w:pPr>
             <w:r>
@@ -5586,6 +5670,8 @@
           </w:tcPr>
           <w:p>
             <w:pPr>
+              <w:keepNext/>
+              <w:keepLines/>
               <w:spacing w:line="252" w:lineRule="auto"/>
             </w:pPr>
             <w:r>
@@ -5616,6 +5702,8 @@
           </w:tcPr>
           <w:p>
             <w:pPr>
+              <w:keepNext/>
+              <w:keepLines/>
               <w:spacing w:line="252" w:lineRule="auto"/>
             </w:pPr>
             <w:r>
@@ -5646,6 +5734,8 @@
           </w:tcPr>
           <w:p>
             <w:pPr>
+              <w:keepNext/>
+              <w:keepLines/>
               <w:spacing w:line="252" w:lineRule="auto"/>
             </w:pPr>
             <w:r>
@@ -5676,6 +5766,8 @@
           </w:tcPr>
           <w:p>
             <w:pPr>
+              <w:keepNext/>
+              <w:keepLines/>
               <w:spacing w:line="252" w:lineRule="auto"/>
             </w:pPr>
             <w:r>
@@ -5706,6 +5798,8 @@
           </w:tcPr>
           <w:p>
             <w:pPr>
+              <w:keepNext/>
+              <w:keepLines/>
               <w:spacing w:line="252" w:lineRule="auto"/>
             </w:pPr>
             <w:r>
@@ -5736,6 +5830,8 @@
           </w:tcPr>
           <w:p>
             <w:pPr>
+              <w:keepNext/>
+              <w:keepLines/>
               <w:spacing w:line="252" w:lineRule="auto"/>
             </w:pPr>
             <w:r>
@@ -5771,6 +5867,8 @@
           </w:tcPr>
           <w:p>
             <w:pPr>
+              <w:keepNext/>
+              <w:keepLines/>
               <w:spacing w:line="252" w:lineRule="auto"/>
             </w:pPr>
             <w:r>
@@ -5801,6 +5899,8 @@
           </w:tcPr>
           <w:p>
             <w:pPr>
+              <w:keepNext/>
+              <w:keepLines/>
               <w:spacing w:line="252" w:lineRule="auto"/>
             </w:pPr>
             <w:r>
@@ -5831,6 +5931,8 @@
           </w:tcPr>
           <w:p>
             <w:pPr>
+              <w:keepNext/>
+              <w:keepLines/>
               <w:spacing w:line="252" w:lineRule="auto"/>
             </w:pPr>
             <w:r>
@@ -5861,6 +5963,8 @@
           </w:tcPr>
           <w:p>
             <w:pPr>
+              <w:keepNext/>
+              <w:keepLines/>
               <w:spacing w:line="252" w:lineRule="auto"/>
             </w:pPr>
             <w:r>
@@ -5891,6 +5995,8 @@
           </w:tcPr>
           <w:p>
             <w:pPr>
+              <w:keepNext/>
+              <w:keepLines/>
               <w:spacing w:line="252" w:lineRule="auto"/>
             </w:pPr>
             <w:r>
@@ -5921,6 +6027,8 @@
           </w:tcPr>
           <w:p>
             <w:pPr>
+              <w:keepNext/>
+              <w:keepLines/>
               <w:spacing w:line="252" w:lineRule="auto"/>
             </w:pPr>
             <w:r>
@@ -5956,6 +6064,8 @@
           </w:tcPr>
           <w:p>
             <w:pPr>
+              <w:keepNext/>
+              <w:keepLines/>
               <w:spacing w:line="252" w:lineRule="auto"/>
             </w:pPr>
             <w:r>
@@ -5986,6 +6096,8 @@
           </w:tcPr>
           <w:p>
             <w:pPr>
+              <w:keepNext/>
+              <w:keepLines/>
               <w:spacing w:line="252" w:lineRule="auto"/>
             </w:pPr>
             <w:r>
@@ -6016,6 +6128,8 @@
           </w:tcPr>
           <w:p>
             <w:pPr>
+              <w:keepNext/>
+              <w:keepLines/>
               <w:spacing w:line="252" w:lineRule="auto"/>
             </w:pPr>
             <w:r>
@@ -6046,6 +6160,8 @@
           </w:tcPr>
           <w:p>
             <w:pPr>
+              <w:keepNext/>
+              <w:keepLines/>
               <w:spacing w:line="252" w:lineRule="auto"/>
             </w:pPr>
             <w:r>
@@ -6076,6 +6192,8 @@
           </w:tcPr>
           <w:p>
             <w:pPr>
+              <w:keepNext/>
+              <w:keepLines/>
               <w:spacing w:line="252" w:lineRule="auto"/>
             </w:pPr>
             <w:r>
@@ -6106,6 +6224,8 @@
           </w:tcPr>
           <w:p>
             <w:pPr>
+              <w:keepNext/>
+              <w:keepLines/>
               <w:spacing w:line="252" w:lineRule="auto"/>
             </w:pPr>
             <w:r>
@@ -6141,6 +6261,8 @@
           </w:tcPr>
           <w:p>
             <w:pPr>
+              <w:keepNext/>
+              <w:keepLines/>
               <w:spacing w:line="252" w:lineRule="auto"/>
             </w:pPr>
             <w:r>
@@ -6171,6 +6293,8 @@
           </w:tcPr>
           <w:p>
             <w:pPr>
+              <w:keepNext/>
+              <w:keepLines/>
               <w:spacing w:line="252" w:lineRule="auto"/>
             </w:pPr>
             <w:r>
@@ -6201,6 +6325,8 @@
           </w:tcPr>
           <w:p>
             <w:pPr>
+              <w:keepNext/>
+              <w:keepLines/>
               <w:spacing w:line="252" w:lineRule="auto"/>
             </w:pPr>
             <w:r>
@@ -6231,6 +6357,8 @@
           </w:tcPr>
           <w:p>
             <w:pPr>
+              <w:keepNext/>
+              <w:keepLines/>
               <w:spacing w:line="252" w:lineRule="auto"/>
             </w:pPr>
             <w:r>
@@ -6261,6 +6389,8 @@
           </w:tcPr>
           <w:p>
             <w:pPr>
+              <w:keepNext/>
+              <w:keepLines/>
               <w:spacing w:line="252" w:lineRule="auto"/>
             </w:pPr>
             <w:r>
@@ -6291,6 +6421,8 @@
           </w:tcPr>
           <w:p>
             <w:pPr>
+              <w:keepNext/>
+              <w:keepLines/>
               <w:spacing w:line="252" w:lineRule="auto"/>
             </w:pPr>
             <w:r>
@@ -6326,6 +6458,8 @@
           </w:tcPr>
           <w:p>
             <w:pPr>
+              <w:keepNext/>
+              <w:keepLines/>
               <w:spacing w:line="252" w:lineRule="auto"/>
             </w:pPr>
             <w:r>
@@ -6356,6 +6490,8 @@
           </w:tcPr>
           <w:p>
             <w:pPr>
+              <w:keepNext/>
+              <w:keepLines/>
               <w:spacing w:line="252" w:lineRule="auto"/>
             </w:pPr>
             <w:r>
@@ -6386,6 +6522,8 @@
           </w:tcPr>
           <w:p>
             <w:pPr>
+              <w:keepNext/>
+              <w:keepLines/>
               <w:spacing w:line="252" w:lineRule="auto"/>
             </w:pPr>
             <w:r>
@@ -6416,6 +6554,8 @@
           </w:tcPr>
           <w:p>
             <w:pPr>
+              <w:keepNext/>
+              <w:keepLines/>
               <w:spacing w:line="252" w:lineRule="auto"/>
             </w:pPr>
             <w:r>
@@ -6446,6 +6586,8 @@
           </w:tcPr>
           <w:p>
             <w:pPr>
+              <w:keepNext/>
+              <w:keepLines/>
               <w:spacing w:line="252" w:lineRule="auto"/>
             </w:pPr>
             <w:r>
@@ -6476,6 +6618,8 @@
           </w:tcPr>
           <w:p>
             <w:pPr>
+              <w:keepNext/>
+              <w:keepLines/>
               <w:spacing w:line="252" w:lineRule="auto"/>
             </w:pPr>
             <w:r>
@@ -6511,6 +6655,7 @@
           </w:tcPr>
           <w:p>
             <w:pPr>
+              <w:keepLines/>
               <w:spacing w:line="252" w:lineRule="auto"/>
             </w:pPr>
             <w:r>
@@ -6541,6 +6686,7 @@
           </w:tcPr>
           <w:p>
             <w:pPr>
+              <w:keepLines/>
               <w:spacing w:line="252" w:lineRule="auto"/>
             </w:pPr>
             <w:r>
@@ -6571,6 +6717,7 @@
           </w:tcPr>
           <w:p>
             <w:pPr>
+              <w:keepLines/>
               <w:spacing w:line="252" w:lineRule="auto"/>
             </w:pPr>
             <w:r>
@@ -6601,6 +6748,7 @@
           </w:tcPr>
           <w:p>
             <w:pPr>
+              <w:keepLines/>
               <w:spacing w:line="252" w:lineRule="auto"/>
             </w:pPr>
             <w:r>
@@ -6638,6 +6786,7 @@
           </w:tcPr>
           <w:p>
             <w:pPr>
+              <w:keepLines/>
               <w:spacing w:line="252" w:lineRule="auto"/>
             </w:pPr>
             <w:r>
@@ -6675,6 +6824,7 @@
           </w:tcPr>
           <w:p>
             <w:pPr>
+              <w:keepLines/>
               <w:spacing w:line="252" w:lineRule="auto"/>
             </w:pPr>
             <w:r>
@@ -6726,7 +6876,7 @@
       <w:pPr>
         <w:pStyle w:val="Nadpis2"/>
       </w:pPr>
-      <w:bookmarkStart w:id="5" w:name="_Toc244086431"/>
+      <w:bookmarkStart w:id="5" w:name="_Toc244090145"/>
       <w:r>
         <w:t>1.5  About this document</w:t>
       </w:r>
@@ -6748,7 +6898,7 @@
         <w:pStyle w:val="Nadpis1"/>
         <w:pageBreakBefore/>
       </w:pPr>
-      <w:bookmarkStart w:id="6" w:name="_Toc244086432"/>
+      <w:bookmarkStart w:id="6" w:name="_Toc244090146"/>
       <w:r>
         <w:t>2  Sign-in and basic controls</w:t>
       </w:r>
@@ -6758,7 +6908,7 @@
       <w:pPr>
         <w:pStyle w:val="Nadpis2"/>
       </w:pPr>
-      <w:bookmarkStart w:id="7" w:name="_Toc244086433"/>
+      <w:bookmarkStart w:id="7" w:name="_Toc244090147"/>
       <w:r>
         <w:t>2.1  Signing in</w:t>
       </w:r>
@@ -6775,7 +6925,7 @@
           <w:noProof/>
         </w:rPr>
         <w:drawing>
-          <wp:inline distT="0" distB="0" distL="0" distR="0" wp14:anchorId="12D4C91D" wp14:editId="08342B04">
+          <wp:inline distT="0" distB="0" distL="0" distR="0" wp14:anchorId="7A69CDDF" wp14:editId="480BDA66">
             <wp:extent cx="3676650" cy="2066925"/>
             <wp:effectExtent l="0" t="0" r="0" b="0"/>
             <wp:docPr id="1" name="01_login" descr="Sign-in screen on the tester PC" title="Sign-in screen on the tester PC"/>
@@ -6840,6 +6990,7 @@
     </w:p>
     <w:p>
       <w:pPr>
+        <w:keepNext/>
         <w:spacing w:after="120" w:line="288" w:lineRule="auto"/>
       </w:pPr>
       <w:r>
@@ -6970,7 +7121,7 @@
       <w:pPr>
         <w:pStyle w:val="Nadpis2"/>
       </w:pPr>
-      <w:bookmarkStart w:id="8" w:name="_Toc244086434"/>
+      <w:bookmarkStart w:id="8" w:name="_Toc244090148"/>
       <w:r>
         <w:t>2.2  Top bar</w:t>
       </w:r>
@@ -6987,7 +7138,7 @@
           <w:noProof/>
         </w:rPr>
         <w:drawing>
-          <wp:inline distT="0" distB="0" distL="0" distR="0" wp14:anchorId="5462E4E2" wp14:editId="70F3A749">
+          <wp:inline distT="0" distB="0" distL="0" distR="0" wp14:anchorId="09C65499" wp14:editId="18A82762">
             <wp:extent cx="6124575" cy="266700"/>
             <wp:effectExtent l="0" t="0" r="0" b="0"/>
             <wp:docPr id="2" name="02b_topbar_c" descr="Top bar with password sign-in at the tester (empty middle section omitted)" title="Top bar with password sign-in at the tester (empty middle section omitted)"/>
@@ -7115,6 +7266,8 @@
           </w:tcPr>
           <w:p>
             <w:pPr>
+              <w:keepNext/>
+              <w:keepLines/>
               <w:spacing w:line="252" w:lineRule="auto"/>
             </w:pPr>
             <w:r>
@@ -7149,6 +7302,8 @@
           </w:tcPr>
           <w:p>
             <w:pPr>
+              <w:keepNext/>
+              <w:keepLines/>
               <w:spacing w:line="252" w:lineRule="auto"/>
             </w:pPr>
             <w:r>
@@ -7187,6 +7342,8 @@
           </w:tcPr>
           <w:p>
             <w:pPr>
+              <w:keepNext/>
+              <w:keepLines/>
               <w:spacing w:line="252" w:lineRule="auto"/>
             </w:pPr>
             <w:r>
@@ -7217,6 +7374,8 @@
           </w:tcPr>
           <w:p>
             <w:pPr>
+              <w:keepNext/>
+              <w:keepLines/>
               <w:spacing w:line="252" w:lineRule="auto"/>
             </w:pPr>
             <w:r>
@@ -7252,6 +7411,8 @@
           </w:tcPr>
           <w:p>
             <w:pPr>
+              <w:keepNext/>
+              <w:keepLines/>
               <w:spacing w:line="252" w:lineRule="auto"/>
             </w:pPr>
             <w:r>
@@ -7282,6 +7443,8 @@
           </w:tcPr>
           <w:p>
             <w:pPr>
+              <w:keepNext/>
+              <w:keepLines/>
               <w:spacing w:line="252" w:lineRule="auto"/>
             </w:pPr>
             <w:r>
@@ -7317,6 +7480,8 @@
           </w:tcPr>
           <w:p>
             <w:pPr>
+              <w:keepNext/>
+              <w:keepLines/>
               <w:spacing w:line="252" w:lineRule="auto"/>
             </w:pPr>
             <w:r>
@@ -7347,6 +7512,8 @@
           </w:tcPr>
           <w:p>
             <w:pPr>
+              <w:keepNext/>
+              <w:keepLines/>
               <w:spacing w:line="252" w:lineRule="auto"/>
             </w:pPr>
             <w:r>
@@ -7382,6 +7549,8 @@
           </w:tcPr>
           <w:p>
             <w:pPr>
+              <w:keepNext/>
+              <w:keepLines/>
               <w:spacing w:line="252" w:lineRule="auto"/>
             </w:pPr>
             <w:r>
@@ -7412,6 +7581,8 @@
           </w:tcPr>
           <w:p>
             <w:pPr>
+              <w:keepNext/>
+              <w:keepLines/>
               <w:spacing w:line="252" w:lineRule="auto"/>
             </w:pPr>
             <w:r>
@@ -7447,6 +7618,8 @@
           </w:tcPr>
           <w:p>
             <w:pPr>
+              <w:keepNext/>
+              <w:keepLines/>
               <w:spacing w:line="252" w:lineRule="auto"/>
             </w:pPr>
             <w:r>
@@ -7477,6 +7650,8 @@
           </w:tcPr>
           <w:p>
             <w:pPr>
+              <w:keepNext/>
+              <w:keepLines/>
               <w:spacing w:line="252" w:lineRule="auto"/>
             </w:pPr>
             <w:r>
@@ -7512,6 +7687,8 @@
           </w:tcPr>
           <w:p>
             <w:pPr>
+              <w:keepNext/>
+              <w:keepLines/>
               <w:spacing w:line="252" w:lineRule="auto"/>
             </w:pPr>
             <w:r>
@@ -7542,6 +7719,8 @@
           </w:tcPr>
           <w:p>
             <w:pPr>
+              <w:keepNext/>
+              <w:keepLines/>
               <w:spacing w:line="252" w:lineRule="auto"/>
             </w:pPr>
             <w:r>
@@ -7577,6 +7756,8 @@
           </w:tcPr>
           <w:p>
             <w:pPr>
+              <w:keepNext/>
+              <w:keepLines/>
               <w:spacing w:line="252" w:lineRule="auto"/>
             </w:pPr>
             <w:r>
@@ -7607,6 +7788,8 @@
           </w:tcPr>
           <w:p>
             <w:pPr>
+              <w:keepNext/>
+              <w:keepLines/>
               <w:spacing w:line="252" w:lineRule="auto"/>
             </w:pPr>
             <w:r>
@@ -7642,6 +7825,7 @@
           </w:tcPr>
           <w:p>
             <w:pPr>
+              <w:keepLines/>
               <w:spacing w:line="252" w:lineRule="auto"/>
             </w:pPr>
             <w:r>
@@ -7672,6 +7856,7 @@
           </w:tcPr>
           <w:p>
             <w:pPr>
+              <w:keepLines/>
               <w:spacing w:line="252" w:lineRule="auto"/>
             </w:pPr>
             <w:r>
@@ -7694,7 +7879,7 @@
       <w:pPr>
         <w:pStyle w:val="Nadpis2"/>
       </w:pPr>
-      <w:bookmarkStart w:id="9" w:name="_Toc244086435"/>
+      <w:bookmarkStart w:id="9" w:name="_Toc244090149"/>
       <w:r>
         <w:t>2.3  Menu, help and keyboard shortcuts</w:t>
       </w:r>
@@ -7749,7 +7934,7 @@
           <w:noProof/>
         </w:rPr>
         <w:drawing>
-          <wp:inline distT="0" distB="0" distL="0" distR="0" wp14:anchorId="4E659F05" wp14:editId="2B925444">
+          <wp:inline distT="0" distB="0" distL="0" distR="0" wp14:anchorId="05FB9E1E" wp14:editId="20ED8B44">
             <wp:extent cx="1038225" cy="4676775"/>
             <wp:effectExtent l="0" t="0" r="0" b="0"/>
             <wp:docPr id="3" name="02c_sidebar" descr="Left menu" title="Left menu"/>
@@ -7841,7 +8026,7 @@
           <w:noProof/>
         </w:rPr>
         <w:drawing>
-          <wp:inline distT="0" distB="0" distL="0" distR="0" wp14:anchorId="27B77930" wp14:editId="44B10107">
+          <wp:inline distT="0" distB="0" distL="0" distR="0" wp14:anchorId="5404632E" wp14:editId="475DAD62">
             <wp:extent cx="3800475" cy="4410075"/>
             <wp:effectExtent l="0" t="0" r="0" b="0"/>
             <wp:docPr id="4" name="02e_help" descr="Help of the Database page" title="Help of the Database page"/>
@@ -7961,7 +8146,7 @@
       <w:pPr>
         <w:pStyle w:val="Nadpis2"/>
       </w:pPr>
-      <w:bookmarkStart w:id="10" w:name="_Toc244086436"/>
+      <w:bookmarkStart w:id="10" w:name="_Toc244090150"/>
       <w:r>
         <w:t>2.4  On-screen keyboard</w:t>
       </w:r>
@@ -8006,7 +8191,7 @@
           <w:noProof/>
         </w:rPr>
         <w:drawing>
-          <wp:inline distT="0" distB="0" distL="0" distR="0" wp14:anchorId="5581342C" wp14:editId="58BB5286">
+          <wp:inline distT="0" distB="0" distL="0" distR="0" wp14:anchorId="6FD161FD" wp14:editId="4EA91B7F">
             <wp:extent cx="6124575" cy="3448050"/>
             <wp:effectExtent l="0" t="0" r="0" b="0"/>
             <wp:docPr id="5" name="21b_osk" descr="On-screen keyboard at the Search order field" title="On-screen keyboard at the Search order field"/>
@@ -8074,7 +8259,7 @@
         <w:pStyle w:val="Nadpis1"/>
         <w:pageBreakBefore/>
       </w:pPr>
-      <w:bookmarkStart w:id="11" w:name="_Toc244086437"/>
+      <w:bookmarkStart w:id="11" w:name="_Toc244090151"/>
       <w:r>
         <w:t>3  Database</w:t>
       </w:r>
@@ -8099,7 +8284,7 @@
           <w:noProof/>
         </w:rPr>
         <w:drawing>
-          <wp:inline distT="0" distB="0" distL="0" distR="0" wp14:anchorId="2559D704" wp14:editId="029A835B">
+          <wp:inline distT="0" distB="0" distL="0" distR="0" wp14:anchorId="4890C941" wp14:editId="75858E96">
             <wp:extent cx="6124575" cy="3448050"/>
             <wp:effectExtent l="0" t="0" r="0" b="0"/>
             <wp:docPr id="6" name="02_database" descr="Database — orders on the tester PC" title="Database — orders on the tester PC"/>
@@ -8166,7 +8351,7 @@
       <w:pPr>
         <w:pStyle w:val="Nadpis2"/>
       </w:pPr>
-      <w:bookmarkStart w:id="12" w:name="_Toc244086438"/>
+      <w:bookmarkStart w:id="12" w:name="_Toc244090152"/>
       <w:r>
         <w:t>3.1  Order list</w:t>
       </w:r>
@@ -8237,6 +8422,8 @@
           </w:tcPr>
           <w:p>
             <w:pPr>
+              <w:keepNext/>
+              <w:keepLines/>
               <w:spacing w:line="252" w:lineRule="auto"/>
             </w:pPr>
             <w:r>
@@ -8271,6 +8458,8 @@
           </w:tcPr>
           <w:p>
             <w:pPr>
+              <w:keepNext/>
+              <w:keepLines/>
               <w:spacing w:line="252" w:lineRule="auto"/>
             </w:pPr>
             <w:r>
@@ -8309,6 +8498,8 @@
           </w:tcPr>
           <w:p>
             <w:pPr>
+              <w:keepNext/>
+              <w:keepLines/>
               <w:spacing w:line="252" w:lineRule="auto"/>
             </w:pPr>
             <w:r>
@@ -8339,6 +8530,8 @@
           </w:tcPr>
           <w:p>
             <w:pPr>
+              <w:keepNext/>
+              <w:keepLines/>
               <w:spacing w:line="252" w:lineRule="auto"/>
             </w:pPr>
             <w:r>
@@ -8374,6 +8567,8 @@
           </w:tcPr>
           <w:p>
             <w:pPr>
+              <w:keepNext/>
+              <w:keepLines/>
               <w:spacing w:line="252" w:lineRule="auto"/>
             </w:pPr>
             <w:r>
@@ -8404,6 +8599,8 @@
           </w:tcPr>
           <w:p>
             <w:pPr>
+              <w:keepNext/>
+              <w:keepLines/>
               <w:spacing w:line="252" w:lineRule="auto"/>
             </w:pPr>
             <w:r>
@@ -8439,6 +8636,8 @@
           </w:tcPr>
           <w:p>
             <w:pPr>
+              <w:keepNext/>
+              <w:keepLines/>
               <w:spacing w:line="252" w:lineRule="auto"/>
             </w:pPr>
             <w:r>
@@ -8469,6 +8668,8 @@
           </w:tcPr>
           <w:p>
             <w:pPr>
+              <w:keepNext/>
+              <w:keepLines/>
               <w:spacing w:line="252" w:lineRule="auto"/>
             </w:pPr>
             <w:r>
@@ -8504,6 +8705,8 @@
           </w:tcPr>
           <w:p>
             <w:pPr>
+              <w:keepNext/>
+              <w:keepLines/>
               <w:spacing w:line="252" w:lineRule="auto"/>
             </w:pPr>
             <w:r>
@@ -8534,6 +8737,8 @@
           </w:tcPr>
           <w:p>
             <w:pPr>
+              <w:keepNext/>
+              <w:keepLines/>
               <w:spacing w:line="252" w:lineRule="auto"/>
             </w:pPr>
             <w:r>
@@ -8569,6 +8774,8 @@
           </w:tcPr>
           <w:p>
             <w:pPr>
+              <w:keepNext/>
+              <w:keepLines/>
               <w:spacing w:line="252" w:lineRule="auto"/>
             </w:pPr>
             <w:r>
@@ -8599,6 +8806,8 @@
           </w:tcPr>
           <w:p>
             <w:pPr>
+              <w:keepNext/>
+              <w:keepLines/>
               <w:spacing w:line="252" w:lineRule="auto"/>
             </w:pPr>
             <w:r>
@@ -8634,6 +8843,8 @@
           </w:tcPr>
           <w:p>
             <w:pPr>
+              <w:keepNext/>
+              <w:keepLines/>
               <w:spacing w:line="252" w:lineRule="auto"/>
             </w:pPr>
             <w:r>
@@ -8664,6 +8875,8 @@
           </w:tcPr>
           <w:p>
             <w:pPr>
+              <w:keepNext/>
+              <w:keepLines/>
               <w:spacing w:line="252" w:lineRule="auto"/>
             </w:pPr>
             <w:r>
@@ -8699,6 +8912,8 @@
           </w:tcPr>
           <w:p>
             <w:pPr>
+              <w:keepNext/>
+              <w:keepLines/>
               <w:spacing w:line="252" w:lineRule="auto"/>
             </w:pPr>
             <w:r>
@@ -8729,6 +8944,8 @@
           </w:tcPr>
           <w:p>
             <w:pPr>
+              <w:keepNext/>
+              <w:keepLines/>
               <w:spacing w:line="252" w:lineRule="auto"/>
             </w:pPr>
             <w:r>
@@ -8764,6 +8981,8 @@
           </w:tcPr>
           <w:p>
             <w:pPr>
+              <w:keepNext/>
+              <w:keepLines/>
               <w:spacing w:line="252" w:lineRule="auto"/>
             </w:pPr>
             <w:r>
@@ -8794,6 +9013,8 @@
           </w:tcPr>
           <w:p>
             <w:pPr>
+              <w:keepNext/>
+              <w:keepLines/>
               <w:spacing w:line="252" w:lineRule="auto"/>
             </w:pPr>
             <w:r>
@@ -8829,6 +9050,8 @@
           </w:tcPr>
           <w:p>
             <w:pPr>
+              <w:keepNext/>
+              <w:keepLines/>
               <w:spacing w:line="252" w:lineRule="auto"/>
             </w:pPr>
             <w:r>
@@ -8859,6 +9082,8 @@
           </w:tcPr>
           <w:p>
             <w:pPr>
+              <w:keepNext/>
+              <w:keepLines/>
               <w:spacing w:line="252" w:lineRule="auto"/>
             </w:pPr>
             <w:r>
@@ -8894,6 +9119,8 @@
           </w:tcPr>
           <w:p>
             <w:pPr>
+              <w:keepNext/>
+              <w:keepLines/>
               <w:spacing w:line="252" w:lineRule="auto"/>
             </w:pPr>
             <w:r>
@@ -8924,6 +9151,8 @@
           </w:tcPr>
           <w:p>
             <w:pPr>
+              <w:keepNext/>
+              <w:keepLines/>
               <w:spacing w:line="252" w:lineRule="auto"/>
             </w:pPr>
             <w:r>
@@ -8959,6 +9188,8 @@
           </w:tcPr>
           <w:p>
             <w:pPr>
+              <w:keepNext/>
+              <w:keepLines/>
               <w:spacing w:line="252" w:lineRule="auto"/>
             </w:pPr>
             <w:r>
@@ -8989,6 +9220,8 @@
           </w:tcPr>
           <w:p>
             <w:pPr>
+              <w:keepNext/>
+              <w:keepLines/>
               <w:spacing w:line="252" w:lineRule="auto"/>
             </w:pPr>
             <w:r>
@@ -9024,6 +9257,8 @@
           </w:tcPr>
           <w:p>
             <w:pPr>
+              <w:keepNext/>
+              <w:keepLines/>
               <w:spacing w:line="252" w:lineRule="auto"/>
             </w:pPr>
             <w:r>
@@ -9054,6 +9289,8 @@
           </w:tcPr>
           <w:p>
             <w:pPr>
+              <w:keepNext/>
+              <w:keepLines/>
               <w:spacing w:line="252" w:lineRule="auto"/>
             </w:pPr>
             <w:r>
@@ -9089,6 +9326,7 @@
           </w:tcPr>
           <w:p>
             <w:pPr>
+              <w:keepLines/>
               <w:spacing w:line="252" w:lineRule="auto"/>
             </w:pPr>
             <w:r>
@@ -9119,6 +9357,7 @@
           </w:tcPr>
           <w:p>
             <w:pPr>
+              <w:keepLines/>
               <w:spacing w:line="252" w:lineRule="auto"/>
             </w:pPr>
             <w:r>
@@ -9158,7 +9397,7 @@
       <w:pPr>
         <w:pStyle w:val="Nadpis2"/>
       </w:pPr>
-      <w:bookmarkStart w:id="13" w:name="_Toc244086439"/>
+      <w:bookmarkStart w:id="13" w:name="_Toc244090153"/>
       <w:r>
         <w:t>3.2  Switches, date filter and sorting</w:t>
       </w:r>
@@ -9175,7 +9414,7 @@
           <w:noProof/>
         </w:rPr>
         <w:drawing>
-          <wp:inline distT="0" distB="0" distL="0" distR="0" wp14:anchorId="7CADF7CC" wp14:editId="390840BA">
+          <wp:inline distT="0" distB="0" distL="0" distR="0" wp14:anchorId="1FBC17BD" wp14:editId="0DE78242">
             <wp:extent cx="6124575" cy="609600"/>
             <wp:effectExtent l="0" t="0" r="0" b="0"/>
             <wp:docPr id="7" name="02d_controls" descr="Database header: storage indicators and switches" title="Database header: storage indicators and switches"/>
@@ -9352,7 +9591,7 @@
       <w:pPr>
         <w:pStyle w:val="Nadpis2"/>
       </w:pPr>
-      <w:bookmarkStart w:id="14" w:name="_Toc244086440"/>
+      <w:bookmarkStart w:id="14" w:name="_Toc244090154"/>
       <w:r>
         <w:t>3.3  Order search</w:t>
       </w:r>
@@ -9397,7 +9636,7 @@
           <w:noProof/>
         </w:rPr>
         <w:drawing>
-          <wp:inline distT="0" distB="0" distL="0" distR="0" wp14:anchorId="0CA7F478" wp14:editId="225A4B5B">
+          <wp:inline distT="0" distB="0" distL="0" distR="0" wp14:anchorId="057CD43B" wp14:editId="20E67C08">
             <wp:extent cx="6124575" cy="1143000"/>
             <wp:effectExtent l="0" t="0" r="0" b="0"/>
             <wp:docPr id="8" name="03b_search" descr="Searching for an order by part of its number" title="Searching for an order by part of its number"/>
@@ -9464,7 +9703,7 @@
       <w:pPr>
         <w:pStyle w:val="Nadpis2"/>
       </w:pPr>
-      <w:bookmarkStart w:id="15" w:name="_Toc244086441"/>
+      <w:bookmarkStart w:id="15" w:name="_Toc244090155"/>
       <w:r>
         <w:t>3.4  Expanding an order</w:t>
       </w:r>
@@ -9509,7 +9748,7 @@
           <w:noProof/>
         </w:rPr>
         <w:drawing>
-          <wp:inline distT="0" distB="0" distL="0" distR="0" wp14:anchorId="7D099887" wp14:editId="742D7544">
+          <wp:inline distT="0" distB="0" distL="0" distR="0" wp14:anchorId="4530F2E8" wp14:editId="01E38A5F">
             <wp:extent cx="6124575" cy="3448050"/>
             <wp:effectExtent l="0" t="0" r="0" b="0"/>
             <wp:docPr id="9" name="03_expanded" descr="Order expanded in the list (the piece table scrolls)" title="Order expanded in the list (the piece table scrolls)"/>
@@ -9576,7 +9815,7 @@
       <w:pPr>
         <w:pStyle w:val="Nadpis2"/>
       </w:pPr>
-      <w:bookmarkStart w:id="16" w:name="_Toc244086442"/>
+      <w:bookmarkStart w:id="16" w:name="_Toc244090156"/>
       <w:r>
         <w:t>3.5  Storage: local, NAS and USB flash drive</w:t>
       </w:r>
@@ -9584,6 +9823,7 @@
     </w:p>
     <w:p>
       <w:pPr>
+        <w:keepNext/>
         <w:spacing w:after="120" w:line="288" w:lineRule="auto"/>
       </w:pPr>
       <w:r>
@@ -9601,7 +9841,7 @@
           <w:noProof/>
         </w:rPr>
         <w:drawing>
-          <wp:inline distT="0" distB="0" distL="0" distR="0" wp14:anchorId="0EF8A638" wp14:editId="740D7733">
+          <wp:inline distT="0" distB="0" distL="0" distR="0" wp14:anchorId="11401B0F" wp14:editId="635AB8EF">
             <wp:extent cx="2143125" cy="323850"/>
             <wp:effectExtent l="0" t="0" r="0" b="0"/>
             <wp:docPr id="10" name="04a_storagebar" descr="Local storage" title="Local storage"/>
@@ -9745,7 +9985,7 @@
           <w:noProof/>
         </w:rPr>
         <w:drawing>
-          <wp:inline distT="0" distB="0" distL="0" distR="0" wp14:anchorId="43A2DCF5" wp14:editId="5A037F8A">
+          <wp:inline distT="0" distB="0" distL="0" distR="0" wp14:anchorId="2A75994B" wp14:editId="7C869E5F">
             <wp:extent cx="1885950" cy="323850"/>
             <wp:effectExtent l="0" t="0" r="0" b="0"/>
             <wp:docPr id="11" name="04b_nasbar" descr="NAS usage" title="NAS usage"/>
@@ -9819,7 +10059,7 @@
           <w:noProof/>
         </w:rPr>
         <w:drawing>
-          <wp:inline distT="0" distB="0" distL="0" distR="0" wp14:anchorId="5340B77C" wp14:editId="74CBEE87">
+          <wp:inline distT="0" distB="0" distL="0" distR="0" wp14:anchorId="53769154" wp14:editId="06B2363C">
             <wp:extent cx="1524000" cy="323850"/>
             <wp:effectExtent l="0" t="0" r="0" b="0"/>
             <wp:docPr id="12" name="04c_usbbar" descr="USB flash drive at the tester with the safe-removal button" title="USB flash drive at the tester with the safe-removal button"/>
@@ -9892,6 +10132,7 @@
     </w:p>
     <w:p>
       <w:pPr>
+        <w:keepNext/>
         <w:spacing w:after="120" w:line="288" w:lineRule="auto"/>
       </w:pPr>
       <w:r>
@@ -9958,7 +10199,7 @@
           <w:noProof/>
         </w:rPr>
         <w:drawing>
-          <wp:inline distT="0" distB="0" distL="0" distR="0" wp14:anchorId="4E8AB31E" wp14:editId="3A066C53">
+          <wp:inline distT="0" distB="0" distL="0" distR="0" wp14:anchorId="7DD752CA" wp14:editId="48901C06">
             <wp:extent cx="2647950" cy="1990725"/>
             <wp:effectExtent l="0" t="0" r="0" b="0"/>
             <wp:docPr id="13" name="04_storage" descr="Confirming clean-up of synced files" title="Confirming clean-up of synced files"/>
@@ -10046,7 +10287,7 @@
       <w:pPr>
         <w:pStyle w:val="Nadpis2"/>
       </w:pPr>
-      <w:bookmarkStart w:id="17" w:name="_Toc244086443"/>
+      <w:bookmarkStart w:id="17" w:name="_Toc244090157"/>
       <w:r>
         <w:t>3.6  Downloading data (CSV, XLSX)</w:t>
       </w:r>
@@ -10158,7 +10399,7 @@
       <w:pPr>
         <w:pStyle w:val="Nadpis2"/>
       </w:pPr>
-      <w:bookmarkStart w:id="18" w:name="_Toc244086444"/>
+      <w:bookmarkStart w:id="18" w:name="_Toc244090158"/>
       <w:r>
         <w:t>3.7  Bulk download</w:t>
       </w:r>
@@ -10213,7 +10454,7 @@
           <w:noProof/>
         </w:rPr>
         <w:drawing>
-          <wp:inline distT="0" distB="0" distL="0" distR="0" wp14:anchorId="2376919B" wp14:editId="16BCBEE7">
+          <wp:inline distT="0" distB="0" distL="0" distR="0" wp14:anchorId="5B8FE9C5" wp14:editId="3B08115E">
             <wp:extent cx="6124575" cy="3190875"/>
             <wp:effectExtent l="0" t="0" r="0" b="0"/>
             <wp:docPr id="14" name="05_selection" descr="Selecting files — Download selected, Delete selected" title="Selecting files — Download selected, Delete selected"/>
@@ -10325,7 +10566,7 @@
           <w:noProof/>
         </w:rPr>
         <w:drawing>
-          <wp:inline distT="0" distB="0" distL="0" distR="0" wp14:anchorId="61F4645B" wp14:editId="77BAD8FD">
+          <wp:inline distT="0" distB="0" distL="0" distR="0" wp14:anchorId="3F8F2514" wp14:editId="718E599D">
             <wp:extent cx="3000375" cy="2171700"/>
             <wp:effectExtent l="0" t="0" r="0" b="0"/>
             <wp:docPr id="15" name="05b_bulk" descr="Bulk download of all orders of a period" title="Bulk download of all orders of a period"/>
@@ -10513,7 +10754,7 @@
           <w:noProof/>
         </w:rPr>
         <w:drawing>
-          <wp:inline distT="0" distB="0" distL="0" distR="0" wp14:anchorId="56234B42" wp14:editId="230B0BCE">
+          <wp:inline distT="0" distB="0" distL="0" distR="0" wp14:anchorId="7D10C4B5" wp14:editId="07574A85">
             <wp:extent cx="3000375" cy="1752600"/>
             <wp:effectExtent l="0" t="0" r="0" b="0"/>
             <wp:docPr id="16" name="05c_bulk_done" descr="Summary after saving to the flash drive" title="Summary after saving to the flash drive"/>
@@ -10580,7 +10821,7 @@
       <w:pPr>
         <w:pStyle w:val="Nadpis2"/>
       </w:pPr>
-      <w:bookmarkStart w:id="19" w:name="_Toc244086445"/>
+      <w:bookmarkStart w:id="19" w:name="_Toc244090159"/>
       <w:r>
         <w:t>3.8  Order in progress: finishing and deleting</w:t>
       </w:r>
@@ -10674,7 +10915,7 @@
           <w:noProof/>
         </w:rPr>
         <w:drawing>
-          <wp:inline distT="0" distB="0" distL="0" distR="0" wp14:anchorId="79D095BB" wp14:editId="520D141A">
+          <wp:inline distT="0" distB="0" distL="0" distR="0" wp14:anchorId="3AD2800C" wp14:editId="38871AE3">
             <wp:extent cx="2647950" cy="2771775"/>
             <wp:effectExtent l="0" t="0" r="0" b="0"/>
             <wp:docPr id="17" name="05e_finish_wip" descr="Finishing the order in progress without PLC connection" title="Finishing the order in progress without PLC connection"/>
@@ -10776,7 +11017,7 @@
           <w:noProof/>
         </w:rPr>
         <w:drawing>
-          <wp:inline distT="0" distB="0" distL="0" distR="0" wp14:anchorId="5AC91C4F" wp14:editId="704FEDFE">
+          <wp:inline distT="0" distB="0" distL="0" distR="0" wp14:anchorId="321F37BB" wp14:editId="72A9BC6D">
             <wp:extent cx="2647950" cy="2505075"/>
             <wp:effectExtent l="0" t="0" r="0" b="0"/>
             <wp:docPr id="18" name="05d_delete_wip" descr="Deleting the order in progress — confirming the risk" title="Deleting the order in progress — confirming the risk"/>
@@ -10843,7 +11084,7 @@
       <w:pPr>
         <w:pStyle w:val="Nadpis2"/>
       </w:pPr>
-      <w:bookmarkStart w:id="20" w:name="_Toc244086446"/>
+      <w:bookmarkStart w:id="20" w:name="_Toc244090160"/>
       <w:r>
         <w:t>3.9  Deleting files</w:t>
       </w:r>
@@ -10851,6 +11092,7 @@
     </w:p>
     <w:p>
       <w:pPr>
+        <w:keepNext/>
         <w:spacing w:after="120" w:line="288" w:lineRule="auto"/>
       </w:pPr>
       <w:r>
@@ -10988,7 +11230,7 @@
       <w:pPr>
         <w:pStyle w:val="Nadpis2"/>
       </w:pPr>
-      <w:bookmarkStart w:id="21" w:name="_Toc244086447"/>
+      <w:bookmarkStart w:id="21" w:name="_Toc244090161"/>
       <w:r>
         <w:t>3.10  Remote storage (NAS)</w:t>
       </w:r>
@@ -11023,7 +11265,7 @@
           <w:noProof/>
         </w:rPr>
         <w:drawing>
-          <wp:inline distT="0" distB="0" distL="0" distR="0" wp14:anchorId="456A2DAC" wp14:editId="1566F7D4">
+          <wp:inline distT="0" distB="0" distL="0" distR="0" wp14:anchorId="74AE83FA" wp14:editId="6609FAB0">
             <wp:extent cx="6124575" cy="3448050"/>
             <wp:effectExtent l="0" t="0" r="0" b="0"/>
             <wp:docPr id="19" name="06_remote" descr="Order archive on the NAS" title="Order archive on the NAS"/>
@@ -11090,7 +11332,7 @@
       <w:pPr>
         <w:pStyle w:val="Nadpis2"/>
       </w:pPr>
-      <w:bookmarkStart w:id="22" w:name="_Toc244086448"/>
+      <w:bookmarkStart w:id="22" w:name="_Toc244090162"/>
       <w:r>
         <w:t>3.11  Test measurements (Testing)</w:t>
       </w:r>
@@ -11125,7 +11367,7 @@
           <w:noProof/>
         </w:rPr>
         <w:drawing>
-          <wp:inline distT="0" distB="0" distL="0" distR="0" wp14:anchorId="2A3E396A" wp14:editId="302D503B">
+          <wp:inline distT="0" distB="0" distL="0" distR="0" wp14:anchorId="27E32F4B" wp14:editId="519A25AA">
             <wp:extent cx="6124575" cy="3448050"/>
             <wp:effectExtent l="0" t="0" r="0" b="0"/>
             <wp:docPr id="20" name="07_testing_list" descr="List of test measurements" title="List of test measurements"/>
@@ -11193,7 +11435,7 @@
         <w:pStyle w:val="Nadpis1"/>
         <w:pageBreakBefore/>
       </w:pPr>
-      <w:bookmarkStart w:id="23" w:name="_Toc244086449"/>
+      <w:bookmarkStart w:id="23" w:name="_Toc244090163"/>
       <w:r>
         <w:t>4  Order detail</w:t>
       </w:r>
@@ -11238,7 +11480,7 @@
           <w:noProof/>
         </w:rPr>
         <w:drawing>
-          <wp:inline distT="0" distB="0" distL="0" distR="0" wp14:anchorId="556BAE2A" wp14:editId="1F056D15">
+          <wp:inline distT="0" distB="0" distL="0" distR="0" wp14:anchorId="21A3C74C" wp14:editId="23216E9A">
             <wp:extent cx="6124575" cy="3448050"/>
             <wp:effectExtent l="0" t="0" r="0" b="0"/>
             <wp:docPr id="21" name="08_order" descr="Order detail — header, order data and category distribution" title="Order detail — header, order data and category distribution"/>
@@ -11305,7 +11547,7 @@
       <w:pPr>
         <w:pStyle w:val="Nadpis2"/>
       </w:pPr>
-      <w:bookmarkStart w:id="24" w:name="_Toc244086450"/>
+      <w:bookmarkStart w:id="24" w:name="_Toc244090164"/>
       <w:r>
         <w:t>4.1  Order header</w:t>
       </w:r>
@@ -11322,7 +11564,7 @@
           <w:noProof/>
         </w:rPr>
         <w:drawing>
-          <wp:inline distT="0" distB="0" distL="0" distR="0" wp14:anchorId="2E3680B8" wp14:editId="7BF4CE42">
+          <wp:inline distT="0" distB="0" distL="0" distR="0" wp14:anchorId="549CC211" wp14:editId="1CCDE1E4">
             <wp:extent cx="6124575" cy="1000125"/>
             <wp:effectExtent l="0" t="0" r="0" b="0"/>
             <wp:docPr id="22" name="08b_hero" descr="Order header" title="Order header"/>
@@ -11397,7 +11639,7 @@
       <w:pPr>
         <w:pStyle w:val="Nadpis2"/>
       </w:pPr>
-      <w:bookmarkStart w:id="25" w:name="_Toc244086451"/>
+      <w:bookmarkStart w:id="25" w:name="_Toc244090165"/>
       <w:r>
         <w:t>4.2  Order data</w:t>
       </w:r>
@@ -11405,6 +11647,7 @@
     </w:p>
     <w:p>
       <w:pPr>
+        <w:keepNext/>
         <w:spacing w:after="120" w:line="288" w:lineRule="auto"/>
       </w:pPr>
       <w:r>
@@ -11432,7 +11675,7 @@
           <w:noProof/>
         </w:rPr>
         <w:drawing>
-          <wp:inline distT="0" distB="0" distL="0" distR="0" wp14:anchorId="7999BBC0" wp14:editId="19C4A5AB">
+          <wp:inline distT="0" distB="0" distL="0" distR="0" wp14:anchorId="215FA7E5" wp14:editId="6DB8BB47">
             <wp:extent cx="6124575" cy="1238250"/>
             <wp:effectExtent l="0" t="0" r="0" b="0"/>
             <wp:docPr id="23" name="08d_orderinfo" descr="Order data — collapsed rows with summary" title="Order data — collapsed rows with summary"/>
@@ -11560,6 +11803,8 @@
           </w:tcPr>
           <w:p>
             <w:pPr>
+              <w:keepNext/>
+              <w:keepLines/>
               <w:spacing w:line="252" w:lineRule="auto"/>
             </w:pPr>
             <w:r>
@@ -11594,6 +11839,8 @@
           </w:tcPr>
           <w:p>
             <w:pPr>
+              <w:keepNext/>
+              <w:keepLines/>
               <w:spacing w:line="252" w:lineRule="auto"/>
             </w:pPr>
             <w:r>
@@ -11632,6 +11879,8 @@
           </w:tcPr>
           <w:p>
             <w:pPr>
+              <w:keepNext/>
+              <w:keepLines/>
               <w:spacing w:line="252" w:lineRule="auto"/>
             </w:pPr>
             <w:r>
@@ -11662,6 +11911,8 @@
           </w:tcPr>
           <w:p>
             <w:pPr>
+              <w:keepNext/>
+              <w:keepLines/>
               <w:spacing w:line="252" w:lineRule="auto"/>
             </w:pPr>
             <w:r>
@@ -11697,6 +11948,8 @@
           </w:tcPr>
           <w:p>
             <w:pPr>
+              <w:keepNext/>
+              <w:keepLines/>
               <w:spacing w:line="252" w:lineRule="auto"/>
             </w:pPr>
             <w:r>
@@ -11727,6 +11980,8 @@
           </w:tcPr>
           <w:p>
             <w:pPr>
+              <w:keepNext/>
+              <w:keepLines/>
               <w:spacing w:line="252" w:lineRule="auto"/>
             </w:pPr>
             <w:r>
@@ -11762,6 +12017,8 @@
           </w:tcPr>
           <w:p>
             <w:pPr>
+              <w:keepNext/>
+              <w:keepLines/>
               <w:spacing w:line="252" w:lineRule="auto"/>
             </w:pPr>
             <w:r>
@@ -11792,6 +12049,8 @@
           </w:tcPr>
           <w:p>
             <w:pPr>
+              <w:keepNext/>
+              <w:keepLines/>
               <w:spacing w:line="252" w:lineRule="auto"/>
             </w:pPr>
             <w:r>
@@ -11827,6 +12086,7 @@
           </w:tcPr>
           <w:p>
             <w:pPr>
+              <w:keepLines/>
               <w:spacing w:line="252" w:lineRule="auto"/>
             </w:pPr>
             <w:r>
@@ -11857,6 +12117,7 @@
           </w:tcPr>
           <w:p>
             <w:pPr>
+              <w:keepLines/>
               <w:spacing w:line="252" w:lineRule="auto"/>
             </w:pPr>
             <w:r>
@@ -11934,7 +12195,7 @@
           <w:noProof/>
         </w:rPr>
         <w:drawing>
-          <wp:inline distT="0" distB="0" distL="0" distR="0" wp14:anchorId="281460C6" wp14:editId="30D142A1">
+          <wp:inline distT="0" distB="0" distL="0" distR="0" wp14:anchorId="62F590BF" wp14:editId="01BED644">
             <wp:extent cx="6124575" cy="2828925"/>
             <wp:effectExtent l="0" t="0" r="0" b="0"/>
             <wp:docPr id="24" name="08e_orderinfo_cats" descr="Sorting categories by MD" title="Sorting categories by MD"/>
@@ -12008,7 +12269,7 @@
           <w:noProof/>
         </w:rPr>
         <w:drawing>
-          <wp:inline distT="0" distB="0" distL="0" distR="0" wp14:anchorId="66F5E4E4" wp14:editId="025AE6D5">
+          <wp:inline distT="0" distB="0" distL="0" distR="0" wp14:anchorId="112EB13E" wp14:editId="47525664">
             <wp:extent cx="6124575" cy="3829050"/>
             <wp:effectExtent l="0" t="0" r="0" b="0"/>
             <wp:docPr id="25" name="08f_orderinfo_limits" descr="Sorting limits — active only (detail)" title="Sorting limits — active only (detail)"/>
@@ -12075,7 +12336,7 @@
       <w:pPr>
         <w:pStyle w:val="Nadpis2"/>
       </w:pPr>
-      <w:bookmarkStart w:id="26" w:name="_Toc244086452"/>
+      <w:bookmarkStart w:id="26" w:name="_Toc244090166"/>
       <w:r>
         <w:t>4.3  Category distribution</w:t>
       </w:r>
@@ -12100,7 +12361,7 @@
           <w:noProof/>
         </w:rPr>
         <w:drawing>
-          <wp:inline distT="0" distB="0" distL="0" distR="0" wp14:anchorId="74563159" wp14:editId="29B0177A">
+          <wp:inline distT="0" distB="0" distL="0" distR="0" wp14:anchorId="3CC91405" wp14:editId="0911C78E">
             <wp:extent cx="6124575" cy="1971675"/>
             <wp:effectExtent l="0" t="0" r="0" b="0"/>
             <wp:docPr id="26" name="08c_categories" descr="Category distribution of an order" title="Category distribution of an order"/>
@@ -12229,6 +12490,8 @@
           </w:tcPr>
           <w:p>
             <w:pPr>
+              <w:keepNext/>
+              <w:keepLines/>
               <w:spacing w:line="252" w:lineRule="auto"/>
             </w:pPr>
             <w:r>
@@ -12263,6 +12526,8 @@
           </w:tcPr>
           <w:p>
             <w:pPr>
+              <w:keepNext/>
+              <w:keepLines/>
               <w:spacing w:line="252" w:lineRule="auto"/>
             </w:pPr>
             <w:r>
@@ -12297,6 +12562,8 @@
           </w:tcPr>
           <w:p>
             <w:pPr>
+              <w:keepNext/>
+              <w:keepLines/>
               <w:spacing w:line="252" w:lineRule="auto"/>
             </w:pPr>
             <w:r>
@@ -12335,6 +12602,8 @@
           </w:tcPr>
           <w:p>
             <w:pPr>
+              <w:keepNext/>
+              <w:keepLines/>
               <w:spacing w:line="252" w:lineRule="auto"/>
             </w:pPr>
             <w:r>
@@ -12365,6 +12634,8 @@
           </w:tcPr>
           <w:p>
             <w:pPr>
+              <w:keepNext/>
+              <w:keepLines/>
               <w:spacing w:line="252" w:lineRule="auto"/>
             </w:pPr>
             <w:r>
@@ -12395,6 +12666,8 @@
           </w:tcPr>
           <w:p>
             <w:pPr>
+              <w:keepNext/>
+              <w:keepLines/>
               <w:spacing w:line="252" w:lineRule="auto"/>
             </w:pPr>
             <w:r>
@@ -12430,6 +12703,8 @@
           </w:tcPr>
           <w:p>
             <w:pPr>
+              <w:keepNext/>
+              <w:keepLines/>
               <w:spacing w:line="252" w:lineRule="auto"/>
             </w:pPr>
             <w:r>
@@ -12460,6 +12735,8 @@
           </w:tcPr>
           <w:p>
             <w:pPr>
+              <w:keepNext/>
+              <w:keepLines/>
               <w:spacing w:line="252" w:lineRule="auto"/>
             </w:pPr>
             <w:r>
@@ -12490,6 +12767,8 @@
           </w:tcPr>
           <w:p>
             <w:pPr>
+              <w:keepNext/>
+              <w:keepLines/>
               <w:spacing w:line="252" w:lineRule="auto"/>
             </w:pPr>
             <w:r>
@@ -12525,6 +12804,7 @@
           </w:tcPr>
           <w:p>
             <w:pPr>
+              <w:keepLines/>
               <w:spacing w:line="252" w:lineRule="auto"/>
             </w:pPr>
             <w:r>
@@ -12555,6 +12835,7 @@
           </w:tcPr>
           <w:p>
             <w:pPr>
+              <w:keepLines/>
               <w:spacing w:line="252" w:lineRule="auto"/>
             </w:pPr>
             <w:r>
@@ -12585,6 +12866,7 @@
           </w:tcPr>
           <w:p>
             <w:pPr>
+              <w:keepLines/>
               <w:spacing w:line="252" w:lineRule="auto"/>
             </w:pPr>
             <w:r>
@@ -12607,7 +12889,7 @@
       <w:pPr>
         <w:pStyle w:val="Nadpis2"/>
       </w:pPr>
-      <w:bookmarkStart w:id="27" w:name="_Toc244086453"/>
+      <w:bookmarkStart w:id="27" w:name="_Toc244090167"/>
       <w:r>
         <w:t>4.4  Timeline</w:t>
       </w:r>
@@ -12615,6 +12897,7 @@
     </w:p>
     <w:p>
       <w:pPr>
+        <w:keepNext/>
         <w:spacing w:after="120" w:line="288" w:lineRule="auto"/>
       </w:pPr>
       <w:r>
@@ -12642,7 +12925,7 @@
           <w:noProof/>
         </w:rPr>
         <w:drawing>
-          <wp:inline distT="0" distB="0" distL="0" distR="0" wp14:anchorId="63815C57" wp14:editId="74C05835">
+          <wp:inline distT="0" distB="0" distL="0" distR="0" wp14:anchorId="0A214DDC" wp14:editId="3AB49809">
             <wp:extent cx="6124575" cy="1971675"/>
             <wp:effectExtent l="0" t="0" r="0" b="0"/>
             <wp:docPr id="27" name="09_timeline" descr="Order timeline" title="Order timeline"/>
@@ -12770,6 +13053,8 @@
           </w:tcPr>
           <w:p>
             <w:pPr>
+              <w:keepNext/>
+              <w:keepLines/>
               <w:spacing w:line="252" w:lineRule="auto"/>
             </w:pPr>
             <w:r>
@@ -12804,6 +13089,8 @@
           </w:tcPr>
           <w:p>
             <w:pPr>
+              <w:keepNext/>
+              <w:keepLines/>
               <w:spacing w:line="252" w:lineRule="auto"/>
             </w:pPr>
             <w:r>
@@ -12842,6 +13129,8 @@
           </w:tcPr>
           <w:p>
             <w:pPr>
+              <w:keepNext/>
+              <w:keepLines/>
               <w:spacing w:line="252" w:lineRule="auto"/>
             </w:pPr>
             <w:r>
@@ -12872,6 +13161,8 @@
           </w:tcPr>
           <w:p>
             <w:pPr>
+              <w:keepNext/>
+              <w:keepLines/>
               <w:spacing w:line="252" w:lineRule="auto"/>
             </w:pPr>
             <w:r>
@@ -12907,6 +13198,8 @@
           </w:tcPr>
           <w:p>
             <w:pPr>
+              <w:keepNext/>
+              <w:keepLines/>
               <w:spacing w:line="252" w:lineRule="auto"/>
             </w:pPr>
             <w:r>
@@ -12937,6 +13230,8 @@
           </w:tcPr>
           <w:p>
             <w:pPr>
+              <w:keepNext/>
+              <w:keepLines/>
               <w:spacing w:line="252" w:lineRule="auto"/>
             </w:pPr>
             <w:r>
@@ -12972,6 +13267,8 @@
           </w:tcPr>
           <w:p>
             <w:pPr>
+              <w:keepNext/>
+              <w:keepLines/>
               <w:spacing w:line="252" w:lineRule="auto"/>
             </w:pPr>
             <w:r>
@@ -13002,6 +13299,8 @@
           </w:tcPr>
           <w:p>
             <w:pPr>
+              <w:keepNext/>
+              <w:keepLines/>
               <w:spacing w:line="252" w:lineRule="auto"/>
             </w:pPr>
             <w:r>
@@ -13037,6 +13336,8 @@
           </w:tcPr>
           <w:p>
             <w:pPr>
+              <w:keepNext/>
+              <w:keepLines/>
               <w:spacing w:line="252" w:lineRule="auto"/>
             </w:pPr>
             <w:r>
@@ -13067,6 +13368,8 @@
           </w:tcPr>
           <w:p>
             <w:pPr>
+              <w:keepNext/>
+              <w:keepLines/>
               <w:spacing w:line="252" w:lineRule="auto"/>
             </w:pPr>
             <w:r>
@@ -13102,6 +13405,8 @@
           </w:tcPr>
           <w:p>
             <w:pPr>
+              <w:keepNext/>
+              <w:keepLines/>
               <w:spacing w:line="252" w:lineRule="auto"/>
             </w:pPr>
             <w:r>
@@ -13132,6 +13437,8 @@
           </w:tcPr>
           <w:p>
             <w:pPr>
+              <w:keepNext/>
+              <w:keepLines/>
               <w:spacing w:line="252" w:lineRule="auto"/>
             </w:pPr>
             <w:r>
@@ -13167,6 +13474,7 @@
           </w:tcPr>
           <w:p>
             <w:pPr>
+              <w:keepLines/>
               <w:spacing w:line="252" w:lineRule="auto"/>
             </w:pPr>
             <w:r>
@@ -13197,6 +13505,7 @@
           </w:tcPr>
           <w:p>
             <w:pPr>
+              <w:keepLines/>
               <w:spacing w:line="252" w:lineRule="auto"/>
             </w:pPr>
             <w:r>
@@ -13227,7 +13536,7 @@
       <w:pPr>
         <w:pStyle w:val="Nadpis2"/>
       </w:pPr>
-      <w:bookmarkStart w:id="28" w:name="_Toc244086454"/>
+      <w:bookmarkStart w:id="28" w:name="_Toc244090168"/>
       <w:r>
         <w:t>4.5  Piece table and values outside the limits</w:t>
       </w:r>
@@ -13302,7 +13611,7 @@
           <w:noProof/>
         </w:rPr>
         <w:drawing>
-          <wp:inline distT="0" distB="0" distL="0" distR="0" wp14:anchorId="1204EAF5" wp14:editId="61B67CAA">
+          <wp:inline distT="0" distB="0" distL="0" distR="0" wp14:anchorId="3D396411" wp14:editId="5DC0AF00">
             <wp:extent cx="6124575" cy="3829050"/>
             <wp:effectExtent l="0" t="0" r="0" b="0"/>
             <wp:docPr id="28" name="10b_tabs" descr="Piece table — Positions group" title="Piece table — Positions group"/>
@@ -13367,6 +13676,7 @@
     </w:p>
     <w:p>
       <w:pPr>
+        <w:keepNext/>
         <w:spacing w:after="120" w:line="288" w:lineRule="auto"/>
       </w:pPr>
       <w:r>
@@ -13438,6 +13748,8 @@
           </w:tcPr>
           <w:p>
             <w:pPr>
+              <w:keepNext/>
+              <w:keepLines/>
               <w:spacing w:line="252" w:lineRule="auto"/>
             </w:pPr>
             <w:r>
@@ -13472,6 +13784,8 @@
           </w:tcPr>
           <w:p>
             <w:pPr>
+              <w:keepNext/>
+              <w:keepLines/>
               <w:spacing w:line="252" w:lineRule="auto"/>
             </w:pPr>
             <w:r>
@@ -13510,6 +13824,8 @@
           </w:tcPr>
           <w:p>
             <w:pPr>
+              <w:keepNext/>
+              <w:keepLines/>
               <w:spacing w:line="252" w:lineRule="auto"/>
             </w:pPr>
             <w:r>
@@ -13540,6 +13856,8 @@
           </w:tcPr>
           <w:p>
             <w:pPr>
+              <w:keepNext/>
+              <w:keepLines/>
               <w:spacing w:line="252" w:lineRule="auto"/>
             </w:pPr>
             <w:r>
@@ -13575,6 +13893,8 @@
           </w:tcPr>
           <w:p>
             <w:pPr>
+              <w:keepNext/>
+              <w:keepLines/>
               <w:spacing w:line="252" w:lineRule="auto"/>
             </w:pPr>
             <w:r>
@@ -13605,6 +13925,8 @@
           </w:tcPr>
           <w:p>
             <w:pPr>
+              <w:keepNext/>
+              <w:keepLines/>
               <w:spacing w:line="252" w:lineRule="auto"/>
             </w:pPr>
             <w:r>
@@ -13640,6 +13962,7 @@
           </w:tcPr>
           <w:p>
             <w:pPr>
+              <w:keepLines/>
               <w:spacing w:line="252" w:lineRule="auto"/>
             </w:pPr>
             <w:r>
@@ -13670,6 +13993,7 @@
           </w:tcPr>
           <w:p>
             <w:pPr>
+              <w:keepLines/>
               <w:spacing w:line="252" w:lineRule="auto"/>
             </w:pPr>
             <w:r>
@@ -13692,7 +14016,7 @@
       <w:pPr>
         <w:pStyle w:val="Nadpis2"/>
       </w:pPr>
-      <w:bookmarkStart w:id="29" w:name="_Toc244086455"/>
+      <w:bookmarkStart w:id="29" w:name="_Toc244090169"/>
       <w:r>
         <w:t>4.6  Sorting and filtering pieces</w:t>
       </w:r>
@@ -13700,6 +14024,7 @@
     </w:p>
     <w:p>
       <w:pPr>
+        <w:keepNext/>
         <w:spacing w:after="120" w:line="288" w:lineRule="auto"/>
       </w:pPr>
       <w:r>
@@ -13820,7 +14145,7 @@
           <w:noProof/>
         </w:rPr>
         <w:drawing>
-          <wp:inline distT="0" distB="0" distL="0" distR="0" wp14:anchorId="30D9606C" wp14:editId="1E54E0D5">
+          <wp:inline distT="0" distB="0" distL="0" distR="0" wp14:anchorId="44067023" wp14:editId="4608C016">
             <wp:extent cx="6124575" cy="3829050"/>
             <wp:effectExtent l="0" t="0" r="0" b="0"/>
             <wp:docPr id="29" name="11_filter" descr="Filter — NOK pieces only, with values outside the limits tinted" title="Filter — NOK pieces only, with values outside the limits tinted"/>
@@ -13894,7 +14219,7 @@
           <w:noProof/>
         </w:rPr>
         <w:drawing>
-          <wp:inline distT="0" distB="0" distL="0" distR="0" wp14:anchorId="39421DCD" wp14:editId="387E13D2">
+          <wp:inline distT="0" distB="0" distL="0" distR="0" wp14:anchorId="58BDEFDF" wp14:editId="09A81CBA">
             <wp:extent cx="6124575" cy="647700"/>
             <wp:effectExtent l="0" t="0" r="0" b="0"/>
             <wp:docPr id="30" name="11b_filter_nok" descr="NOK area filter — pieces failing in Position" title="NOK area filter — pieces failing in Position"/>
@@ -13961,7 +14286,7 @@
       <w:pPr>
         <w:pStyle w:val="Nadpis2"/>
       </w:pPr>
-      <w:bookmarkStart w:id="30" w:name="_Toc244086456"/>
+      <w:bookmarkStart w:id="30" w:name="_Toc244090170"/>
       <w:r>
         <w:t>4.7  Exporting and printing an order</w:t>
       </w:r>
@@ -14020,7 +14345,7 @@
         <w:pStyle w:val="Nadpis1"/>
         <w:pageBreakBefore/>
       </w:pPr>
-      <w:bookmarkStart w:id="31" w:name="_Toc244086457"/>
+      <w:bookmarkStart w:id="31" w:name="_Toc244090171"/>
       <w:r>
         <w:t>5  Record detail (piece)</w:t>
       </w:r>
@@ -14055,7 +14380,7 @@
           <w:noProof/>
         </w:rPr>
         <w:drawing>
-          <wp:inline distT="0" distB="0" distL="0" distR="0" wp14:anchorId="57CB2AAA" wp14:editId="2830B19F">
+          <wp:inline distT="0" distB="0" distL="0" distR="0" wp14:anchorId="1162AF77" wp14:editId="11F21BEF">
             <wp:extent cx="6124575" cy="3448050"/>
             <wp:effectExtent l="0" t="0" r="0" b="0"/>
             <wp:docPr id="31" name="13_record" descr="Record detail — force–travel and switching time diagrams" title="Record detail — force–travel and switching time diagrams"/>
@@ -14122,7 +14447,7 @@
       <w:pPr>
         <w:pStyle w:val="Nadpis2"/>
       </w:pPr>
-      <w:bookmarkStart w:id="32" w:name="_Toc244086458"/>
+      <w:bookmarkStart w:id="32" w:name="_Toc244090172"/>
       <w:r>
         <w:t>5.1  Force–travel diagram</w:t>
       </w:r>
@@ -14201,6 +14526,8 @@
           </w:tcPr>
           <w:p>
             <w:pPr>
+              <w:keepNext/>
+              <w:keepLines/>
               <w:spacing w:line="252" w:lineRule="auto"/>
             </w:pPr>
             <w:r>
@@ -14235,6 +14562,8 @@
           </w:tcPr>
           <w:p>
             <w:pPr>
+              <w:keepNext/>
+              <w:keepLines/>
               <w:spacing w:line="252" w:lineRule="auto"/>
             </w:pPr>
             <w:r>
@@ -14273,6 +14602,8 @@
           </w:tcPr>
           <w:p>
             <w:pPr>
+              <w:keepNext/>
+              <w:keepLines/>
               <w:spacing w:line="252" w:lineRule="auto"/>
             </w:pPr>
             <w:r>
@@ -14303,6 +14634,8 @@
           </w:tcPr>
           <w:p>
             <w:pPr>
+              <w:keepNext/>
+              <w:keepLines/>
               <w:spacing w:line="252" w:lineRule="auto"/>
             </w:pPr>
             <w:r>
@@ -14338,6 +14671,8 @@
           </w:tcPr>
           <w:p>
             <w:pPr>
+              <w:keepNext/>
+              <w:keepLines/>
               <w:spacing w:line="252" w:lineRule="auto"/>
             </w:pPr>
             <w:r>
@@ -14368,6 +14703,8 @@
           </w:tcPr>
           <w:p>
             <w:pPr>
+              <w:keepNext/>
+              <w:keepLines/>
               <w:spacing w:line="252" w:lineRule="auto"/>
             </w:pPr>
             <w:r>
@@ -14403,6 +14740,8 @@
           </w:tcPr>
           <w:p>
             <w:pPr>
+              <w:keepNext/>
+              <w:keepLines/>
               <w:spacing w:line="252" w:lineRule="auto"/>
             </w:pPr>
             <w:r>
@@ -14433,6 +14772,8 @@
           </w:tcPr>
           <w:p>
             <w:pPr>
+              <w:keepNext/>
+              <w:keepLines/>
               <w:spacing w:line="252" w:lineRule="auto"/>
             </w:pPr>
             <w:r>
@@ -14468,6 +14809,8 @@
           </w:tcPr>
           <w:p>
             <w:pPr>
+              <w:keepNext/>
+              <w:keepLines/>
               <w:spacing w:line="252" w:lineRule="auto"/>
             </w:pPr>
             <w:r>
@@ -14498,6 +14841,8 @@
           </w:tcPr>
           <w:p>
             <w:pPr>
+              <w:keepNext/>
+              <w:keepLines/>
               <w:spacing w:line="252" w:lineRule="auto"/>
             </w:pPr>
             <w:r>
@@ -14533,6 +14878,8 @@
           </w:tcPr>
           <w:p>
             <w:pPr>
+              <w:keepNext/>
+              <w:keepLines/>
               <w:spacing w:line="252" w:lineRule="auto"/>
             </w:pPr>
             <w:r>
@@ -14563,6 +14910,8 @@
           </w:tcPr>
           <w:p>
             <w:pPr>
+              <w:keepNext/>
+              <w:keepLines/>
               <w:spacing w:line="252" w:lineRule="auto"/>
             </w:pPr>
             <w:r>
@@ -14598,6 +14947,8 @@
           </w:tcPr>
           <w:p>
             <w:pPr>
+              <w:keepNext/>
+              <w:keepLines/>
               <w:spacing w:line="252" w:lineRule="auto"/>
             </w:pPr>
             <w:r>
@@ -14628,6 +14979,8 @@
           </w:tcPr>
           <w:p>
             <w:pPr>
+              <w:keepNext/>
+              <w:keepLines/>
               <w:spacing w:line="252" w:lineRule="auto"/>
             </w:pPr>
             <w:r>
@@ -14663,6 +15016,8 @@
           </w:tcPr>
           <w:p>
             <w:pPr>
+              <w:keepNext/>
+              <w:keepLines/>
               <w:spacing w:line="252" w:lineRule="auto"/>
             </w:pPr>
             <w:r>
@@ -14693,6 +15048,8 @@
           </w:tcPr>
           <w:p>
             <w:pPr>
+              <w:keepNext/>
+              <w:keepLines/>
               <w:spacing w:line="252" w:lineRule="auto"/>
             </w:pPr>
             <w:r>
@@ -14728,6 +15085,8 @@
           </w:tcPr>
           <w:p>
             <w:pPr>
+              <w:keepNext/>
+              <w:keepLines/>
               <w:spacing w:line="252" w:lineRule="auto"/>
             </w:pPr>
             <w:r>
@@ -14758,6 +15117,8 @@
           </w:tcPr>
           <w:p>
             <w:pPr>
+              <w:keepNext/>
+              <w:keepLines/>
               <w:spacing w:line="252" w:lineRule="auto"/>
             </w:pPr>
             <w:r>
@@ -14793,6 +15154,8 @@
           </w:tcPr>
           <w:p>
             <w:pPr>
+              <w:keepNext/>
+              <w:keepLines/>
               <w:spacing w:line="252" w:lineRule="auto"/>
             </w:pPr>
             <w:r>
@@ -14823,6 +15186,8 @@
           </w:tcPr>
           <w:p>
             <w:pPr>
+              <w:keepNext/>
+              <w:keepLines/>
               <w:spacing w:line="252" w:lineRule="auto"/>
             </w:pPr>
             <w:r>
@@ -14858,6 +15223,8 @@
           </w:tcPr>
           <w:p>
             <w:pPr>
+              <w:keepNext/>
+              <w:keepLines/>
               <w:spacing w:line="252" w:lineRule="auto"/>
             </w:pPr>
             <w:r>
@@ -14888,6 +15255,8 @@
           </w:tcPr>
           <w:p>
             <w:pPr>
+              <w:keepNext/>
+              <w:keepLines/>
               <w:spacing w:line="252" w:lineRule="auto"/>
             </w:pPr>
             <w:r>
@@ -14923,6 +15292,8 @@
           </w:tcPr>
           <w:p>
             <w:pPr>
+              <w:keepNext/>
+              <w:keepLines/>
               <w:spacing w:line="252" w:lineRule="auto"/>
             </w:pPr>
             <w:r>
@@ -14953,6 +15324,8 @@
           </w:tcPr>
           <w:p>
             <w:pPr>
+              <w:keepNext/>
+              <w:keepLines/>
               <w:spacing w:line="252" w:lineRule="auto"/>
             </w:pPr>
             <w:r>
@@ -14988,6 +15361,8 @@
           </w:tcPr>
           <w:p>
             <w:pPr>
+              <w:keepNext/>
+              <w:keepLines/>
               <w:spacing w:line="252" w:lineRule="auto"/>
             </w:pPr>
             <w:r>
@@ -15018,6 +15393,8 @@
           </w:tcPr>
           <w:p>
             <w:pPr>
+              <w:keepNext/>
+              <w:keepLines/>
               <w:spacing w:line="252" w:lineRule="auto"/>
             </w:pPr>
             <w:r>
@@ -15053,6 +15430,8 @@
           </w:tcPr>
           <w:p>
             <w:pPr>
+              <w:keepNext/>
+              <w:keepLines/>
               <w:spacing w:line="252" w:lineRule="auto"/>
             </w:pPr>
             <w:r>
@@ -15083,6 +15462,8 @@
           </w:tcPr>
           <w:p>
             <w:pPr>
+              <w:keepNext/>
+              <w:keepLines/>
               <w:spacing w:line="252" w:lineRule="auto"/>
             </w:pPr>
             <w:r>
@@ -15118,6 +15499,7 @@
           </w:tcPr>
           <w:p>
             <w:pPr>
+              <w:keepLines/>
               <w:spacing w:line="252" w:lineRule="auto"/>
             </w:pPr>
             <w:r>
@@ -15148,6 +15530,7 @@
           </w:tcPr>
           <w:p>
             <w:pPr>
+              <w:keepLines/>
               <w:spacing w:line="252" w:lineRule="auto"/>
             </w:pPr>
             <w:r>
@@ -15170,7 +15553,7 @@
       <w:pPr>
         <w:pStyle w:val="Nadpis2"/>
       </w:pPr>
-      <w:bookmarkStart w:id="33" w:name="_Toc244086459"/>
+      <w:bookmarkStart w:id="33" w:name="_Toc244090173"/>
       <w:r>
         <w:t>5.2  Contact switching times</w:t>
       </w:r>
@@ -15178,6 +15561,7 @@
     </w:p>
     <w:p>
       <w:pPr>
+        <w:keepNext/>
         <w:spacing w:after="120" w:line="288" w:lineRule="auto"/>
       </w:pPr>
       <w:r>
@@ -15284,7 +15668,7 @@
       <w:pPr>
         <w:pStyle w:val="Nadpis2"/>
       </w:pPr>
-      <w:bookmarkStart w:id="34" w:name="_Toc244086460"/>
+      <w:bookmarkStart w:id="34" w:name="_Toc244090174"/>
       <w:r>
         <w:t>5.3  NOK categories and parameter table</w:t>
       </w:r>
@@ -15337,7 +15721,7 @@
           <w:noProof/>
         </w:rPr>
         <w:drawing>
-          <wp:inline distT="0" distB="0" distL="0" distR="0" wp14:anchorId="6F1AEFE2" wp14:editId="7771AA1C">
+          <wp:inline distT="0" distB="0" distL="0" distR="0" wp14:anchorId="1026600A" wp14:editId="2B3F2CA9">
             <wp:extent cx="6124575" cy="4619625"/>
             <wp:effectExtent l="0" t="0" r="0" b="0"/>
             <wp:docPr id="32" name="13b_param_explain" descr="Graphical explanation of the RvT parameter" title="Graphical explanation of the RvT parameter"/>
@@ -15404,7 +15788,7 @@
       <w:pPr>
         <w:pStyle w:val="Nadpis2"/>
       </w:pPr>
-      <w:bookmarkStart w:id="35" w:name="_Toc244086461"/>
+      <w:bookmarkStart w:id="35" w:name="_Toc244090175"/>
       <w:r>
         <w:t>5.4  Printing a record report</w:t>
       </w:r>
@@ -15449,7 +15833,7 @@
           <w:noProof/>
         </w:rPr>
         <w:drawing>
-          <wp:inline distT="0" distB="0" distL="0" distR="0" wp14:anchorId="5E97DB7F" wp14:editId="02CC8390">
+          <wp:inline distT="0" distB="0" distL="0" distR="0" wp14:anchorId="31A11EBF" wp14:editId="0D254694">
             <wp:extent cx="3800475" cy="5372100"/>
             <wp:effectExtent l="0" t="0" r="0" b="0"/>
             <wp:docPr id="33" name="12_print_record" descr="Printed record report (page 1)" title="Printed record report (page 1)"/>
@@ -15538,7 +15922,7 @@
         <w:pStyle w:val="Nadpis1"/>
         <w:pageBreakBefore/>
       </w:pPr>
-      <w:bookmarkStart w:id="36" w:name="_Toc244086462"/>
+      <w:bookmarkStart w:id="36" w:name="_Toc244090176"/>
       <w:r>
         <w:t>6  Measurement detail (Testing)</w:t>
       </w:r>
@@ -15563,7 +15947,7 @@
           <w:noProof/>
         </w:rPr>
         <w:drawing>
-          <wp:inline distT="0" distB="0" distL="0" distR="0" wp14:anchorId="7ADFD86B" wp14:editId="787E680C">
+          <wp:inline distT="0" distB="0" distL="0" distR="0" wp14:anchorId="6A11504A" wp14:editId="35420D63">
             <wp:extent cx="6124575" cy="3448050"/>
             <wp:effectExtent l="0" t="0" r="0" b="0"/>
             <wp:docPr id="34" name="14_testing" descr="Measurement detail — Test setup" title="Measurement detail — Test setup"/>
@@ -15691,6 +16075,8 @@
           </w:tcPr>
           <w:p>
             <w:pPr>
+              <w:keepNext/>
+              <w:keepLines/>
               <w:spacing w:line="252" w:lineRule="auto"/>
             </w:pPr>
             <w:r>
@@ -15725,6 +16111,8 @@
           </w:tcPr>
           <w:p>
             <w:pPr>
+              <w:keepNext/>
+              <w:keepLines/>
               <w:spacing w:line="252" w:lineRule="auto"/>
             </w:pPr>
             <w:r>
@@ -15763,6 +16151,8 @@
           </w:tcPr>
           <w:p>
             <w:pPr>
+              <w:keepNext/>
+              <w:keepLines/>
               <w:spacing w:line="252" w:lineRule="auto"/>
             </w:pPr>
             <w:r>
@@ -15793,6 +16183,8 @@
           </w:tcPr>
           <w:p>
             <w:pPr>
+              <w:keepNext/>
+              <w:keepLines/>
               <w:spacing w:line="252" w:lineRule="auto"/>
             </w:pPr>
             <w:r>
@@ -15828,6 +16220,8 @@
           </w:tcPr>
           <w:p>
             <w:pPr>
+              <w:keepNext/>
+              <w:keepLines/>
               <w:spacing w:line="252" w:lineRule="auto"/>
             </w:pPr>
             <w:r>
@@ -15858,6 +16252,8 @@
           </w:tcPr>
           <w:p>
             <w:pPr>
+              <w:keepNext/>
+              <w:keepLines/>
               <w:spacing w:line="252" w:lineRule="auto"/>
             </w:pPr>
             <w:r>
@@ -15893,6 +16289,8 @@
           </w:tcPr>
           <w:p>
             <w:pPr>
+              <w:keepNext/>
+              <w:keepLines/>
               <w:spacing w:line="252" w:lineRule="auto"/>
             </w:pPr>
             <w:r>
@@ -15923,6 +16321,8 @@
           </w:tcPr>
           <w:p>
             <w:pPr>
+              <w:keepNext/>
+              <w:keepLines/>
               <w:spacing w:line="252" w:lineRule="auto"/>
             </w:pPr>
             <w:r>
@@ -15958,6 +16358,8 @@
           </w:tcPr>
           <w:p>
             <w:pPr>
+              <w:keepNext/>
+              <w:keepLines/>
               <w:spacing w:line="252" w:lineRule="auto"/>
             </w:pPr>
             <w:r>
@@ -15988,6 +16390,8 @@
           </w:tcPr>
           <w:p>
             <w:pPr>
+              <w:keepNext/>
+              <w:keepLines/>
               <w:spacing w:line="252" w:lineRule="auto"/>
             </w:pPr>
             <w:r>
@@ -16023,6 +16427,7 @@
           </w:tcPr>
           <w:p>
             <w:pPr>
+              <w:keepLines/>
               <w:spacing w:line="252" w:lineRule="auto"/>
             </w:pPr>
             <w:r>
@@ -16053,6 +16458,7 @@
           </w:tcPr>
           <w:p>
             <w:pPr>
+              <w:keepLines/>
               <w:spacing w:line="252" w:lineRule="auto"/>
             </w:pPr>
             <w:r>
@@ -16082,7 +16488,7 @@
           <w:noProof/>
         </w:rPr>
         <w:drawing>
-          <wp:inline distT="0" distB="0" distL="0" distR="0" wp14:anchorId="246A89C6" wp14:editId="26343CAF">
+          <wp:inline distT="0" distB="0" distL="0" distR="0" wp14:anchorId="42085506" wp14:editId="54B29AA6">
             <wp:extent cx="6124575" cy="3448050"/>
             <wp:effectExtent l="0" t="0" r="0" b="0"/>
             <wp:docPr id="35" name="17_test_results" descr="Measurement results" title="Measurement results"/>
@@ -16156,7 +16562,7 @@
           <w:noProof/>
         </w:rPr>
         <w:drawing>
-          <wp:inline distT="0" distB="0" distL="0" distR="0" wp14:anchorId="3D08D18D" wp14:editId="165BEF1C">
+          <wp:inline distT="0" distB="0" distL="0" distR="0" wp14:anchorId="62E3B97B" wp14:editId="554F8218">
             <wp:extent cx="6124575" cy="3448050"/>
             <wp:effectExtent l="0" t="0" r="0" b="0"/>
             <wp:docPr id="36" name="18_test_nok" descr="NOK evaluation — the measurement failed in the Times area" title="NOK evaluation — the measurement failed in the Times area"/>
@@ -16223,7 +16629,7 @@
       <w:pPr>
         <w:pStyle w:val="Nadpis2"/>
       </w:pPr>
-      <w:bookmarkStart w:id="37" w:name="_Toc244086463"/>
+      <w:bookmarkStart w:id="37" w:name="_Toc244090177"/>
       <w:r>
         <w:t>6.1  Signal data</w:t>
       </w:r>
@@ -16231,6 +16637,7 @@
     </w:p>
     <w:p>
       <w:pPr>
+        <w:keepNext/>
         <w:spacing w:after="120" w:line="288" w:lineRule="auto"/>
       </w:pPr>
       <w:r>
@@ -16312,6 +16719,8 @@
           </w:tcPr>
           <w:p>
             <w:pPr>
+              <w:keepNext/>
+              <w:keepLines/>
               <w:spacing w:line="252" w:lineRule="auto"/>
             </w:pPr>
             <w:r>
@@ -16346,6 +16755,8 @@
           </w:tcPr>
           <w:p>
             <w:pPr>
+              <w:keepNext/>
+              <w:keepLines/>
               <w:spacing w:line="252" w:lineRule="auto"/>
             </w:pPr>
             <w:r>
@@ -16384,6 +16795,8 @@
           </w:tcPr>
           <w:p>
             <w:pPr>
+              <w:keepNext/>
+              <w:keepLines/>
               <w:spacing w:line="252" w:lineRule="auto"/>
             </w:pPr>
             <w:r>
@@ -16414,6 +16827,8 @@
           </w:tcPr>
           <w:p>
             <w:pPr>
+              <w:keepNext/>
+              <w:keepLines/>
               <w:spacing w:line="252" w:lineRule="auto"/>
             </w:pPr>
             <w:r>
@@ -16449,6 +16864,8 @@
           </w:tcPr>
           <w:p>
             <w:pPr>
+              <w:keepNext/>
+              <w:keepLines/>
               <w:spacing w:line="252" w:lineRule="auto"/>
             </w:pPr>
             <w:r>
@@ -16479,6 +16896,8 @@
           </w:tcPr>
           <w:p>
             <w:pPr>
+              <w:keepNext/>
+              <w:keepLines/>
               <w:spacing w:line="252" w:lineRule="auto"/>
             </w:pPr>
             <w:r>
@@ -16514,6 +16933,8 @@
           </w:tcPr>
           <w:p>
             <w:pPr>
+              <w:keepNext/>
+              <w:keepLines/>
               <w:spacing w:line="252" w:lineRule="auto"/>
             </w:pPr>
             <w:r>
@@ -16544,6 +16965,8 @@
           </w:tcPr>
           <w:p>
             <w:pPr>
+              <w:keepNext/>
+              <w:keepLines/>
               <w:spacing w:line="252" w:lineRule="auto"/>
             </w:pPr>
             <w:r>
@@ -16579,6 +17002,8 @@
           </w:tcPr>
           <w:p>
             <w:pPr>
+              <w:keepNext/>
+              <w:keepLines/>
               <w:spacing w:line="252" w:lineRule="auto"/>
             </w:pPr>
             <w:r>
@@ -16609,6 +17034,8 @@
           </w:tcPr>
           <w:p>
             <w:pPr>
+              <w:keepNext/>
+              <w:keepLines/>
               <w:spacing w:line="252" w:lineRule="auto"/>
             </w:pPr>
             <w:r>
@@ -16644,6 +17071,7 @@
           </w:tcPr>
           <w:p>
             <w:pPr>
+              <w:keepLines/>
               <w:spacing w:line="252" w:lineRule="auto"/>
             </w:pPr>
             <w:r>
@@ -16674,6 +17102,7 @@
           </w:tcPr>
           <w:p>
             <w:pPr>
+              <w:keepLines/>
               <w:spacing w:line="252" w:lineRule="auto"/>
             </w:pPr>
             <w:r>
@@ -16703,7 +17132,7 @@
           <w:noProof/>
         </w:rPr>
         <w:drawing>
-          <wp:inline distT="0" distB="0" distL="0" distR="0" wp14:anchorId="5FF0B353" wp14:editId="301C7329">
+          <wp:inline distT="0" distB="0" distL="0" distR="0" wp14:anchorId="663EA776" wp14:editId="0CAB446B">
             <wp:extent cx="6124575" cy="3448050"/>
             <wp:effectExtent l="0" t="0" r="0" b="0"/>
             <wp:docPr id="37" name="20a_sig_overview" descr="Signal data — Overview" title="Signal data — Overview"/>
@@ -16777,7 +17206,7 @@
           <w:noProof/>
         </w:rPr>
         <w:drawing>
-          <wp:inline distT="0" distB="0" distL="0" distR="0" wp14:anchorId="4E7AB6F9" wp14:editId="54CA4872">
+          <wp:inline distT="0" distB="0" distL="0" distR="0" wp14:anchorId="216C7B97" wp14:editId="59CE049B">
             <wp:extent cx="6124575" cy="3448050"/>
             <wp:effectExtent l="0" t="0" r="0" b="0"/>
             <wp:docPr id="38" name="20c_sig_hysteresis" descr="Signal data — Hysteresis" title="Signal data — Hysteresis"/>
@@ -16851,7 +17280,7 @@
           <w:noProof/>
         </w:rPr>
         <w:drawing>
-          <wp:inline distT="0" distB="0" distL="0" distR="0" wp14:anchorId="6F4A1D05" wp14:editId="09484055">
+          <wp:inline distT="0" distB="0" distL="0" distR="0" wp14:anchorId="4F93835A" wp14:editId="6922F3C0">
             <wp:extent cx="6124575" cy="3448050"/>
             <wp:effectExtent l="0" t="0" r="0" b="0"/>
             <wp:docPr id="39" name="20d_sig_switching" descr="Signal data — Switching detail" title="Signal data — Switching detail"/>
@@ -16925,7 +17354,7 @@
           <w:noProof/>
         </w:rPr>
         <w:drawing>
-          <wp:inline distT="0" distB="0" distL="0" distR="0" wp14:anchorId="33D8A591" wp14:editId="1954775B">
+          <wp:inline distT="0" distB="0" distL="0" distR="0" wp14:anchorId="7CEE07B4" wp14:editId="52AA875D">
             <wp:extent cx="6124575" cy="3448050"/>
             <wp:effectExtent l="0" t="0" r="0" b="0"/>
             <wp:docPr id="40" name="20e_sig_timing" descr="Signal data — Timing detail (UT, RevT, BT, OpT; definitions in section 5.2)" title="Signal data — Timing detail (UT, RevT, BT, OpT; definitions in section 5.2)"/>
@@ -17100,7 +17529,7 @@
       <w:pPr>
         <w:pStyle w:val="Nadpis2"/>
       </w:pPr>
-      <w:bookmarkStart w:id="38" w:name="_Toc244086464"/>
+      <w:bookmarkStart w:id="38" w:name="_Toc244090178"/>
       <w:r>
         <w:t>6.2  Printing a measurement report</w:t>
       </w:r>
@@ -17139,7 +17568,7 @@
         <w:pStyle w:val="Nadpis1"/>
         <w:pageBreakBefore/>
       </w:pPr>
-      <w:bookmarkStart w:id="39" w:name="_Toc244086465"/>
+      <w:bookmarkStart w:id="39" w:name="_Toc244090179"/>
       <w:r>
         <w:t>7  Settings</w:t>
       </w:r>
@@ -17157,7 +17586,7 @@
       <w:pPr>
         <w:pStyle w:val="Nadpis2"/>
       </w:pPr>
-      <w:bookmarkStart w:id="40" w:name="_Toc244086466"/>
+      <w:bookmarkStart w:id="40" w:name="_Toc244090180"/>
       <w:r>
         <w:t>7.1  Preferences</w:t>
       </w:r>
@@ -17228,6 +17657,8 @@
           </w:tcPr>
           <w:p>
             <w:pPr>
+              <w:keepNext/>
+              <w:keepLines/>
               <w:spacing w:line="252" w:lineRule="auto"/>
             </w:pPr>
             <w:r>
@@ -17262,6 +17693,8 @@
           </w:tcPr>
           <w:p>
             <w:pPr>
+              <w:keepNext/>
+              <w:keepLines/>
               <w:spacing w:line="252" w:lineRule="auto"/>
             </w:pPr>
             <w:r>
@@ -17300,6 +17733,8 @@
           </w:tcPr>
           <w:p>
             <w:pPr>
+              <w:keepNext/>
+              <w:keepLines/>
               <w:spacing w:line="252" w:lineRule="auto"/>
             </w:pPr>
             <w:r>
@@ -17330,6 +17765,8 @@
           </w:tcPr>
           <w:p>
             <w:pPr>
+              <w:keepNext/>
+              <w:keepLines/>
               <w:spacing w:line="252" w:lineRule="auto"/>
             </w:pPr>
             <w:r>
@@ -17365,6 +17802,8 @@
           </w:tcPr>
           <w:p>
             <w:pPr>
+              <w:keepNext/>
+              <w:keepLines/>
               <w:spacing w:line="252" w:lineRule="auto"/>
             </w:pPr>
             <w:r>
@@ -17395,6 +17834,8 @@
           </w:tcPr>
           <w:p>
             <w:pPr>
+              <w:keepNext/>
+              <w:keepLines/>
               <w:spacing w:line="252" w:lineRule="auto"/>
             </w:pPr>
             <w:r>
@@ -17430,6 +17871,8 @@
           </w:tcPr>
           <w:p>
             <w:pPr>
+              <w:keepNext/>
+              <w:keepLines/>
               <w:spacing w:line="252" w:lineRule="auto"/>
             </w:pPr>
             <w:r>
@@ -17460,6 +17903,8 @@
           </w:tcPr>
           <w:p>
             <w:pPr>
+              <w:keepNext/>
+              <w:keepLines/>
               <w:spacing w:line="252" w:lineRule="auto"/>
             </w:pPr>
             <w:r>
@@ -17495,6 +17940,8 @@
           </w:tcPr>
           <w:p>
             <w:pPr>
+              <w:keepNext/>
+              <w:keepLines/>
               <w:spacing w:line="252" w:lineRule="auto"/>
             </w:pPr>
             <w:r>
@@ -17525,6 +17972,8 @@
           </w:tcPr>
           <w:p>
             <w:pPr>
+              <w:keepNext/>
+              <w:keepLines/>
               <w:spacing w:line="252" w:lineRule="auto"/>
             </w:pPr>
             <w:r>
@@ -17560,6 +18009,7 @@
           </w:tcPr>
           <w:p>
             <w:pPr>
+              <w:keepLines/>
               <w:spacing w:line="252" w:lineRule="auto"/>
             </w:pPr>
             <w:r>
@@ -17590,6 +18040,7 @@
           </w:tcPr>
           <w:p>
             <w:pPr>
+              <w:keepLines/>
               <w:spacing w:line="252" w:lineRule="auto"/>
             </w:pPr>
             <w:r>
@@ -17627,7 +18078,7 @@
           <w:noProof/>
         </w:rPr>
         <w:drawing>
-          <wp:inline distT="0" distB="0" distL="0" distR="0" wp14:anchorId="5873A311" wp14:editId="6743A82D">
+          <wp:inline distT="0" distB="0" distL="0" distR="0" wp14:anchorId="7317E81A" wp14:editId="77302E2B">
             <wp:extent cx="6124575" cy="2133600"/>
             <wp:effectExtent l="0" t="0" r="0" b="0"/>
             <wp:docPr id="41" name="21_settings_prefs" descr="Settings — Preferences" title="Settings — Preferences"/>
@@ -17694,7 +18145,7 @@
       <w:pPr>
         <w:pStyle w:val="Nadpis2"/>
       </w:pPr>
-      <w:bookmarkStart w:id="41" w:name="_Toc244086467"/>
+      <w:bookmarkStart w:id="41" w:name="_Toc244090181"/>
       <w:r>
         <w:t>7.2  Connection</w:t>
       </w:r>
@@ -17729,7 +18180,7 @@
           <w:noProof/>
         </w:rPr>
         <w:drawing>
-          <wp:inline distT="0" distB="0" distL="0" distR="0" wp14:anchorId="2997C0DB" wp14:editId="3DCE6AB9">
+          <wp:inline distT="0" distB="0" distL="0" distR="0" wp14:anchorId="0E682A39" wp14:editId="4D289743">
             <wp:extent cx="6124575" cy="3495675"/>
             <wp:effectExtent l="0" t="0" r="0" b="0"/>
             <wp:docPr id="42" name="22_settings_conn" descr="Settings — Connection" title="Settings — Connection"/>
@@ -17796,7 +18247,7 @@
       <w:pPr>
         <w:pStyle w:val="Nadpis2"/>
       </w:pPr>
-      <w:bookmarkStart w:id="42" w:name="_Toc244086468"/>
+      <w:bookmarkStart w:id="42" w:name="_Toc244090182"/>
       <w:r>
         <w:t>7.3  Time / NTP</w:t>
       </w:r>
@@ -17852,7 +18303,7 @@
           <w:noProof/>
         </w:rPr>
         <w:drawing>
-          <wp:inline distT="0" distB="0" distL="0" distR="0" wp14:anchorId="32E11AE4" wp14:editId="00D174F3">
+          <wp:inline distT="0" distB="0" distL="0" distR="0" wp14:anchorId="293FB4EA" wp14:editId="0C0C4B1B">
             <wp:extent cx="6124575" cy="2400300"/>
             <wp:effectExtent l="0" t="0" r="0" b="0"/>
             <wp:docPr id="43" name="22b_settings_time" descr="Settings — Time / NTP" title="Settings — Time / NTP"/>
@@ -17985,7 +18436,7 @@
       <w:pPr>
         <w:pStyle w:val="Nadpis2"/>
       </w:pPr>
-      <w:bookmarkStart w:id="43" w:name="_Toc244086469"/>
+      <w:bookmarkStart w:id="43" w:name="_Toc244090183"/>
       <w:r>
         <w:t>7.4  Users</w:t>
       </w:r>
@@ -17993,6 +18444,7 @@
     </w:p>
     <w:p>
       <w:pPr>
+        <w:keepNext/>
         <w:spacing w:after="120" w:line="288" w:lineRule="auto"/>
       </w:pPr>
       <w:r>
@@ -18106,7 +18558,7 @@
           <w:noProof/>
         </w:rPr>
         <w:drawing>
-          <wp:inline distT="0" distB="0" distL="0" distR="0" wp14:anchorId="7E8032C4" wp14:editId="172874A7">
+          <wp:inline distT="0" distB="0" distL="0" distR="0" wp14:anchorId="4EA9F2F8" wp14:editId="68DAFBB8">
             <wp:extent cx="6124575" cy="1724025"/>
             <wp:effectExtent l="0" t="0" r="0" b="0"/>
             <wp:docPr id="44" name="23_settings_users" descr="Settings — Users" title="Settings — Users"/>
@@ -18174,7 +18626,7 @@
         <w:pStyle w:val="Nadpis1"/>
         <w:pageBreakBefore/>
       </w:pPr>
-      <w:bookmarkStart w:id="44" w:name="_Toc244086470"/>
+      <w:bookmarkStart w:id="44" w:name="_Toc244090184"/>
       <w:r>
         <w:t>8  Info</w:t>
       </w:r>
@@ -18199,7 +18651,7 @@
           <w:noProof/>
         </w:rPr>
         <w:drawing>
-          <wp:inline distT="0" distB="0" distL="0" distR="0" wp14:anchorId="060FFBD2" wp14:editId="2E3C4FE7">
+          <wp:inline distT="0" distB="0" distL="0" distR="0" wp14:anchorId="33F7A3B3" wp14:editId="3E4FEC69">
             <wp:extent cx="6124575" cy="1685925"/>
             <wp:effectExtent l="0" t="0" r="0" b="0"/>
             <wp:docPr id="45" name="24_info" descr="Info page" title="Info page"/>
@@ -18267,7 +18719,7 @@
         <w:pStyle w:val="Nadpis1"/>
         <w:pageBreakBefore/>
       </w:pPr>
-      <w:bookmarkStart w:id="45" w:name="_Toc244086471"/>
+      <w:bookmarkStart w:id="45" w:name="_Toc244090185"/>
       <w:r>
         <w:t>9  Troubleshooting</w:t>
       </w:r>
@@ -18338,6 +18790,8 @@
           </w:tcPr>
           <w:p>
             <w:pPr>
+              <w:keepNext/>
+              <w:keepLines/>
               <w:spacing w:line="252" w:lineRule="auto"/>
             </w:pPr>
             <w:r>
@@ -18372,6 +18826,8 @@
           </w:tcPr>
           <w:p>
             <w:pPr>
+              <w:keepNext/>
+              <w:keepLines/>
               <w:spacing w:line="252" w:lineRule="auto"/>
             </w:pPr>
             <w:r>
@@ -18410,6 +18866,8 @@
           </w:tcPr>
           <w:p>
             <w:pPr>
+              <w:keepNext/>
+              <w:keepLines/>
               <w:spacing w:line="252" w:lineRule="auto"/>
             </w:pPr>
             <w:r>
@@ -18440,6 +18898,8 @@
           </w:tcPr>
           <w:p>
             <w:pPr>
+              <w:keepNext/>
+              <w:keepLines/>
               <w:spacing w:line="252" w:lineRule="auto"/>
             </w:pPr>
             <w:r>
@@ -18475,6 +18935,8 @@
           </w:tcPr>
           <w:p>
             <w:pPr>
+              <w:keepNext/>
+              <w:keepLines/>
               <w:spacing w:line="252" w:lineRule="auto"/>
             </w:pPr>
             <w:r>
@@ -18505,6 +18967,8 @@
           </w:tcPr>
           <w:p>
             <w:pPr>
+              <w:keepNext/>
+              <w:keepLines/>
               <w:spacing w:line="252" w:lineRule="auto"/>
             </w:pPr>
             <w:r>
@@ -18540,6 +19004,8 @@
           </w:tcPr>
           <w:p>
             <w:pPr>
+              <w:keepNext/>
+              <w:keepLines/>
               <w:spacing w:line="252" w:lineRule="auto"/>
             </w:pPr>
             <w:r>
@@ -18570,6 +19036,8 @@
           </w:tcPr>
           <w:p>
             <w:pPr>
+              <w:keepNext/>
+              <w:keepLines/>
               <w:spacing w:line="252" w:lineRule="auto"/>
             </w:pPr>
             <w:r>
@@ -18605,6 +19073,8 @@
           </w:tcPr>
           <w:p>
             <w:pPr>
+              <w:keepNext/>
+              <w:keepLines/>
               <w:spacing w:line="252" w:lineRule="auto"/>
             </w:pPr>
             <w:r>
@@ -18635,6 +19105,8 @@
           </w:tcPr>
           <w:p>
             <w:pPr>
+              <w:keepNext/>
+              <w:keepLines/>
               <w:spacing w:line="252" w:lineRule="auto"/>
             </w:pPr>
             <w:r>
@@ -18670,6 +19142,8 @@
           </w:tcPr>
           <w:p>
             <w:pPr>
+              <w:keepNext/>
+              <w:keepLines/>
               <w:spacing w:line="252" w:lineRule="auto"/>
             </w:pPr>
             <w:r>
@@ -18700,6 +19174,8 @@
           </w:tcPr>
           <w:p>
             <w:pPr>
+              <w:keepNext/>
+              <w:keepLines/>
               <w:spacing w:line="252" w:lineRule="auto"/>
             </w:pPr>
             <w:r>
@@ -18735,6 +19211,8 @@
           </w:tcPr>
           <w:p>
             <w:pPr>
+              <w:keepNext/>
+              <w:keepLines/>
               <w:spacing w:line="252" w:lineRule="auto"/>
             </w:pPr>
             <w:r>
@@ -18765,6 +19243,8 @@
           </w:tcPr>
           <w:p>
             <w:pPr>
+              <w:keepNext/>
+              <w:keepLines/>
               <w:spacing w:line="252" w:lineRule="auto"/>
             </w:pPr>
             <w:r>
@@ -18800,6 +19280,8 @@
           </w:tcPr>
           <w:p>
             <w:pPr>
+              <w:keepNext/>
+              <w:keepLines/>
               <w:spacing w:line="252" w:lineRule="auto"/>
             </w:pPr>
             <w:r>
@@ -18830,6 +19312,8 @@
           </w:tcPr>
           <w:p>
             <w:pPr>
+              <w:keepNext/>
+              <w:keepLines/>
               <w:spacing w:line="252" w:lineRule="auto"/>
             </w:pPr>
             <w:r>
@@ -18865,6 +19349,8 @@
           </w:tcPr>
           <w:p>
             <w:pPr>
+              <w:keepNext/>
+              <w:keepLines/>
               <w:spacing w:line="252" w:lineRule="auto"/>
             </w:pPr>
             <w:r>
@@ -18895,6 +19381,8 @@
           </w:tcPr>
           <w:p>
             <w:pPr>
+              <w:keepNext/>
+              <w:keepLines/>
               <w:spacing w:line="252" w:lineRule="auto"/>
             </w:pPr>
             <w:r>
@@ -18930,6 +19418,8 @@
           </w:tcPr>
           <w:p>
             <w:pPr>
+              <w:keepNext/>
+              <w:keepLines/>
               <w:spacing w:line="252" w:lineRule="auto"/>
             </w:pPr>
             <w:r>
@@ -18960,6 +19450,8 @@
           </w:tcPr>
           <w:p>
             <w:pPr>
+              <w:keepNext/>
+              <w:keepLines/>
               <w:spacing w:line="252" w:lineRule="auto"/>
             </w:pPr>
             <w:r>
@@ -18995,6 +19487,8 @@
           </w:tcPr>
           <w:p>
             <w:pPr>
+              <w:keepNext/>
+              <w:keepLines/>
               <w:spacing w:line="252" w:lineRule="auto"/>
             </w:pPr>
             <w:r>
@@ -19025,6 +19519,8 @@
           </w:tcPr>
           <w:p>
             <w:pPr>
+              <w:keepNext/>
+              <w:keepLines/>
               <w:spacing w:line="252" w:lineRule="auto"/>
             </w:pPr>
             <w:r>
@@ -19060,6 +19556,8 @@
           </w:tcPr>
           <w:p>
             <w:pPr>
+              <w:keepNext/>
+              <w:keepLines/>
               <w:spacing w:line="252" w:lineRule="auto"/>
             </w:pPr>
             <w:r>
@@ -19090,6 +19588,8 @@
           </w:tcPr>
           <w:p>
             <w:pPr>
+              <w:keepNext/>
+              <w:keepLines/>
               <w:spacing w:line="252" w:lineRule="auto"/>
             </w:pPr>
             <w:r>
@@ -19141,6 +19641,8 @@
           </w:tcPr>
           <w:p>
             <w:pPr>
+              <w:keepNext/>
+              <w:keepLines/>
               <w:spacing w:line="252" w:lineRule="auto"/>
             </w:pPr>
             <w:r>
@@ -19171,6 +19673,8 @@
           </w:tcPr>
           <w:p>
             <w:pPr>
+              <w:keepNext/>
+              <w:keepLines/>
               <w:spacing w:line="252" w:lineRule="auto"/>
             </w:pPr>
             <w:r>
@@ -19206,6 +19710,8 @@
           </w:tcPr>
           <w:p>
             <w:pPr>
+              <w:keepNext/>
+              <w:keepLines/>
               <w:spacing w:line="252" w:lineRule="auto"/>
             </w:pPr>
             <w:r>
@@ -19236,6 +19742,8 @@
           </w:tcPr>
           <w:p>
             <w:pPr>
+              <w:keepNext/>
+              <w:keepLines/>
               <w:spacing w:line="252" w:lineRule="auto"/>
             </w:pPr>
             <w:r>
@@ -19271,6 +19779,8 @@
           </w:tcPr>
           <w:p>
             <w:pPr>
+              <w:keepNext/>
+              <w:keepLines/>
               <w:spacing w:line="252" w:lineRule="auto"/>
             </w:pPr>
             <w:r>
@@ -19301,6 +19811,8 @@
           </w:tcPr>
           <w:p>
             <w:pPr>
+              <w:keepNext/>
+              <w:keepLines/>
               <w:spacing w:line="252" w:lineRule="auto"/>
             </w:pPr>
             <w:r>
@@ -19336,6 +19848,8 @@
           </w:tcPr>
           <w:p>
             <w:pPr>
+              <w:keepNext/>
+              <w:keepLines/>
               <w:spacing w:line="252" w:lineRule="auto"/>
             </w:pPr>
             <w:r>
@@ -19366,6 +19880,8 @@
           </w:tcPr>
           <w:p>
             <w:pPr>
+              <w:keepNext/>
+              <w:keepLines/>
               <w:spacing w:line="252" w:lineRule="auto"/>
             </w:pPr>
             <w:r>
@@ -19401,6 +19917,7 @@
           </w:tcPr>
           <w:p>
             <w:pPr>
+              <w:keepLines/>
               <w:spacing w:line="252" w:lineRule="auto"/>
             </w:pPr>
             <w:r>
@@ -19431,6 +19948,7 @@
           </w:tcPr>
           <w:p>
             <w:pPr>
+              <w:keepLines/>
               <w:spacing w:line="252" w:lineRule="auto"/>
             </w:pPr>
             <w:r>
@@ -19454,7 +19972,7 @@
         <w:pStyle w:val="Nadpis1"/>
         <w:pageBreakBefore/>
       </w:pPr>
-      <w:bookmarkStart w:id="46" w:name="_Toc244086472"/>
+      <w:bookmarkStart w:id="46" w:name="_Toc244090186"/>
       <w:r>
         <w:t>Appendix A  Parameter overview</w:t>
       </w:r>
@@ -19537,6 +20055,8 @@
           </w:tcPr>
           <w:p>
             <w:pPr>
+              <w:keepNext/>
+              <w:keepLines/>
               <w:spacing w:line="252" w:lineRule="auto"/>
             </w:pPr>
             <w:r>
@@ -19571,6 +20091,8 @@
           </w:tcPr>
           <w:p>
             <w:pPr>
+              <w:keepNext/>
+              <w:keepLines/>
               <w:spacing w:line="252" w:lineRule="auto"/>
             </w:pPr>
             <w:r>
@@ -19605,6 +20127,8 @@
           </w:tcPr>
           <w:p>
             <w:pPr>
+              <w:keepNext/>
+              <w:keepLines/>
               <w:spacing w:line="252" w:lineRule="auto"/>
             </w:pPr>
             <w:r>
@@ -19643,6 +20167,8 @@
           </w:tcPr>
           <w:p>
             <w:pPr>
+              <w:keepNext/>
+              <w:keepLines/>
               <w:spacing w:line="252" w:lineRule="auto"/>
             </w:pPr>
             <w:r>
@@ -19673,6 +20199,8 @@
           </w:tcPr>
           <w:p>
             <w:pPr>
+              <w:keepNext/>
+              <w:keepLines/>
               <w:spacing w:line="252" w:lineRule="auto"/>
             </w:pPr>
             <w:r>
@@ -19703,6 +20231,8 @@
           </w:tcPr>
           <w:p>
             <w:pPr>
+              <w:keepNext/>
+              <w:keepLines/>
               <w:spacing w:line="252" w:lineRule="auto"/>
             </w:pPr>
             <w:r>
@@ -19738,6 +20268,8 @@
           </w:tcPr>
           <w:p>
             <w:pPr>
+              <w:keepNext/>
+              <w:keepLines/>
               <w:spacing w:line="252" w:lineRule="auto"/>
             </w:pPr>
             <w:r>
@@ -19768,6 +20300,8 @@
           </w:tcPr>
           <w:p>
             <w:pPr>
+              <w:keepNext/>
+              <w:keepLines/>
               <w:spacing w:line="252" w:lineRule="auto"/>
             </w:pPr>
             <w:r>
@@ -19798,6 +20332,8 @@
           </w:tcPr>
           <w:p>
             <w:pPr>
+              <w:keepNext/>
+              <w:keepLines/>
               <w:spacing w:line="252" w:lineRule="auto"/>
             </w:pPr>
             <w:r>
@@ -19833,6 +20369,8 @@
           </w:tcPr>
           <w:p>
             <w:pPr>
+              <w:keepNext/>
+              <w:keepLines/>
               <w:spacing w:line="252" w:lineRule="auto"/>
             </w:pPr>
             <w:r>
@@ -19863,6 +20401,8 @@
           </w:tcPr>
           <w:p>
             <w:pPr>
+              <w:keepNext/>
+              <w:keepLines/>
               <w:spacing w:line="252" w:lineRule="auto"/>
             </w:pPr>
             <w:r>
@@ -19893,6 +20433,8 @@
           </w:tcPr>
           <w:p>
             <w:pPr>
+              <w:keepNext/>
+              <w:keepLines/>
               <w:spacing w:line="252" w:lineRule="auto"/>
             </w:pPr>
             <w:r>
@@ -19928,6 +20470,7 @@
           </w:tcPr>
           <w:p>
             <w:pPr>
+              <w:keepLines/>
               <w:spacing w:line="252" w:lineRule="auto"/>
             </w:pPr>
             <w:r>
@@ -19958,6 +20501,7 @@
           </w:tcPr>
           <w:p>
             <w:pPr>
+              <w:keepLines/>
               <w:spacing w:line="252" w:lineRule="auto"/>
             </w:pPr>
             <w:r>
@@ -19988,6 +20532,7 @@
           </w:tcPr>
           <w:p>
             <w:pPr>
+              <w:keepLines/>
               <w:spacing w:line="252" w:lineRule="auto"/>
             </w:pPr>
             <w:r>
@@ -20072,6 +20617,8 @@
           </w:tcPr>
           <w:p>
             <w:pPr>
+              <w:keepNext/>
+              <w:keepLines/>
               <w:spacing w:line="252" w:lineRule="auto"/>
             </w:pPr>
             <w:r>
@@ -20106,6 +20653,8 @@
           </w:tcPr>
           <w:p>
             <w:pPr>
+              <w:keepNext/>
+              <w:keepLines/>
               <w:spacing w:line="252" w:lineRule="auto"/>
             </w:pPr>
             <w:r>
@@ -20140,6 +20689,8 @@
           </w:tcPr>
           <w:p>
             <w:pPr>
+              <w:keepNext/>
+              <w:keepLines/>
               <w:spacing w:line="252" w:lineRule="auto"/>
             </w:pPr>
             <w:r>
@@ -20178,6 +20729,8 @@
           </w:tcPr>
           <w:p>
             <w:pPr>
+              <w:keepNext/>
+              <w:keepLines/>
               <w:spacing w:line="252" w:lineRule="auto"/>
             </w:pPr>
             <w:r>
@@ -20208,6 +20761,8 @@
           </w:tcPr>
           <w:p>
             <w:pPr>
+              <w:keepNext/>
+              <w:keepLines/>
               <w:spacing w:line="252" w:lineRule="auto"/>
             </w:pPr>
             <w:r>
@@ -20238,6 +20793,8 @@
           </w:tcPr>
           <w:p>
             <w:pPr>
+              <w:keepNext/>
+              <w:keepLines/>
               <w:spacing w:line="252" w:lineRule="auto"/>
             </w:pPr>
             <w:r>
@@ -20273,6 +20830,8 @@
           </w:tcPr>
           <w:p>
             <w:pPr>
+              <w:keepNext/>
+              <w:keepLines/>
               <w:spacing w:line="252" w:lineRule="auto"/>
             </w:pPr>
             <w:r>
@@ -20303,6 +20862,8 @@
           </w:tcPr>
           <w:p>
             <w:pPr>
+              <w:keepNext/>
+              <w:keepLines/>
               <w:spacing w:line="252" w:lineRule="auto"/>
             </w:pPr>
             <w:r>
@@ -20333,6 +20894,8 @@
           </w:tcPr>
           <w:p>
             <w:pPr>
+              <w:keepNext/>
+              <w:keepLines/>
               <w:spacing w:line="252" w:lineRule="auto"/>
             </w:pPr>
             <w:r>
@@ -20368,6 +20931,8 @@
           </w:tcPr>
           <w:p>
             <w:pPr>
+              <w:keepNext/>
+              <w:keepLines/>
               <w:spacing w:line="252" w:lineRule="auto"/>
             </w:pPr>
             <w:r>
@@ -20398,6 +20963,8 @@
           </w:tcPr>
           <w:p>
             <w:pPr>
+              <w:keepNext/>
+              <w:keepLines/>
               <w:spacing w:line="252" w:lineRule="auto"/>
             </w:pPr>
             <w:r>
@@ -20428,6 +20995,8 @@
           </w:tcPr>
           <w:p>
             <w:pPr>
+              <w:keepNext/>
+              <w:keepLines/>
               <w:spacing w:line="252" w:lineRule="auto"/>
             </w:pPr>
             <w:r>
@@ -20463,6 +21032,8 @@
           </w:tcPr>
           <w:p>
             <w:pPr>
+              <w:keepNext/>
+              <w:keepLines/>
               <w:spacing w:line="252" w:lineRule="auto"/>
             </w:pPr>
             <w:r>
@@ -20493,6 +21064,8 @@
           </w:tcPr>
           <w:p>
             <w:pPr>
+              <w:keepNext/>
+              <w:keepLines/>
               <w:spacing w:line="252" w:lineRule="auto"/>
             </w:pPr>
             <w:r>
@@ -20523,6 +21096,8 @@
           </w:tcPr>
           <w:p>
             <w:pPr>
+              <w:keepNext/>
+              <w:keepLines/>
               <w:spacing w:line="252" w:lineRule="auto"/>
             </w:pPr>
             <w:r>
@@ -20558,6 +21133,7 @@
           </w:tcPr>
           <w:p>
             <w:pPr>
+              <w:keepLines/>
               <w:spacing w:line="252" w:lineRule="auto"/>
             </w:pPr>
             <w:r>
@@ -20588,6 +21164,7 @@
           </w:tcPr>
           <w:p>
             <w:pPr>
+              <w:keepLines/>
               <w:spacing w:line="252" w:lineRule="auto"/>
             </w:pPr>
             <w:r>
@@ -20618,6 +21195,7 @@
           </w:tcPr>
           <w:p>
             <w:pPr>
+              <w:keepLines/>
               <w:spacing w:line="252" w:lineRule="auto"/>
             </w:pPr>
             <w:r>
@@ -20702,6 +21280,8 @@
           </w:tcPr>
           <w:p>
             <w:pPr>
+              <w:keepNext/>
+              <w:keepLines/>
               <w:spacing w:line="252" w:lineRule="auto"/>
             </w:pPr>
             <w:r>
@@ -20736,6 +21316,8 @@
           </w:tcPr>
           <w:p>
             <w:pPr>
+              <w:keepNext/>
+              <w:keepLines/>
               <w:spacing w:line="252" w:lineRule="auto"/>
             </w:pPr>
             <w:r>
@@ -20770,6 +21352,8 @@
           </w:tcPr>
           <w:p>
             <w:pPr>
+              <w:keepNext/>
+              <w:keepLines/>
               <w:spacing w:line="252" w:lineRule="auto"/>
             </w:pPr>
             <w:r>
@@ -20808,6 +21392,8 @@
           </w:tcPr>
           <w:p>
             <w:pPr>
+              <w:keepNext/>
+              <w:keepLines/>
               <w:spacing w:line="252" w:lineRule="auto"/>
             </w:pPr>
             <w:r>
@@ -20838,6 +21424,8 @@
           </w:tcPr>
           <w:p>
             <w:pPr>
+              <w:keepNext/>
+              <w:keepLines/>
               <w:spacing w:line="252" w:lineRule="auto"/>
             </w:pPr>
             <w:r>
@@ -20868,6 +21456,8 @@
           </w:tcPr>
           <w:p>
             <w:pPr>
+              <w:keepNext/>
+              <w:keepLines/>
               <w:spacing w:line="252" w:lineRule="auto"/>
             </w:pPr>
             <w:r>
@@ -20903,6 +21493,8 @@
           </w:tcPr>
           <w:p>
             <w:pPr>
+              <w:keepNext/>
+              <w:keepLines/>
               <w:spacing w:line="252" w:lineRule="auto"/>
             </w:pPr>
             <w:r>
@@ -20933,6 +21525,8 @@
           </w:tcPr>
           <w:p>
             <w:pPr>
+              <w:keepNext/>
+              <w:keepLines/>
               <w:spacing w:line="252" w:lineRule="auto"/>
             </w:pPr>
             <w:r>
@@ -20963,6 +21557,8 @@
           </w:tcPr>
           <w:p>
             <w:pPr>
+              <w:keepNext/>
+              <w:keepLines/>
               <w:spacing w:line="252" w:lineRule="auto"/>
             </w:pPr>
             <w:r>
@@ -20998,6 +21594,8 @@
           </w:tcPr>
           <w:p>
             <w:pPr>
+              <w:keepNext/>
+              <w:keepLines/>
               <w:spacing w:line="252" w:lineRule="auto"/>
             </w:pPr>
             <w:r>
@@ -21028,6 +21626,8 @@
           </w:tcPr>
           <w:p>
             <w:pPr>
+              <w:keepNext/>
+              <w:keepLines/>
               <w:spacing w:line="252" w:lineRule="auto"/>
             </w:pPr>
             <w:r>
@@ -21058,6 +21658,8 @@
           </w:tcPr>
           <w:p>
             <w:pPr>
+              <w:keepNext/>
+              <w:keepLines/>
               <w:spacing w:line="252" w:lineRule="auto"/>
             </w:pPr>
             <w:r>
@@ -21093,6 +21695,8 @@
           </w:tcPr>
           <w:p>
             <w:pPr>
+              <w:keepNext/>
+              <w:keepLines/>
               <w:spacing w:line="252" w:lineRule="auto"/>
             </w:pPr>
             <w:r>
@@ -21123,6 +21727,8 @@
           </w:tcPr>
           <w:p>
             <w:pPr>
+              <w:keepNext/>
+              <w:keepLines/>
               <w:spacing w:line="252" w:lineRule="auto"/>
             </w:pPr>
             <w:r>
@@ -21153,6 +21759,8 @@
           </w:tcPr>
           <w:p>
             <w:pPr>
+              <w:keepNext/>
+              <w:keepLines/>
               <w:spacing w:line="252" w:lineRule="auto"/>
             </w:pPr>
             <w:r>
@@ -21188,6 +21796,7 @@
           </w:tcPr>
           <w:p>
             <w:pPr>
+              <w:keepLines/>
               <w:spacing w:line="252" w:lineRule="auto"/>
             </w:pPr>
             <w:r>
@@ -21218,6 +21827,7 @@
           </w:tcPr>
           <w:p>
             <w:pPr>
+              <w:keepLines/>
               <w:spacing w:line="252" w:lineRule="auto"/>
             </w:pPr>
             <w:r>
@@ -21248,6 +21858,7 @@
           </w:tcPr>
           <w:p>
             <w:pPr>
+              <w:keepLines/>
               <w:spacing w:line="252" w:lineRule="auto"/>
             </w:pPr>
             <w:r>
@@ -21332,6 +21943,8 @@
           </w:tcPr>
           <w:p>
             <w:pPr>
+              <w:keepNext/>
+              <w:keepLines/>
               <w:spacing w:line="252" w:lineRule="auto"/>
             </w:pPr>
             <w:r>
@@ -21366,6 +21979,8 @@
           </w:tcPr>
           <w:p>
             <w:pPr>
+              <w:keepNext/>
+              <w:keepLines/>
               <w:spacing w:line="252" w:lineRule="auto"/>
             </w:pPr>
             <w:r>
@@ -21400,6 +22015,8 @@
           </w:tcPr>
           <w:p>
             <w:pPr>
+              <w:keepNext/>
+              <w:keepLines/>
               <w:spacing w:line="252" w:lineRule="auto"/>
             </w:pPr>
             <w:r>
@@ -21438,6 +22055,8 @@
           </w:tcPr>
           <w:p>
             <w:pPr>
+              <w:keepNext/>
+              <w:keepLines/>
               <w:spacing w:line="252" w:lineRule="auto"/>
             </w:pPr>
             <w:r>
@@ -21468,6 +22087,8 @@
           </w:tcPr>
           <w:p>
             <w:pPr>
+              <w:keepNext/>
+              <w:keepLines/>
               <w:spacing w:line="252" w:lineRule="auto"/>
             </w:pPr>
             <w:r>
@@ -21498,6 +22119,8 @@
           </w:tcPr>
           <w:p>
             <w:pPr>
+              <w:keepNext/>
+              <w:keepLines/>
               <w:spacing w:line="252" w:lineRule="auto"/>
             </w:pPr>
             <w:r>
@@ -21533,6 +22156,8 @@
           </w:tcPr>
           <w:p>
             <w:pPr>
+              <w:keepNext/>
+              <w:keepLines/>
               <w:spacing w:line="252" w:lineRule="auto"/>
             </w:pPr>
             <w:r>
@@ -21563,6 +22188,8 @@
           </w:tcPr>
           <w:p>
             <w:pPr>
+              <w:keepNext/>
+              <w:keepLines/>
               <w:spacing w:line="252" w:lineRule="auto"/>
             </w:pPr>
             <w:r>
@@ -21593,6 +22220,8 @@
           </w:tcPr>
           <w:p>
             <w:pPr>
+              <w:keepNext/>
+              <w:keepLines/>
               <w:spacing w:line="252" w:lineRule="auto"/>
             </w:pPr>
             <w:r>
@@ -21628,6 +22257,8 @@
           </w:tcPr>
           <w:p>
             <w:pPr>
+              <w:keepNext/>
+              <w:keepLines/>
               <w:spacing w:line="252" w:lineRule="auto"/>
             </w:pPr>
             <w:r>
@@ -21658,6 +22289,8 @@
           </w:tcPr>
           <w:p>
             <w:pPr>
+              <w:keepNext/>
+              <w:keepLines/>
               <w:spacing w:line="252" w:lineRule="auto"/>
             </w:pPr>
             <w:r>
@@ -21688,6 +22321,8 @@
           </w:tcPr>
           <w:p>
             <w:pPr>
+              <w:keepNext/>
+              <w:keepLines/>
               <w:spacing w:line="252" w:lineRule="auto"/>
             </w:pPr>
             <w:r>
@@ -21723,6 +22358,7 @@
           </w:tcPr>
           <w:p>
             <w:pPr>
+              <w:keepLines/>
               <w:spacing w:line="252" w:lineRule="auto"/>
             </w:pPr>
             <w:r>
@@ -21753,6 +22389,7 @@
           </w:tcPr>
           <w:p>
             <w:pPr>
+              <w:keepLines/>
               <w:spacing w:line="252" w:lineRule="auto"/>
             </w:pPr>
             <w:r>
@@ -21783,6 +22420,7 @@
           </w:tcPr>
           <w:p>
             <w:pPr>
+              <w:keepLines/>
               <w:spacing w:line="252" w:lineRule="auto"/>
             </w:pPr>
             <w:r>
@@ -21867,6 +22505,8 @@
           </w:tcPr>
           <w:p>
             <w:pPr>
+              <w:keepNext/>
+              <w:keepLines/>
               <w:spacing w:line="252" w:lineRule="auto"/>
             </w:pPr>
             <w:r>
@@ -21901,6 +22541,8 @@
           </w:tcPr>
           <w:p>
             <w:pPr>
+              <w:keepNext/>
+              <w:keepLines/>
               <w:spacing w:line="252" w:lineRule="auto"/>
             </w:pPr>
             <w:r>
@@ -21935,6 +22577,8 @@
           </w:tcPr>
           <w:p>
             <w:pPr>
+              <w:keepNext/>
+              <w:keepLines/>
               <w:spacing w:line="252" w:lineRule="auto"/>
             </w:pPr>
             <w:r>
@@ -21973,6 +22617,8 @@
           </w:tcPr>
           <w:p>
             <w:pPr>
+              <w:keepNext/>
+              <w:keepLines/>
               <w:spacing w:line="252" w:lineRule="auto"/>
             </w:pPr>
             <w:r>
@@ -22003,6 +22649,8 @@
           </w:tcPr>
           <w:p>
             <w:pPr>
+              <w:keepNext/>
+              <w:keepLines/>
               <w:spacing w:line="252" w:lineRule="auto"/>
             </w:pPr>
             <w:r>
@@ -22033,6 +22681,8 @@
           </w:tcPr>
           <w:p>
             <w:pPr>
+              <w:keepNext/>
+              <w:keepLines/>
               <w:spacing w:line="252" w:lineRule="auto"/>
             </w:pPr>
             <w:r>
@@ -22068,6 +22718,8 @@
           </w:tcPr>
           <w:p>
             <w:pPr>
+              <w:keepNext/>
+              <w:keepLines/>
               <w:spacing w:line="252" w:lineRule="auto"/>
             </w:pPr>
             <w:r>
@@ -22098,6 +22750,8 @@
           </w:tcPr>
           <w:p>
             <w:pPr>
+              <w:keepNext/>
+              <w:keepLines/>
               <w:spacing w:line="252" w:lineRule="auto"/>
             </w:pPr>
             <w:r>
@@ -22128,6 +22782,8 @@
           </w:tcPr>
           <w:p>
             <w:pPr>
+              <w:keepNext/>
+              <w:keepLines/>
               <w:spacing w:line="252" w:lineRule="auto"/>
             </w:pPr>
             <w:r>
@@ -22163,6 +22819,8 @@
           </w:tcPr>
           <w:p>
             <w:pPr>
+              <w:keepNext/>
+              <w:keepLines/>
               <w:spacing w:line="252" w:lineRule="auto"/>
             </w:pPr>
             <w:r>
@@ -22193,6 +22851,8 @@
           </w:tcPr>
           <w:p>
             <w:pPr>
+              <w:keepNext/>
+              <w:keepLines/>
               <w:spacing w:line="252" w:lineRule="auto"/>
             </w:pPr>
             <w:r>
@@ -22223,6 +22883,8 @@
           </w:tcPr>
           <w:p>
             <w:pPr>
+              <w:keepNext/>
+              <w:keepLines/>
               <w:spacing w:line="252" w:lineRule="auto"/>
             </w:pPr>
             <w:r>
@@ -22258,6 +22920,8 @@
           </w:tcPr>
           <w:p>
             <w:pPr>
+              <w:keepNext/>
+              <w:keepLines/>
               <w:spacing w:line="252" w:lineRule="auto"/>
             </w:pPr>
             <w:r>
@@ -22288,6 +22952,8 @@
           </w:tcPr>
           <w:p>
             <w:pPr>
+              <w:keepNext/>
+              <w:keepLines/>
               <w:spacing w:line="252" w:lineRule="auto"/>
             </w:pPr>
             <w:r>
@@ -22318,6 +22984,8 @@
           </w:tcPr>
           <w:p>
             <w:pPr>
+              <w:keepNext/>
+              <w:keepLines/>
               <w:spacing w:line="252" w:lineRule="auto"/>
             </w:pPr>
             <w:r>
@@ -22353,6 +23021,8 @@
           </w:tcPr>
           <w:p>
             <w:pPr>
+              <w:keepNext/>
+              <w:keepLines/>
               <w:spacing w:line="252" w:lineRule="auto"/>
             </w:pPr>
             <w:r>
@@ -22383,6 +23053,8 @@
           </w:tcPr>
           <w:p>
             <w:pPr>
+              <w:keepNext/>
+              <w:keepLines/>
               <w:spacing w:line="252" w:lineRule="auto"/>
             </w:pPr>
             <w:r>
@@ -22413,6 +23085,8 @@
           </w:tcPr>
           <w:p>
             <w:pPr>
+              <w:keepNext/>
+              <w:keepLines/>
               <w:spacing w:line="252" w:lineRule="auto"/>
             </w:pPr>
             <w:r>
@@ -22448,6 +23122,8 @@
           </w:tcPr>
           <w:p>
             <w:pPr>
+              <w:keepNext/>
+              <w:keepLines/>
               <w:spacing w:line="252" w:lineRule="auto"/>
             </w:pPr>
             <w:r>
@@ -22478,6 +23154,8 @@
           </w:tcPr>
           <w:p>
             <w:pPr>
+              <w:keepNext/>
+              <w:keepLines/>
               <w:spacing w:line="252" w:lineRule="auto"/>
             </w:pPr>
             <w:r>
@@ -22508,6 +23186,8 @@
           </w:tcPr>
           <w:p>
             <w:pPr>
+              <w:keepNext/>
+              <w:keepLines/>
               <w:spacing w:line="252" w:lineRule="auto"/>
             </w:pPr>
             <w:r>
@@ -22543,6 +23223,8 @@
           </w:tcPr>
           <w:p>
             <w:pPr>
+              <w:keepNext/>
+              <w:keepLines/>
               <w:spacing w:line="252" w:lineRule="auto"/>
             </w:pPr>
             <w:r>
@@ -22573,6 +23255,8 @@
           </w:tcPr>
           <w:p>
             <w:pPr>
+              <w:keepNext/>
+              <w:keepLines/>
               <w:spacing w:line="252" w:lineRule="auto"/>
             </w:pPr>
             <w:r>
@@ -22603,6 +23287,8 @@
           </w:tcPr>
           <w:p>
             <w:pPr>
+              <w:keepNext/>
+              <w:keepLines/>
               <w:spacing w:line="252" w:lineRule="auto"/>
             </w:pPr>
             <w:r>
@@ -22638,6 +23324,8 @@
           </w:tcPr>
           <w:p>
             <w:pPr>
+              <w:keepNext/>
+              <w:keepLines/>
               <w:spacing w:line="252" w:lineRule="auto"/>
             </w:pPr>
             <w:r>
@@ -22668,6 +23356,8 @@
           </w:tcPr>
           <w:p>
             <w:pPr>
+              <w:keepNext/>
+              <w:keepLines/>
               <w:spacing w:line="252" w:lineRule="auto"/>
             </w:pPr>
             <w:r>
@@ -22698,6 +23388,8 @@
           </w:tcPr>
           <w:p>
             <w:pPr>
+              <w:keepNext/>
+              <w:keepLines/>
               <w:spacing w:line="252" w:lineRule="auto"/>
             </w:pPr>
             <w:r>
@@ -22733,6 +23425,8 @@
           </w:tcPr>
           <w:p>
             <w:pPr>
+              <w:keepNext/>
+              <w:keepLines/>
               <w:spacing w:line="252" w:lineRule="auto"/>
             </w:pPr>
             <w:r>
@@ -22763,6 +23457,8 @@
           </w:tcPr>
           <w:p>
             <w:pPr>
+              <w:keepNext/>
+              <w:keepLines/>
               <w:spacing w:line="252" w:lineRule="auto"/>
             </w:pPr>
             <w:r>
@@ -22793,6 +23489,8 @@
           </w:tcPr>
           <w:p>
             <w:pPr>
+              <w:keepNext/>
+              <w:keepLines/>
               <w:spacing w:line="252" w:lineRule="auto"/>
             </w:pPr>
             <w:r>
@@ -22828,6 +23526,7 @@
           </w:tcPr>
           <w:p>
             <w:pPr>
+              <w:keepLines/>
               <w:spacing w:line="252" w:lineRule="auto"/>
             </w:pPr>
             <w:r>
@@ -22858,6 +23557,7 @@
           </w:tcPr>
           <w:p>
             <w:pPr>
+              <w:keepLines/>
               <w:spacing w:line="252" w:lineRule="auto"/>
             </w:pPr>
             <w:r>
@@ -22888,6 +23588,7 @@
           </w:tcPr>
           <w:p>
             <w:pPr>
+              <w:keepLines/>
               <w:spacing w:line="252" w:lineRule="auto"/>
             </w:pPr>
             <w:r>
@@ -22911,7 +23612,7 @@
         <w:pStyle w:val="Nadpis1"/>
         <w:pageBreakBefore/>
       </w:pPr>
-      <w:bookmarkStart w:id="47" w:name="_Toc244086473"/>
+      <w:bookmarkStart w:id="47" w:name="_Toc244090187"/>
       <w:r>
         <w:t>Appendix B  Terms and abbreviations</w:t>
       </w:r>
@@ -22982,6 +23683,8 @@
           </w:tcPr>
           <w:p>
             <w:pPr>
+              <w:keepNext/>
+              <w:keepLines/>
               <w:spacing w:line="252" w:lineRule="auto"/>
             </w:pPr>
             <w:r>
@@ -23016,6 +23719,8 @@
           </w:tcPr>
           <w:p>
             <w:pPr>
+              <w:keepNext/>
+              <w:keepLines/>
               <w:spacing w:line="252" w:lineRule="auto"/>
             </w:pPr>
             <w:r>
@@ -23054,6 +23759,8 @@
           </w:tcPr>
           <w:p>
             <w:pPr>
+              <w:keepNext/>
+              <w:keepLines/>
               <w:spacing w:line="252" w:lineRule="auto"/>
             </w:pPr>
             <w:r>
@@ -23084,6 +23791,8 @@
           </w:tcPr>
           <w:p>
             <w:pPr>
+              <w:keepNext/>
+              <w:keepLines/>
               <w:spacing w:line="252" w:lineRule="auto"/>
             </w:pPr>
             <w:r>
@@ -23119,6 +23828,8 @@
           </w:tcPr>
           <w:p>
             <w:pPr>
+              <w:keepNext/>
+              <w:keepLines/>
               <w:spacing w:line="252" w:lineRule="auto"/>
             </w:pPr>
             <w:r>
@@ -23149,6 +23860,8 @@
           </w:tcPr>
           <w:p>
             <w:pPr>
+              <w:keepNext/>
+              <w:keepLines/>
               <w:spacing w:line="252" w:lineRule="auto"/>
             </w:pPr>
             <w:r>
@@ -23184,6 +23897,8 @@
           </w:tcPr>
           <w:p>
             <w:pPr>
+              <w:keepNext/>
+              <w:keepLines/>
               <w:spacing w:line="252" w:lineRule="auto"/>
             </w:pPr>
             <w:r>
@@ -23214,6 +23929,8 @@
           </w:tcPr>
           <w:p>
             <w:pPr>
+              <w:keepNext/>
+              <w:keepLines/>
               <w:spacing w:line="252" w:lineRule="auto"/>
             </w:pPr>
             <w:r>
@@ -23249,6 +23966,8 @@
           </w:tcPr>
           <w:p>
             <w:pPr>
+              <w:keepNext/>
+              <w:keepLines/>
               <w:spacing w:line="252" w:lineRule="auto"/>
             </w:pPr>
             <w:r>
@@ -23279,6 +23998,8 @@
           </w:tcPr>
           <w:p>
             <w:pPr>
+              <w:keepNext/>
+              <w:keepLines/>
               <w:spacing w:line="252" w:lineRule="auto"/>
             </w:pPr>
             <w:r>
@@ -23314,6 +24035,8 @@
           </w:tcPr>
           <w:p>
             <w:pPr>
+              <w:keepNext/>
+              <w:keepLines/>
               <w:spacing w:line="252" w:lineRule="auto"/>
             </w:pPr>
             <w:r>
@@ -23344,6 +24067,8 @@
           </w:tcPr>
           <w:p>
             <w:pPr>
+              <w:keepNext/>
+              <w:keepLines/>
               <w:spacing w:line="252" w:lineRule="auto"/>
             </w:pPr>
             <w:r>
@@ -23379,6 +24104,8 @@
           </w:tcPr>
           <w:p>
             <w:pPr>
+              <w:keepNext/>
+              <w:keepLines/>
               <w:spacing w:line="252" w:lineRule="auto"/>
             </w:pPr>
             <w:r>
@@ -23409,6 +24136,8 @@
           </w:tcPr>
           <w:p>
             <w:pPr>
+              <w:keepNext/>
+              <w:keepLines/>
               <w:spacing w:line="252" w:lineRule="auto"/>
             </w:pPr>
             <w:r>
@@ -23459,6 +24188,8 @@
           </w:tcPr>
           <w:p>
             <w:pPr>
+              <w:keepNext/>
+              <w:keepLines/>
               <w:spacing w:line="252" w:lineRule="auto"/>
             </w:pPr>
             <w:r>
@@ -23489,6 +24220,8 @@
           </w:tcPr>
           <w:p>
             <w:pPr>
+              <w:keepNext/>
+              <w:keepLines/>
               <w:spacing w:line="252" w:lineRule="auto"/>
             </w:pPr>
             <w:r>
@@ -23524,6 +24257,8 @@
           </w:tcPr>
           <w:p>
             <w:pPr>
+              <w:keepNext/>
+              <w:keepLines/>
               <w:spacing w:line="252" w:lineRule="auto"/>
             </w:pPr>
             <w:r>
@@ -23554,6 +24289,8 @@
           </w:tcPr>
           <w:p>
             <w:pPr>
+              <w:keepNext/>
+              <w:keepLines/>
               <w:spacing w:line="252" w:lineRule="auto"/>
             </w:pPr>
             <w:r>
@@ -23589,6 +24326,8 @@
           </w:tcPr>
           <w:p>
             <w:pPr>
+              <w:keepNext/>
+              <w:keepLines/>
               <w:spacing w:line="252" w:lineRule="auto"/>
             </w:pPr>
             <w:r>
@@ -23619,6 +24358,8 @@
           </w:tcPr>
           <w:p>
             <w:pPr>
+              <w:keepNext/>
+              <w:keepLines/>
               <w:spacing w:line="252" w:lineRule="auto"/>
             </w:pPr>
             <w:r>
@@ -23654,6 +24395,8 @@
           </w:tcPr>
           <w:p>
             <w:pPr>
+              <w:keepNext/>
+              <w:keepLines/>
               <w:spacing w:line="252" w:lineRule="auto"/>
             </w:pPr>
             <w:r>
@@ -23684,6 +24427,8 @@
           </w:tcPr>
           <w:p>
             <w:pPr>
+              <w:keepNext/>
+              <w:keepLines/>
               <w:spacing w:line="252" w:lineRule="auto"/>
             </w:pPr>
             <w:r>
@@ -23719,6 +24464,8 @@
           </w:tcPr>
           <w:p>
             <w:pPr>
+              <w:keepNext/>
+              <w:keepLines/>
               <w:spacing w:line="252" w:lineRule="auto"/>
             </w:pPr>
             <w:r>
@@ -23749,6 +24496,8 @@
           </w:tcPr>
           <w:p>
             <w:pPr>
+              <w:keepNext/>
+              <w:keepLines/>
               <w:spacing w:line="252" w:lineRule="auto"/>
             </w:pPr>
             <w:r>
@@ -23784,6 +24533,8 @@
           </w:tcPr>
           <w:p>
             <w:pPr>
+              <w:keepNext/>
+              <w:keepLines/>
               <w:spacing w:line="252" w:lineRule="auto"/>
             </w:pPr>
             <w:r>
@@ -23814,6 +24565,8 @@
           </w:tcPr>
           <w:p>
             <w:pPr>
+              <w:keepNext/>
+              <w:keepLines/>
               <w:spacing w:line="252" w:lineRule="auto"/>
             </w:pPr>
             <w:r>
@@ -23849,6 +24602,8 @@
           </w:tcPr>
           <w:p>
             <w:pPr>
+              <w:keepNext/>
+              <w:keepLines/>
               <w:spacing w:line="252" w:lineRule="auto"/>
             </w:pPr>
             <w:r>
@@ -23879,6 +24634,8 @@
           </w:tcPr>
           <w:p>
             <w:pPr>
+              <w:keepNext/>
+              <w:keepLines/>
               <w:spacing w:line="252" w:lineRule="auto"/>
             </w:pPr>
             <w:r>
@@ -23914,6 +24671,8 @@
           </w:tcPr>
           <w:p>
             <w:pPr>
+              <w:keepNext/>
+              <w:keepLines/>
               <w:spacing w:line="252" w:lineRule="auto"/>
             </w:pPr>
             <w:r>
@@ -23944,6 +24703,8 @@
           </w:tcPr>
           <w:p>
             <w:pPr>
+              <w:keepNext/>
+              <w:keepLines/>
               <w:spacing w:line="252" w:lineRule="auto"/>
             </w:pPr>
             <w:r>
@@ -23979,6 +24740,8 @@
           </w:tcPr>
           <w:p>
             <w:pPr>
+              <w:keepNext/>
+              <w:keepLines/>
               <w:spacing w:line="252" w:lineRule="auto"/>
             </w:pPr>
             <w:r>
@@ -24009,6 +24772,8 @@
           </w:tcPr>
           <w:p>
             <w:pPr>
+              <w:keepNext/>
+              <w:keepLines/>
               <w:spacing w:line="252" w:lineRule="auto"/>
             </w:pPr>
             <w:r>
@@ -24044,6 +24809,8 @@
           </w:tcPr>
           <w:p>
             <w:pPr>
+              <w:keepNext/>
+              <w:keepLines/>
               <w:spacing w:line="252" w:lineRule="auto"/>
             </w:pPr>
             <w:r>
@@ -24074,6 +24841,8 @@
           </w:tcPr>
           <w:p>
             <w:pPr>
+              <w:keepNext/>
+              <w:keepLines/>
               <w:spacing w:line="252" w:lineRule="auto"/>
             </w:pPr>
             <w:r>
@@ -24109,6 +24878,8 @@
           </w:tcPr>
           <w:p>
             <w:pPr>
+              <w:keepNext/>
+              <w:keepLines/>
               <w:spacing w:line="252" w:lineRule="auto"/>
             </w:pPr>
             <w:r>
@@ -24139,6 +24910,8 @@
           </w:tcPr>
           <w:p>
             <w:pPr>
+              <w:keepNext/>
+              <w:keepLines/>
               <w:spacing w:line="252" w:lineRule="auto"/>
             </w:pPr>
             <w:r>
@@ -24174,6 +24947,8 @@
           </w:tcPr>
           <w:p>
             <w:pPr>
+              <w:keepNext/>
+              <w:keepLines/>
               <w:spacing w:line="252" w:lineRule="auto"/>
             </w:pPr>
             <w:r>
@@ -24204,6 +24979,8 @@
           </w:tcPr>
           <w:p>
             <w:pPr>
+              <w:keepNext/>
+              <w:keepLines/>
               <w:spacing w:line="252" w:lineRule="auto"/>
             </w:pPr>
             <w:r>
@@ -24239,6 +25016,8 @@
           </w:tcPr>
           <w:p>
             <w:pPr>
+              <w:keepNext/>
+              <w:keepLines/>
               <w:spacing w:line="252" w:lineRule="auto"/>
             </w:pPr>
             <w:r>
@@ -24269,6 +25048,8 @@
           </w:tcPr>
           <w:p>
             <w:pPr>
+              <w:keepNext/>
+              <w:keepLines/>
               <w:spacing w:line="252" w:lineRule="auto"/>
             </w:pPr>
             <w:r>
@@ -24304,6 +25085,8 @@
           </w:tcPr>
           <w:p>
             <w:pPr>
+              <w:keepNext/>
+              <w:keepLines/>
               <w:spacing w:line="252" w:lineRule="auto"/>
             </w:pPr>
             <w:r>
@@ -24334,6 +25117,8 @@
           </w:tcPr>
           <w:p>
             <w:pPr>
+              <w:keepNext/>
+              <w:keepLines/>
               <w:spacing w:line="252" w:lineRule="auto"/>
             </w:pPr>
             <w:r>
@@ -24369,6 +25154,8 @@
           </w:tcPr>
           <w:p>
             <w:pPr>
+              <w:keepNext/>
+              <w:keepLines/>
               <w:spacing w:line="252" w:lineRule="auto"/>
             </w:pPr>
             <w:r>
@@ -24399,6 +25186,8 @@
           </w:tcPr>
           <w:p>
             <w:pPr>
+              <w:keepNext/>
+              <w:keepLines/>
               <w:spacing w:line="252" w:lineRule="auto"/>
             </w:pPr>
             <w:r>
@@ -24434,6 +25223,8 @@
           </w:tcPr>
           <w:p>
             <w:pPr>
+              <w:keepNext/>
+              <w:keepLines/>
               <w:spacing w:line="252" w:lineRule="auto"/>
             </w:pPr>
             <w:r>
@@ -24464,6 +25255,8 @@
           </w:tcPr>
           <w:p>
             <w:pPr>
+              <w:keepNext/>
+              <w:keepLines/>
               <w:spacing w:line="252" w:lineRule="auto"/>
             </w:pPr>
             <w:r>
@@ -24499,6 +25292,8 @@
           </w:tcPr>
           <w:p>
             <w:pPr>
+              <w:keepNext/>
+              <w:keepLines/>
               <w:spacing w:line="252" w:lineRule="auto"/>
             </w:pPr>
             <w:r>
@@ -24529,6 +25324,8 @@
           </w:tcPr>
           <w:p>
             <w:pPr>
+              <w:keepNext/>
+              <w:keepLines/>
               <w:spacing w:line="252" w:lineRule="auto"/>
             </w:pPr>
             <w:r>
@@ -24564,6 +25361,8 @@
           </w:tcPr>
           <w:p>
             <w:pPr>
+              <w:keepNext/>
+              <w:keepLines/>
               <w:spacing w:line="252" w:lineRule="auto"/>
             </w:pPr>
             <w:r>
@@ -24594,6 +25393,8 @@
           </w:tcPr>
           <w:p>
             <w:pPr>
+              <w:keepNext/>
+              <w:keepLines/>
               <w:spacing w:line="252" w:lineRule="auto"/>
             </w:pPr>
             <w:r>
@@ -24629,6 +25430,8 @@
           </w:tcPr>
           <w:p>
             <w:pPr>
+              <w:keepNext/>
+              <w:keepLines/>
               <w:spacing w:line="252" w:lineRule="auto"/>
             </w:pPr>
             <w:r>
@@ -24659,6 +25462,8 @@
           </w:tcPr>
           <w:p>
             <w:pPr>
+              <w:keepNext/>
+              <w:keepLines/>
               <w:spacing w:line="252" w:lineRule="auto"/>
             </w:pPr>
             <w:r>
@@ -24709,6 +25514,8 @@
           </w:tcPr>
           <w:p>
             <w:pPr>
+              <w:keepNext/>
+              <w:keepLines/>
               <w:spacing w:line="252" w:lineRule="auto"/>
             </w:pPr>
             <w:r>
@@ -24739,6 +25546,8 @@
           </w:tcPr>
           <w:p>
             <w:pPr>
+              <w:keepNext/>
+              <w:keepLines/>
               <w:spacing w:line="252" w:lineRule="auto"/>
             </w:pPr>
             <w:r>
@@ -24774,6 +25583,8 @@
           </w:tcPr>
           <w:p>
             <w:pPr>
+              <w:keepNext/>
+              <w:keepLines/>
               <w:spacing w:line="252" w:lineRule="auto"/>
             </w:pPr>
             <w:r>
@@ -24804,6 +25615,8 @@
           </w:tcPr>
           <w:p>
             <w:pPr>
+              <w:keepNext/>
+              <w:keepLines/>
               <w:spacing w:line="252" w:lineRule="auto"/>
             </w:pPr>
             <w:r>
@@ -24839,6 +25652,7 @@
           </w:tcPr>
           <w:p>
             <w:pPr>
+              <w:keepLines/>
               <w:spacing w:line="252" w:lineRule="auto"/>
             </w:pPr>
             <w:r>
@@ -24869,6 +25683,7 @@
           </w:tcPr>
           <w:p>
             <w:pPr>
+              <w:keepLines/>
               <w:spacing w:line="252" w:lineRule="auto"/>
             </w:pPr>
             <w:r>
@@ -25090,96 +25905,10 @@
 <file path=word/numbering.xml><?xml version="1.0" encoding="utf-8"?>
 <w:numbering xmlns:wpc="http://schemas.microsoft.com/office/word/2010/wordprocessingCanvas" xmlns:cx="http://schemas.microsoft.com/office/drawing/2014/chartex" xmlns:cx1="http://schemas.microsoft.com/office/drawing/2015/9/8/chartex" xmlns:cx2="http://schemas.microsoft.com/office/drawing/2015/10/21/chartex" xmlns:cx3="http://schemas.microsoft.com/office/drawing/2016/5/9/chartex" xmlns:cx4="http://schemas.microsoft.com/office/drawing/2016/5/10/chartex" xmlns:cx5="http://schemas.microsoft.com/office/drawing/2016/5/11/chartex" xmlns:cx6="http://schemas.microsoft.com/office/drawing/2016/5/12/chartex" xmlns:cx7="http://schemas.microsoft.com/office/drawing/2016/5/13/chartex" xmlns:cx8="http://schemas.microsoft.com/office/drawing/2016/5/14/chartex" xmlns:mc="http://schemas.openxmlformats.org/markup-compatibility/2006" xmlns:aink="http://schemas.microsoft.com/office/drawing/2016/ink" xmlns:am3d="http://schemas.microsoft.com/office/drawing/2017/model3d" xmlns:o="urn:schemas-microsoft-com:office:office" xmlns:oel="http://schemas.microsoft.com/office/2019/extlst" xmlns:r="http://schemas.openxmlformats.org/officeDocument/2006/relationships" xmlns:m="http://schemas.openxmlformats.org/officeDocument/2006/math" xmlns:v="urn:schemas-microsoft-com:vml" xmlns:wp14="http://schemas.microsoft.com/office/word/2010/wordprocessingDrawing" xmlns:wp="http://schemas.openxmlformats.org/drawingml/2006/wordprocessingDrawing" xmlns:w10="urn:schemas-microsoft-com:office:word" xmlns:w="http://schemas.openxmlformats.org/wordprocessingml/2006/main" xmlns:w14="http://schemas.microsoft.com/office/word/2010/wordml" xmlns:w15="http://schemas.microsoft.com/office/word/2012/wordml" xmlns:w16cex="http://schemas.microsoft.com/office/word/2018/wordml/cex" xmlns:w16cid="http://schemas.microsoft.com/office/word/2016/wordml/cid" xmlns:w16="http://schemas.microsoft.com/office/word/2018/wordml" xmlns:w16du="http://schemas.microsoft.com/office/word/2023/wordml/word16du" xmlns:w16sdtdh="http://schemas.microsoft.com/office/word/2020/wordml/sdtdatahash" xmlns:w16sdtfl="http://schemas.microsoft.com/office/word/2024/wordml/sdtformatlock" xmlns:w16se="http://schemas.microsoft.com/office/word/2015/wordml/symex" xmlns:wpg="http://schemas.microsoft.com/office/word/2010/wordprocessingGroup" xmlns:wpi="http://schemas.microsoft.com/office/word/2010/wordprocessingInk" xmlns:wne="http://schemas.microsoft.com/office/word/2006/wordml" xmlns:wps="http://schemas.microsoft.com/office/word/2010/wordprocessingShape" mc:Ignorable="w14 w15 w16se w16cid w16 w16cex w16sdtdh w16sdtfl w16du wp14">
   <w:abstractNum w:abstractNumId="0" w15:restartNumberingAfterBreak="0">
-    <w:nsid w:val="1AB67EEF"/>
+    <w:nsid w:val="14E55913"/>
     <w:multiLevelType w:val="hybridMultilevel"/>
-    <w:tmpl w:val="840AFDE8"/>
-    <w:lvl w:ilvl="0" w:tplc="7B66769E" w:tentative="1">
-      <w:start w:val="1"/>
-      <w:numFmt w:val="bullet"/>
-      <w:lvlText w:val="●"/>
-      <w:lvlJc w:val="left"/>
-      <w:pPr>
-        <w:ind w:left="720" w:hanging="360"/>
-      </w:pPr>
-    </w:lvl>
-    <w:lvl w:ilvl="1" w:tplc="26784B40" w:tentative="1">
-      <w:start w:val="1"/>
-      <w:numFmt w:val="bullet"/>
-      <w:lvlText w:val="○"/>
-      <w:lvlJc w:val="left"/>
-      <w:pPr>
-        <w:ind w:left="1440" w:hanging="360"/>
-      </w:pPr>
-    </w:lvl>
-    <w:lvl w:ilvl="2" w:tplc="5AF6FE84" w:tentative="1">
-      <w:start w:val="1"/>
-      <w:numFmt w:val="bullet"/>
-      <w:lvlText w:val="■"/>
-      <w:lvlJc w:val="left"/>
-      <w:pPr>
-        <w:ind w:left="2160" w:hanging="360"/>
-      </w:pPr>
-    </w:lvl>
-    <w:lvl w:ilvl="3" w:tplc="DCAEB89E" w:tentative="1">
-      <w:start w:val="1"/>
-      <w:numFmt w:val="bullet"/>
-      <w:lvlText w:val="●"/>
-      <w:lvlJc w:val="left"/>
-      <w:pPr>
-        <w:ind w:left="2880" w:hanging="360"/>
-      </w:pPr>
-    </w:lvl>
-    <w:lvl w:ilvl="4" w:tplc="076AD1CC" w:tentative="1">
-      <w:start w:val="1"/>
-      <w:numFmt w:val="bullet"/>
-      <w:lvlText w:val="○"/>
-      <w:lvlJc w:val="left"/>
-      <w:pPr>
-        <w:ind w:left="3600" w:hanging="360"/>
-      </w:pPr>
-    </w:lvl>
-    <w:lvl w:ilvl="5" w:tplc="07DCCF98" w:tentative="1">
-      <w:start w:val="1"/>
-      <w:numFmt w:val="bullet"/>
-      <w:lvlText w:val="■"/>
-      <w:lvlJc w:val="left"/>
-      <w:pPr>
-        <w:ind w:left="4320" w:hanging="360"/>
-      </w:pPr>
-    </w:lvl>
-    <w:lvl w:ilvl="6" w:tplc="A746A472" w:tentative="1">
-      <w:start w:val="1"/>
-      <w:numFmt w:val="bullet"/>
-      <w:lvlText w:val="●"/>
-      <w:lvlJc w:val="left"/>
-      <w:pPr>
-        <w:ind w:left="5040" w:hanging="360"/>
-      </w:pPr>
-    </w:lvl>
-    <w:lvl w:ilvl="7" w:tplc="554CD366" w:tentative="1">
-      <w:start w:val="1"/>
-      <w:numFmt w:val="bullet"/>
-      <w:lvlText w:val="●"/>
-      <w:lvlJc w:val="left"/>
-      <w:pPr>
-        <w:ind w:left="5760" w:hanging="360"/>
-      </w:pPr>
-    </w:lvl>
-    <w:lvl w:ilvl="8" w:tplc="AD5AD47E" w:tentative="1">
-      <w:start w:val="1"/>
-      <w:numFmt w:val="bullet"/>
-      <w:lvlText w:val="●"/>
-      <w:lvlJc w:val="left"/>
-      <w:pPr>
-        <w:ind w:left="6480" w:hanging="360"/>
-      </w:pPr>
-    </w:lvl>
-  </w:abstractNum>
-  <w:abstractNum w:abstractNumId="1" w15:restartNumberingAfterBreak="0">
-    <w:nsid w:val="5CCB26B6"/>
-    <w:multiLevelType w:val="hybridMultilevel"/>
-    <w:tmpl w:val="BED81E10"/>
-    <w:lvl w:ilvl="0" w:tplc="C0064E78">
+    <w:tmpl w:val="0AFE3018"/>
+    <w:lvl w:ilvl="0" w:tplc="7C0A1F9C">
       <w:start w:val="1"/>
       <w:numFmt w:val="decimal"/>
       <w:lvlText w:val="%1."/>
@@ -25188,115 +25917,201 @@
         <w:ind w:left="540" w:hanging="300"/>
       </w:pPr>
     </w:lvl>
-    <w:lvl w:ilvl="1" w:tplc="AE8A5ACA">
+    <w:lvl w:ilvl="1" w:tplc="F4C02B90">
       <w:numFmt w:val="decimal"/>
       <w:lvlText w:val=""/>
       <w:lvlJc w:val="left"/>
     </w:lvl>
-    <w:lvl w:ilvl="2" w:tplc="4B2A1098">
+    <w:lvl w:ilvl="2" w:tplc="BE6CACAE">
       <w:numFmt w:val="decimal"/>
       <w:lvlText w:val=""/>
       <w:lvlJc w:val="left"/>
     </w:lvl>
-    <w:lvl w:ilvl="3" w:tplc="EA36D546">
+    <w:lvl w:ilvl="3" w:tplc="3F20F9A6">
       <w:numFmt w:val="decimal"/>
       <w:lvlText w:val=""/>
       <w:lvlJc w:val="left"/>
     </w:lvl>
-    <w:lvl w:ilvl="4" w:tplc="74A2F25E">
+    <w:lvl w:ilvl="4" w:tplc="E5663640">
       <w:numFmt w:val="decimal"/>
       <w:lvlText w:val=""/>
       <w:lvlJc w:val="left"/>
     </w:lvl>
-    <w:lvl w:ilvl="5" w:tplc="9AF8BBAA">
+    <w:lvl w:ilvl="5" w:tplc="86B42B4C">
       <w:numFmt w:val="decimal"/>
       <w:lvlText w:val=""/>
       <w:lvlJc w:val="left"/>
     </w:lvl>
-    <w:lvl w:ilvl="6" w:tplc="0EC86414">
+    <w:lvl w:ilvl="6" w:tplc="6ACEB76E">
       <w:numFmt w:val="decimal"/>
       <w:lvlText w:val=""/>
       <w:lvlJc w:val="left"/>
     </w:lvl>
-    <w:lvl w:ilvl="7" w:tplc="E3746168">
+    <w:lvl w:ilvl="7" w:tplc="7D9A13D4">
       <w:numFmt w:val="decimal"/>
       <w:lvlText w:val=""/>
       <w:lvlJc w:val="left"/>
     </w:lvl>
-    <w:lvl w:ilvl="8" w:tplc="50CE47A6">
+    <w:lvl w:ilvl="8" w:tplc="ED9E63FE">
+      <w:numFmt w:val="decimal"/>
+      <w:lvlText w:val=""/>
+      <w:lvlJc w:val="left"/>
+    </w:lvl>
+  </w:abstractNum>
+  <w:abstractNum w:abstractNumId="1" w15:restartNumberingAfterBreak="0">
+    <w:nsid w:val="435F5F21"/>
+    <w:multiLevelType w:val="hybridMultilevel"/>
+    <w:tmpl w:val="974268B0"/>
+    <w:lvl w:ilvl="0" w:tplc="A7307750">
+      <w:start w:val="1"/>
+      <w:numFmt w:val="bullet"/>
+      <w:lvlText w:val="•"/>
+      <w:lvlJc w:val="left"/>
+      <w:pPr>
+        <w:ind w:left="540" w:hanging="270"/>
+      </w:pPr>
+    </w:lvl>
+    <w:lvl w:ilvl="1" w:tplc="9C529260">
+      <w:numFmt w:val="decimal"/>
+      <w:lvlText w:val=""/>
+      <w:lvlJc w:val="left"/>
+    </w:lvl>
+    <w:lvl w:ilvl="2" w:tplc="D3142CDA">
+      <w:numFmt w:val="decimal"/>
+      <w:lvlText w:val=""/>
+      <w:lvlJc w:val="left"/>
+    </w:lvl>
+    <w:lvl w:ilvl="3" w:tplc="319ECE34">
+      <w:numFmt w:val="decimal"/>
+      <w:lvlText w:val=""/>
+      <w:lvlJc w:val="left"/>
+    </w:lvl>
+    <w:lvl w:ilvl="4" w:tplc="38F8F588">
+      <w:numFmt w:val="decimal"/>
+      <w:lvlText w:val=""/>
+      <w:lvlJc w:val="left"/>
+    </w:lvl>
+    <w:lvl w:ilvl="5" w:tplc="FA60B776">
+      <w:numFmt w:val="decimal"/>
+      <w:lvlText w:val=""/>
+      <w:lvlJc w:val="left"/>
+    </w:lvl>
+    <w:lvl w:ilvl="6" w:tplc="A11E6420">
+      <w:numFmt w:val="decimal"/>
+      <w:lvlText w:val=""/>
+      <w:lvlJc w:val="left"/>
+    </w:lvl>
+    <w:lvl w:ilvl="7" w:tplc="9B8E274A">
+      <w:numFmt w:val="decimal"/>
+      <w:lvlText w:val=""/>
+      <w:lvlJc w:val="left"/>
+    </w:lvl>
+    <w:lvl w:ilvl="8" w:tplc="BB60030A">
       <w:numFmt w:val="decimal"/>
       <w:lvlText w:val=""/>
       <w:lvlJc w:val="left"/>
     </w:lvl>
   </w:abstractNum>
   <w:abstractNum w:abstractNumId="2" w15:restartNumberingAfterBreak="0">
-    <w:nsid w:val="672F312D"/>
+    <w:nsid w:val="6B5B3DAF"/>
     <w:multiLevelType w:val="hybridMultilevel"/>
-    <w:tmpl w:val="815630FC"/>
-    <w:lvl w:ilvl="0" w:tplc="7AEC218C">
+    <w:tmpl w:val="A8566DD2"/>
+    <w:lvl w:ilvl="0" w:tplc="B2063ECA" w:tentative="1">
       <w:start w:val="1"/>
       <w:numFmt w:val="bullet"/>
-      <w:lvlText w:val="•"/>
+      <w:lvlText w:val="●"/>
       <w:lvlJc w:val="left"/>
       <w:pPr>
-        <w:ind w:left="540" w:hanging="270"/>
+        <w:ind w:left="720" w:hanging="360"/>
       </w:pPr>
     </w:lvl>
-    <w:lvl w:ilvl="1" w:tplc="81E21CC2">
-      <w:numFmt w:val="decimal"/>
-      <w:lvlText w:val=""/>
+    <w:lvl w:ilvl="1" w:tplc="516895E0" w:tentative="1">
+      <w:start w:val="1"/>
+      <w:numFmt w:val="bullet"/>
+      <w:lvlText w:val="○"/>
       <w:lvlJc w:val="left"/>
+      <w:pPr>
+        <w:ind w:left="1440" w:hanging="360"/>
+      </w:pPr>
     </w:lvl>
-    <w:lvl w:ilvl="2" w:tplc="AD728710">
-      <w:numFmt w:val="decimal"/>
-      <w:lvlText w:val=""/>
+    <w:lvl w:ilvl="2" w:tplc="15A6ED0E" w:tentative="1">
+      <w:start w:val="1"/>
+      <w:numFmt w:val="bullet"/>
+      <w:lvlText w:val="■"/>
       <w:lvlJc w:val="left"/>
+      <w:pPr>
+        <w:ind w:left="2160" w:hanging="360"/>
+      </w:pPr>
     </w:lvl>
-    <w:lvl w:ilvl="3" w:tplc="107A80EA">
-      <w:numFmt w:val="decimal"/>
-      <w:lvlText w:val=""/>
+    <w:lvl w:ilvl="3" w:tplc="D780D1FC" w:tentative="1">
+      <w:start w:val="1"/>
+      <w:numFmt w:val="bullet"/>
+      <w:lvlText w:val="●"/>
       <w:lvlJc w:val="left"/>
+      <w:pPr>
+        <w:ind w:left="2880" w:hanging="360"/>
+      </w:pPr>
     </w:lvl>
-    <w:lvl w:ilvl="4" w:tplc="19D437F4">
-      <w:numFmt w:val="decimal"/>
-      <w:lvlText w:val=""/>
+    <w:lvl w:ilvl="4" w:tplc="48BCC6B2" w:tentative="1">
+      <w:start w:val="1"/>
+      <w:numFmt w:val="bullet"/>
+      <w:lvlText w:val="○"/>
       <w:lvlJc w:val="left"/>
+      <w:pPr>
+        <w:ind w:left="3600" w:hanging="360"/>
+      </w:pPr>
     </w:lvl>
-    <w:lvl w:ilvl="5" w:tplc="051EC8E6">
-      <w:numFmt w:val="decimal"/>
-      <w:lvlText w:val=""/>
+    <w:lvl w:ilvl="5" w:tplc="14AC8BA4" w:tentative="1">
+      <w:start w:val="1"/>
+      <w:numFmt w:val="bullet"/>
+      <w:lvlText w:val="■"/>
       <w:lvlJc w:val="left"/>
+      <w:pPr>
+        <w:ind w:left="4320" w:hanging="360"/>
+      </w:pPr>
     </w:lvl>
-    <w:lvl w:ilvl="6" w:tplc="98BA8998">
-      <w:numFmt w:val="decimal"/>
-      <w:lvlText w:val=""/>
+    <w:lvl w:ilvl="6" w:tplc="87D22720" w:tentative="1">
+      <w:start w:val="1"/>
+      <w:numFmt w:val="bullet"/>
+      <w:lvlText w:val="●"/>
       <w:lvlJc w:val="left"/>
+      <w:pPr>
+        <w:ind w:left="5040" w:hanging="360"/>
+      </w:pPr>
     </w:lvl>
-    <w:lvl w:ilvl="7" w:tplc="1D386B18">
-      <w:numFmt w:val="decimal"/>
-      <w:lvlText w:val=""/>
+    <w:lvl w:ilvl="7" w:tplc="5E9AAC50" w:tentative="1">
+      <w:start w:val="1"/>
+      <w:numFmt w:val="bullet"/>
+      <w:lvlText w:val="●"/>
       <w:lvlJc w:val="left"/>
+      <w:pPr>
+        <w:ind w:left="5760" w:hanging="360"/>
+      </w:pPr>
     </w:lvl>
-    <w:lvl w:ilvl="8" w:tplc="CE146DE0">
-      <w:numFmt w:val="decimal"/>
-      <w:lvlText w:val=""/>
+    <w:lvl w:ilvl="8" w:tplc="0F4AE626" w:tentative="1">
+      <w:start w:val="1"/>
+      <w:numFmt w:val="bullet"/>
+      <w:lvlText w:val="●"/>
       <w:lvlJc w:val="left"/>
+      <w:pPr>
+        <w:ind w:left="6480" w:hanging="360"/>
+      </w:pPr>
     </w:lvl>
   </w:abstractNum>
-  <w:num w:numId="1" w16cid:durableId="1908687953">
-    <w:abstractNumId w:val="0"/>
-    <w:lvlOverride w:ilvl="0">
-      <w:startOverride w:val="1"/>
-    </w:lvlOverride>
-  </w:num>
-  <w:num w:numId="2" w16cid:durableId="235433561">
+  <w:num w:numId="1" w16cid:durableId="1761095236">
     <w:abstractNumId w:val="2"/>
     <w:lvlOverride w:ilvl="0">
       <w:startOverride w:val="1"/>
     </w:lvlOverride>
   </w:num>
-  <w:num w:numId="3" w16cid:durableId="1909682017">
+  <w:num w:numId="2" w16cid:durableId="1049259556">
     <w:abstractNumId w:val="1"/>
+    <w:lvlOverride w:ilvl="0">
+      <w:startOverride w:val="1"/>
+    </w:lvlOverride>
+  </w:num>
+  <w:num w:numId="3" w16cid:durableId="167595720">
+    <w:abstractNumId w:val="0"/>
     <w:lvlOverride w:ilvl="0">
       <w:startOverride w:val="1"/>
     </w:lvlOverride>
